--- a/products-storage/02-dopraboty-bez-poter/01-prikaz-na-dopobem.docx
+++ b/products-storage/02-dopraboty-bez-poter/01-prikaz-na-dopobem.docx
@@ -11,15 +11,6 @@
           <w:b/>
         </w:rPr>
         <w:t>Приказ / письменное указание на дополнительный объём</w:t>
-      </w:r>
-    </w:p>
-    <w:p>
-      <w:r>
-        <w:rPr>
-          <w:i/>
-          <w:color w:val="E85D22"/>
-        </w:rPr>
-        <w:t>Заполните поля в квадратных скобках и удалите подсказки перед отправкой.</w:t>
       </w:r>
     </w:p>
     <w:p>
@@ -86,170 +77,23 @@
         <w:t>Порядок приёмки: [___]</w:t>
       </w:r>
     </w:p>
+    <w:p/>
     <w:p>
-      <w:pPr>
-        <w:pStyle w:val="Heading1"/>
-      </w:pPr>
       <w:r>
-        <w:t>Контроль перед использованием</w:t>
+        <w:t>Дата: [___]</w:t>
       </w:r>
     </w:p>
-    <w:tbl>
-      <w:tblPr>
-        <w:tblW w:type="auto" w:w="0"/>
-        <w:jc w:val="center"/>
-        <w:tblLayout w:type="fixed"/>
-        <w:tblLook w:firstColumn="1" w:firstRow="1" w:lastColumn="0" w:lastRow="0" w:noHBand="0" w:noVBand="1" w:val="04A0"/>
-      </w:tblPr>
-      <w:tblGrid>
-        <w:gridCol w:w="1800"/>
-        <w:gridCol w:w="7560"/>
-      </w:tblGrid>
-      <w:tr>
-        <w:tc>
-          <w:tcPr>
-            <w:tcW w:type="dxa" w:w="4680"/>
-            <w:shd w:fill="E9E5DC"/>
-            <w:vAlign w:val="center"/>
-          </w:tcPr>
-          <w:p>
-            <w:r>
-              <w:t>Статус</w:t>
-            </w:r>
-          </w:p>
-        </w:tc>
-        <w:tc>
-          <w:tcPr>
-            <w:tcW w:type="dxa" w:w="4680"/>
-            <w:shd w:fill="E9E5DC"/>
-            <w:vAlign w:val="center"/>
-          </w:tcPr>
-          <w:p>
-            <w:r>
-              <w:t>Проверка</w:t>
-            </w:r>
-          </w:p>
-        </w:tc>
-      </w:tr>
-      <w:tr>
-        <w:tc>
-          <w:tcPr>
-            <w:tcW w:type="dxa" w:w="1800"/>
-          </w:tcPr>
-          <w:p>
-            <w:r>
-              <w:t>☐</w:t>
-            </w:r>
-          </w:p>
-        </w:tc>
-        <w:tc>
-          <w:tcPr>
-            <w:tcW w:type="dxa" w:w="7560"/>
-          </w:tcPr>
-          <w:p>
-            <w:r>
-              <w:t>Сверено с договором и приложениями</w:t>
-            </w:r>
-          </w:p>
-        </w:tc>
-      </w:tr>
-      <w:tr>
-        <w:tc>
-          <w:tcPr>
-            <w:tcW w:type="dxa" w:w="1800"/>
-          </w:tcPr>
-          <w:p>
-            <w:r>
-              <w:t>☐</w:t>
-            </w:r>
-          </w:p>
-        </w:tc>
-        <w:tc>
-          <w:tcPr>
-            <w:tcW w:type="dxa" w:w="7560"/>
-          </w:tcPr>
-          <w:p>
-            <w:r>
-              <w:t>Проверены полномочия подписанта и адресат</w:t>
-            </w:r>
-          </w:p>
-        </w:tc>
-      </w:tr>
-      <w:tr>
-        <w:tc>
-          <w:tcPr>
-            <w:tcW w:type="dxa" w:w="1800"/>
-          </w:tcPr>
-          <w:p>
-            <w:r>
-              <w:t>☐</w:t>
-            </w:r>
-          </w:p>
-        </w:tc>
-        <w:tc>
-          <w:tcPr>
-            <w:tcW w:type="dxa" w:w="7560"/>
-          </w:tcPr>
-          <w:p>
-            <w:r>
-              <w:t>Приложения названы и приложены</w:t>
-            </w:r>
-          </w:p>
-        </w:tc>
-      </w:tr>
-      <w:tr>
-        <w:tc>
-          <w:tcPr>
-            <w:tcW w:type="dxa" w:w="1800"/>
-          </w:tcPr>
-          <w:p>
-            <w:r>
-              <w:t>☐</w:t>
-            </w:r>
-          </w:p>
-        </w:tc>
-        <w:tc>
-          <w:tcPr>
-            <w:tcW w:type="dxa" w:w="7560"/>
-          </w:tcPr>
-          <w:p>
-            <w:r>
-              <w:t>Зафиксирован доказуемый канал отправки</w:t>
-            </w:r>
-          </w:p>
-        </w:tc>
-      </w:tr>
-      <w:tr>
-        <w:tc>
-          <w:tcPr>
-            <w:tcW w:type="dxa" w:w="1800"/>
-          </w:tcPr>
-          <w:p>
-            <w:r>
-              <w:t>☐</w:t>
-            </w:r>
-          </w:p>
-        </w:tc>
-        <w:tc>
-          <w:tcPr>
-            <w:tcW w:type="dxa" w:w="7560"/>
-          </w:tcPr>
-          <w:p>
-            <w:r>
-              <w:t>Юридически значимые формулировки проверены специалистом под объект</w:t>
-            </w:r>
-          </w:p>
-        </w:tc>
-      </w:tr>
-    </w:tbl>
     <w:p>
       <w:r>
-        <w:t>Важно: шаблон не заменяет анализ договора, проектной документации и обстоятельств конкретного объекта.</w:t>
+        <w:t>Подпись: [___]</w:t>
+      </w:r>
+    </w:p>
+    <w:p>
+      <w:r>
+        <w:t>Расшифровка подписи: [___]</w:t>
       </w:r>
     </w:p>
     <w:sectPr>
-      <w:headerReference w:type="default" r:id="rId9"/>
-      <w:footerReference w:type="default" r:id="rId10"/>
       <w:pgSz w:w="12240" w:h="15840"/>
       <w:pgMar w:top="1440" w:right="1440" w:bottom="1440" w:left="1440" w:header="708" w:footer="708" w:gutter="0"/>
       <w:cols w:space="720"/>
@@ -257,43 +101,6 @@
     </w:sectPr>
   </w:body>
 </w:document>
-</file>
-
-<file path=word/footer1.xml><?xml version="1.0" encoding="utf-8"?>
-<w:ftr xmlns:m="http://schemas.openxmlformats.org/officeDocument/2006/math" xmlns:mc="http://schemas.openxmlformats.org/markup-compatibility/2006" xmlns:mo="http://schemas.microsoft.com/office/mac/office/2008/main" xmlns:mv="urn:schemas-microsoft-com:mac:vml" xmlns:o="urn:schemas-microsoft-com:office:office" xmlns:r="http://schemas.openxmlformats.org/officeDocument/2006/relationships" xmlns:v="urn:schemas-microsoft-com:vml" xmlns:w10="urn:schemas-microsoft-com:office:word" xmlns:w14="http://schemas.microsoft.com/office/word/2010/wordml" xmlns:w="http://schemas.openxmlformats.org/wordprocessingml/2006/main" xmlns:wne="http://schemas.microsoft.com/office/word/2006/wordml" xmlns:wp14="http://schemas.microsoft.com/office/word/2010/wordprocessingDrawing" xmlns:wp="http://schemas.openxmlformats.org/drawingml/2006/wordprocessingDrawing" xmlns:wpc="http://schemas.microsoft.com/office/word/2010/wordprocessingCanvas" xmlns:wpg="http://schemas.microsoft.com/office/word/2010/wordprocessingGroup" xmlns:wpi="http://schemas.microsoft.com/office/word/2010/wordprocessingInk" xmlns:wps="http://schemas.microsoft.com/office/word/2010/wordprocessingShape" mc:Ignorable="w14 wp14">
-  <w:p>
-    <w:pPr>
-      <w:pStyle w:val="Footer"/>
-      <w:jc w:val="center"/>
-    </w:pPr>
-    <w:r>
-      <w:rPr>
-        <w:rFonts w:ascii="Arial" w:hAnsi="Arial"/>
-        <w:color w:val="787878"/>
-        <w:sz w:val="16"/>
-      </w:rPr>
-      <w:t>Приказ / письменное указание на дополнительный объём  •  версия 21.07.2026  •  marzhavbetone.ru</w:t>
-    </w:r>
-  </w:p>
-</w:ftr>
-</file>
-
-<file path=word/header1.xml><?xml version="1.0" encoding="utf-8"?>
-<w:hdr xmlns:m="http://schemas.openxmlformats.org/officeDocument/2006/math" xmlns:mc="http://schemas.openxmlformats.org/markup-compatibility/2006" xmlns:mo="http://schemas.microsoft.com/office/mac/office/2008/main" xmlns:mv="urn:schemas-microsoft-com:mac:vml" xmlns:o="urn:schemas-microsoft-com:office:office" xmlns:r="http://schemas.openxmlformats.org/officeDocument/2006/relationships" xmlns:v="urn:schemas-microsoft-com:vml" xmlns:w10="urn:schemas-microsoft-com:office:word" xmlns:w14="http://schemas.microsoft.com/office/word/2010/wordml" xmlns:w="http://schemas.openxmlformats.org/wordprocessingml/2006/main" xmlns:wne="http://schemas.microsoft.com/office/word/2006/wordml" xmlns:wp14="http://schemas.microsoft.com/office/word/2010/wordprocessingDrawing" xmlns:wp="http://schemas.openxmlformats.org/drawingml/2006/wordprocessingDrawing" xmlns:wpc="http://schemas.microsoft.com/office/word/2010/wordprocessingCanvas" xmlns:wpg="http://schemas.microsoft.com/office/word/2010/wordprocessingGroup" xmlns:wpi="http://schemas.microsoft.com/office/word/2010/wordprocessingInk" xmlns:wps="http://schemas.microsoft.com/office/word/2010/wordprocessingShape" mc:Ignorable="w14 wp14">
-  <w:p>
-    <w:pPr>
-      <w:pStyle w:val="Header"/>
-    </w:pPr>
-    <w:r>
-      <w:rPr>
-        <w:rFonts w:ascii="Arial" w:hAnsi="Arial"/>
-        <w:color w:val="646464"/>
-        <w:sz w:val="16"/>
-      </w:rPr>
-      <w:t>МАРЖА В БЕТОНЕ  /  РАБОЧИЙ ШАБЛОН</w:t>
-    </w:r>
-  </w:p>
-</w:hdr>
 </file>
 
 <file path=word/numbering.xml><?xml version="1.0" encoding="utf-8"?>

--- a/products-storage/02-dopraboty-bez-poter/01-prikaz-na-dopobem.docx
+++ b/products-storage/02-dopraboty-bez-poter/01-prikaz-na-dopobem.docx
@@ -5,97 +5,1455 @@
     <w:p>
       <w:pPr>
         <w:pStyle w:val="Title"/>
+        <w:jc w:val="left"/>
       </w:pPr>
       <w:r>
-        <w:rPr>
-          <w:b/>
-        </w:rPr>
-        <w:t>Приказ / письменное указание на дополнительный объём</w:t>
+        <w:t>Письменное поручение на дополнительные работы</w:t>
+      </w:r>
+    </w:p>
+    <w:p>
+      <w:r>
+        <w:t>Укажите только работы за пределами исходного объёма. Поручение и согласование условий оформляются уполномоченными представителями сторон с привязкой к договору и приложениям.</w:t>
       </w:r>
     </w:p>
     <w:p>
       <w:pPr>
         <w:pStyle w:val="Heading1"/>
+        <w:keepNext/>
+        <w:pageBreakBefore w:val="0"/>
       </w:pPr>
       <w:r>
-        <w:t>Поручение</w:t>
+        <w:t>Реквизиты</w:t>
       </w:r>
     </w:p>
+    <w:tbl>
+      <w:tblPr>
+        <w:tblStyle w:val="TableGrid"/>
+        <w:tblW w:type="auto" w:w="0"/>
+        <w:jc w:val="center"/>
+        <w:tblLayout w:type="fixed"/>
+        <w:tblLook w:firstColumn="1" w:firstRow="1" w:lastColumn="0" w:lastRow="0" w:noHBand="0" w:noVBand="1" w:val="04A0"/>
+      </w:tblPr>
+      <w:tblGrid>
+        <w:gridCol w:w="2268"/>
+        <w:gridCol w:w="7427"/>
+      </w:tblGrid>
+      <w:tr>
+        <w:trPr>
+          <w:cantSplit/>
+        </w:trPr>
+        <w:tc>
+          <w:tcPr>
+            <w:tcW w:type="dxa" w:w="2268"/>
+            <w:vAlign w:val="center"/>
+            <w:shd w:fill="F3F0E8"/>
+          </w:tcPr>
+          <w:p>
+            <w:pPr>
+              <w:spacing w:after="0"/>
+            </w:pPr>
+            <w:r/>
+            <w:r>
+              <w:rPr>
+                <w:b/>
+                <w:color w:val="262F37"/>
+                <w:sz w:val="18"/>
+              </w:rPr>
+              <w:t>Документ</w:t>
+            </w:r>
+          </w:p>
+        </w:tc>
+        <w:tc>
+          <w:tcPr>
+            <w:tcW w:type="dxa" w:w="7427"/>
+            <w:vAlign w:val="center"/>
+          </w:tcPr>
+          <w:p>
+            <w:pPr>
+              <w:spacing w:after="0"/>
+            </w:pPr>
+            <w:r/>
+            <w:r>
+              <w:rPr>
+                <w:b w:val="0"/>
+                <w:color w:val="262F37"/>
+                <w:sz w:val="18"/>
+              </w:rPr>
+              <w:t>Поручение № [___] от [___]; место [___]</w:t>
+            </w:r>
+          </w:p>
+        </w:tc>
+      </w:tr>
+      <w:tr>
+        <w:trPr>
+          <w:cantSplit/>
+        </w:trPr>
+        <w:tc>
+          <w:tcPr>
+            <w:tcW w:type="dxa" w:w="2268"/>
+            <w:vAlign w:val="center"/>
+            <w:shd w:fill="F3F0E8"/>
+          </w:tcPr>
+          <w:p>
+            <w:pPr>
+              <w:spacing w:after="0"/>
+            </w:pPr>
+            <w:r/>
+            <w:r>
+              <w:rPr>
+                <w:b/>
+                <w:color w:val="262F37"/>
+                <w:sz w:val="18"/>
+              </w:rPr>
+              <w:t>Договор</w:t>
+            </w:r>
+          </w:p>
+        </w:tc>
+        <w:tc>
+          <w:tcPr>
+            <w:tcW w:type="dxa" w:w="7427"/>
+            <w:vAlign w:val="center"/>
+          </w:tcPr>
+          <w:p>
+            <w:pPr>
+              <w:spacing w:after="0"/>
+            </w:pPr>
+            <w:r/>
+            <w:r>
+              <w:rPr>
+                <w:b w:val="0"/>
+                <w:color w:val="262F37"/>
+                <w:sz w:val="18"/>
+              </w:rPr>
+              <w:t>Договор подряда № [___] от [___]; исходное приложение / смета [___]</w:t>
+            </w:r>
+          </w:p>
+        </w:tc>
+      </w:tr>
+      <w:tr>
+        <w:trPr>
+          <w:cantSplit/>
+        </w:trPr>
+        <w:tc>
+          <w:tcPr>
+            <w:tcW w:type="dxa" w:w="2268"/>
+            <w:vAlign w:val="center"/>
+            <w:shd w:fill="F3F0E8"/>
+          </w:tcPr>
+          <w:p>
+            <w:pPr>
+              <w:spacing w:after="0"/>
+            </w:pPr>
+            <w:r/>
+            <w:r>
+              <w:rPr>
+                <w:b/>
+                <w:color w:val="262F37"/>
+                <w:sz w:val="18"/>
+              </w:rPr>
+              <w:t>Объект</w:t>
+            </w:r>
+          </w:p>
+        </w:tc>
+        <w:tc>
+          <w:tcPr>
+            <w:tcW w:type="dxa" w:w="7427"/>
+            <w:vAlign w:val="center"/>
+          </w:tcPr>
+          <w:p>
+            <w:pPr>
+              <w:spacing w:after="0"/>
+            </w:pPr>
+            <w:r/>
+            <w:r>
+              <w:rPr>
+                <w:b w:val="0"/>
+                <w:color w:val="262F37"/>
+                <w:sz w:val="18"/>
+              </w:rPr>
+              <w:t>Наименование, адрес, участок или захватка [___]</w:t>
+            </w:r>
+          </w:p>
+        </w:tc>
+      </w:tr>
+      <w:tr>
+        <w:trPr>
+          <w:cantSplit/>
+        </w:trPr>
+        <w:tc>
+          <w:tcPr>
+            <w:tcW w:type="dxa" w:w="2268"/>
+            <w:vAlign w:val="center"/>
+            <w:shd w:fill="F3F0E8"/>
+          </w:tcPr>
+          <w:p>
+            <w:pPr>
+              <w:spacing w:after="0"/>
+            </w:pPr>
+            <w:r/>
+            <w:r>
+              <w:rPr>
+                <w:b/>
+                <w:color w:val="262F37"/>
+                <w:sz w:val="18"/>
+              </w:rPr>
+              <w:t>Подрядчик</w:t>
+            </w:r>
+          </w:p>
+        </w:tc>
+        <w:tc>
+          <w:tcPr>
+            <w:tcW w:type="dxa" w:w="7427"/>
+            <w:vAlign w:val="center"/>
+          </w:tcPr>
+          <w:p>
+            <w:pPr>
+              <w:spacing w:after="0"/>
+            </w:pPr>
+            <w:r/>
+            <w:r>
+              <w:rPr>
+                <w:b w:val="0"/>
+                <w:color w:val="262F37"/>
+                <w:sz w:val="18"/>
+              </w:rPr>
+              <w:t>Полное наименование, ИНН, адрес [___]</w:t>
+            </w:r>
+          </w:p>
+        </w:tc>
+      </w:tr>
+      <w:tr>
+        <w:trPr>
+          <w:cantSplit/>
+        </w:trPr>
+        <w:tc>
+          <w:tcPr>
+            <w:tcW w:type="dxa" w:w="2268"/>
+            <w:vAlign w:val="center"/>
+            <w:shd w:fill="F3F0E8"/>
+          </w:tcPr>
+          <w:p>
+            <w:pPr>
+              <w:spacing w:after="0"/>
+            </w:pPr>
+            <w:r/>
+            <w:r>
+              <w:rPr>
+                <w:b/>
+                <w:color w:val="262F37"/>
+                <w:sz w:val="18"/>
+              </w:rPr>
+              <w:t>Заказчик</w:t>
+            </w:r>
+          </w:p>
+        </w:tc>
+        <w:tc>
+          <w:tcPr>
+            <w:tcW w:type="dxa" w:w="7427"/>
+            <w:vAlign w:val="center"/>
+          </w:tcPr>
+          <w:p>
+            <w:pPr>
+              <w:spacing w:after="0"/>
+            </w:pPr>
+            <w:r/>
+            <w:r>
+              <w:rPr>
+                <w:b w:val="0"/>
+                <w:color w:val="262F37"/>
+                <w:sz w:val="18"/>
+              </w:rPr>
+              <w:t>Полное наименование, ИНН, адрес [___]</w:t>
+            </w:r>
+          </w:p>
+        </w:tc>
+      </w:tr>
+    </w:tbl>
     <w:p>
       <w:pPr>
-        <w:pStyle w:val="ListBullet"/>
+        <w:pStyle w:val="Heading1"/>
+        <w:keepNext/>
+        <w:pageBreakBefore w:val="0"/>
       </w:pPr>
       <w:r>
-        <w:t>Уполномоченное лицо поручает выполнить: [___]</w:t>
+        <w:t>Инициатор и основание</w:t>
       </w:r>
     </w:p>
+    <w:tbl>
+      <w:tblPr>
+        <w:tblStyle w:val="TableGrid"/>
+        <w:tblW w:type="auto" w:w="0"/>
+        <w:jc w:val="center"/>
+        <w:tblLayout w:type="fixed"/>
+        <w:tblLook w:firstColumn="1" w:firstRow="1" w:lastColumn="0" w:lastRow="0" w:noHBand="0" w:noVBand="1" w:val="04A0"/>
+      </w:tblPr>
+      <w:tblGrid>
+        <w:gridCol w:w="2268"/>
+        <w:gridCol w:w="7427"/>
+      </w:tblGrid>
+      <w:tr>
+        <w:trPr>
+          <w:cantSplit/>
+        </w:trPr>
+        <w:tc>
+          <w:tcPr>
+            <w:tcW w:type="dxa" w:w="2268"/>
+            <w:vAlign w:val="center"/>
+            <w:shd w:fill="F3F0E8"/>
+          </w:tcPr>
+          <w:p>
+            <w:pPr>
+              <w:spacing w:after="0"/>
+            </w:pPr>
+            <w:r/>
+            <w:r>
+              <w:rPr>
+                <w:b/>
+                <w:color w:val="262F37"/>
+                <w:sz w:val="18"/>
+              </w:rPr>
+              <w:t>Инициатор</w:t>
+            </w:r>
+          </w:p>
+        </w:tc>
+        <w:tc>
+          <w:tcPr>
+            <w:tcW w:type="dxa" w:w="7427"/>
+            <w:vAlign w:val="center"/>
+          </w:tcPr>
+          <w:p>
+            <w:pPr>
+              <w:spacing w:after="0"/>
+            </w:pPr>
+            <w:r/>
+            <w:r>
+              <w:rPr>
+                <w:b w:val="0"/>
+                <w:color w:val="262F37"/>
+                <w:sz w:val="18"/>
+              </w:rPr>
+              <w:t>Ф. И. О., должность, организация, документ о полномочиях [___]</w:t>
+            </w:r>
+          </w:p>
+        </w:tc>
+      </w:tr>
+      <w:tr>
+        <w:trPr>
+          <w:cantSplit/>
+        </w:trPr>
+        <w:tc>
+          <w:tcPr>
+            <w:tcW w:type="dxa" w:w="2268"/>
+            <w:vAlign w:val="center"/>
+            <w:shd w:fill="F3F0E8"/>
+          </w:tcPr>
+          <w:p>
+            <w:pPr>
+              <w:spacing w:after="0"/>
+            </w:pPr>
+            <w:r/>
+            <w:r>
+              <w:rPr>
+                <w:b/>
+                <w:color w:val="262F37"/>
+                <w:sz w:val="18"/>
+              </w:rPr>
+              <w:t>Основание</w:t>
+            </w:r>
+          </w:p>
+        </w:tc>
+        <w:tc>
+          <w:tcPr>
+            <w:tcW w:type="dxa" w:w="7427"/>
+            <w:vAlign w:val="center"/>
+          </w:tcPr>
+          <w:p>
+            <w:pPr>
+              <w:spacing w:after="0"/>
+            </w:pPr>
+            <w:r/>
+            <w:r>
+              <w:rPr>
+                <w:b w:val="0"/>
+                <w:color w:val="262F37"/>
+                <w:sz w:val="18"/>
+              </w:rPr>
+              <w:t>Письмо / указание / протокол № [___] от [___]; изменяемый чертёж или ведомость [___]</w:t>
+            </w:r>
+          </w:p>
+        </w:tc>
+      </w:tr>
+      <w:tr>
+        <w:trPr>
+          <w:cantSplit/>
+        </w:trPr>
+        <w:tc>
+          <w:tcPr>
+            <w:tcW w:type="dxa" w:w="2268"/>
+            <w:vAlign w:val="center"/>
+            <w:shd w:fill="F3F0E8"/>
+          </w:tcPr>
+          <w:p>
+            <w:pPr>
+              <w:spacing w:after="0"/>
+            </w:pPr>
+            <w:r/>
+            <w:r>
+              <w:rPr>
+                <w:b/>
+                <w:color w:val="262F37"/>
+                <w:sz w:val="18"/>
+              </w:rPr>
+              <w:t>Отличие</w:t>
+            </w:r>
+          </w:p>
+        </w:tc>
+        <w:tc>
+          <w:tcPr>
+            <w:tcW w:type="dxa" w:w="7427"/>
+            <w:vAlign w:val="center"/>
+          </w:tcPr>
+          <w:p>
+            <w:pPr>
+              <w:spacing w:after="0"/>
+            </w:pPr>
+            <w:r/>
+            <w:r>
+              <w:rPr>
+                <w:b w:val="0"/>
+                <w:color w:val="262F37"/>
+                <w:sz w:val="18"/>
+              </w:rPr>
+              <w:t>Что отсутствует в договорном объёме и почему требуется отдельно [___]</w:t>
+            </w:r>
+          </w:p>
+        </w:tc>
+      </w:tr>
+    </w:tbl>
     <w:p>
       <w:pPr>
-        <w:pStyle w:val="ListBullet"/>
+        <w:pStyle w:val="Heading1"/>
+        <w:keepNext/>
+        <w:pageBreakBefore w:val="0"/>
       </w:pPr>
       <w:r>
-        <w:t>Объект, участок и границы: [___]</w:t>
+        <w:t>Состав поручения</w:t>
+      </w:r>
+    </w:p>
+    <w:tbl>
+      <w:tblPr>
+        <w:tblStyle w:val="TableGrid"/>
+        <w:tblW w:type="auto" w:w="0"/>
+        <w:tblLayout w:type="fixed"/>
+        <w:tblLook w:firstColumn="1" w:firstRow="1" w:lastColumn="0" w:lastRow="0" w:noHBand="0" w:noVBand="1" w:val="04A0"/>
+      </w:tblPr>
+      <w:tblGrid>
+        <w:gridCol w:w="1973"/>
+        <w:gridCol w:w="1973"/>
+        <w:gridCol w:w="1973"/>
+        <w:gridCol w:w="1973"/>
+        <w:gridCol w:w="1973"/>
+      </w:tblGrid>
+      <w:tr>
+        <w:trPr>
+          <w:cantSplit/>
+        </w:trPr>
+        <w:tc>
+          <w:tcPr>
+            <w:tcW w:type="dxa" w:w="1973"/>
+            <w:vAlign w:val="center"/>
+            <w:shd w:fill="F3F0E8"/>
+          </w:tcPr>
+          <w:p>
+            <w:pPr>
+              <w:spacing w:after="0"/>
+            </w:pPr>
+            <w:r/>
+            <w:r>
+              <w:rPr>
+                <w:b/>
+                <w:color w:val="262F37"/>
+                <w:sz w:val="18"/>
+              </w:rPr>
+              <w:t>№</w:t>
+            </w:r>
+          </w:p>
+        </w:tc>
+        <w:tc>
+          <w:tcPr>
+            <w:tcW w:type="dxa" w:w="1973"/>
+            <w:vAlign w:val="center"/>
+            <w:shd w:fill="F3F0E8"/>
+          </w:tcPr>
+          <w:p>
+            <w:pPr>
+              <w:spacing w:after="0"/>
+            </w:pPr>
+            <w:r/>
+            <w:r>
+              <w:rPr>
+                <w:b/>
+                <w:color w:val="262F37"/>
+                <w:sz w:val="18"/>
+              </w:rPr>
+              <w:t>Работа и точное место</w:t>
+            </w:r>
+          </w:p>
+        </w:tc>
+        <w:tc>
+          <w:tcPr>
+            <w:tcW w:type="dxa" w:w="1973"/>
+            <w:vAlign w:val="center"/>
+            <w:shd w:fill="F3F0E8"/>
+          </w:tcPr>
+          <w:p>
+            <w:pPr>
+              <w:spacing w:after="0"/>
+            </w:pPr>
+            <w:r/>
+            <w:r>
+              <w:rPr>
+                <w:b/>
+                <w:color w:val="262F37"/>
+                <w:sz w:val="18"/>
+              </w:rPr>
+              <w:t>Доп. объём и ед.</w:t>
+            </w:r>
+          </w:p>
+        </w:tc>
+        <w:tc>
+          <w:tcPr>
+            <w:tcW w:type="dxa" w:w="1973"/>
+            <w:vAlign w:val="center"/>
+            <w:shd w:fill="F3F0E8"/>
+          </w:tcPr>
+          <w:p>
+            <w:pPr>
+              <w:spacing w:after="0"/>
+            </w:pPr>
+            <w:r/>
+            <w:r>
+              <w:rPr>
+                <w:b/>
+                <w:color w:val="262F37"/>
+                <w:sz w:val="18"/>
+              </w:rPr>
+              <w:t>Исходный документ</w:t>
+            </w:r>
+          </w:p>
+        </w:tc>
+        <w:tc>
+          <w:tcPr>
+            <w:tcW w:type="dxa" w:w="1973"/>
+            <w:vAlign w:val="center"/>
+            <w:shd w:fill="F3F0E8"/>
+          </w:tcPr>
+          <w:p>
+            <w:pPr>
+              <w:spacing w:after="0"/>
+            </w:pPr>
+            <w:r/>
+            <w:r>
+              <w:rPr>
+                <w:b/>
+                <w:color w:val="262F37"/>
+                <w:sz w:val="18"/>
+              </w:rPr>
+              <w:t>Подтверждение</w:t>
+            </w:r>
+          </w:p>
+        </w:tc>
+      </w:tr>
+      <w:tr>
+        <w:trPr>
+          <w:cantSplit/>
+        </w:trPr>
+        <w:tc>
+          <w:tcPr>
+            <w:tcW w:type="dxa" w:w="1973"/>
+            <w:vAlign w:val="center"/>
+          </w:tcPr>
+          <w:p>
+            <w:pPr>
+              <w:spacing w:after="0"/>
+            </w:pPr>
+            <w:r/>
+            <w:r>
+              <w:rPr>
+                <w:b w:val="0"/>
+                <w:color w:val="262F37"/>
+                <w:sz w:val="18"/>
+              </w:rPr>
+              <w:t>1</w:t>
+            </w:r>
+          </w:p>
+        </w:tc>
+        <w:tc>
+          <w:tcPr>
+            <w:tcW w:type="dxa" w:w="1973"/>
+            <w:vAlign w:val="center"/>
+          </w:tcPr>
+          <w:p>
+            <w:pPr>
+              <w:spacing w:after="0"/>
+            </w:pPr>
+            <w:r/>
+            <w:r>
+              <w:rPr>
+                <w:b w:val="0"/>
+                <w:color w:val="262F37"/>
+                <w:sz w:val="18"/>
+              </w:rPr>
+              <w:t>[___]</w:t>
+            </w:r>
+          </w:p>
+        </w:tc>
+        <w:tc>
+          <w:tcPr>
+            <w:tcW w:type="dxa" w:w="1973"/>
+            <w:vAlign w:val="center"/>
+          </w:tcPr>
+          <w:p>
+            <w:pPr>
+              <w:spacing w:after="0"/>
+            </w:pPr>
+            <w:r/>
+            <w:r>
+              <w:rPr>
+                <w:b w:val="0"/>
+                <w:color w:val="262F37"/>
+                <w:sz w:val="18"/>
+              </w:rPr>
+              <w:t>[___]</w:t>
+            </w:r>
+          </w:p>
+        </w:tc>
+        <w:tc>
+          <w:tcPr>
+            <w:tcW w:type="dxa" w:w="1973"/>
+            <w:vAlign w:val="center"/>
+          </w:tcPr>
+          <w:p>
+            <w:pPr>
+              <w:spacing w:after="0"/>
+            </w:pPr>
+            <w:r/>
+            <w:r>
+              <w:rPr>
+                <w:b w:val="0"/>
+                <w:color w:val="262F37"/>
+                <w:sz w:val="18"/>
+              </w:rPr>
+              <w:t>[___]</w:t>
+            </w:r>
+          </w:p>
+        </w:tc>
+        <w:tc>
+          <w:tcPr>
+            <w:tcW w:type="dxa" w:w="1973"/>
+            <w:vAlign w:val="center"/>
+          </w:tcPr>
+          <w:p>
+            <w:pPr>
+              <w:spacing w:after="0"/>
+            </w:pPr>
+            <w:r/>
+            <w:r>
+              <w:rPr>
+                <w:b w:val="0"/>
+                <w:color w:val="262F37"/>
+                <w:sz w:val="18"/>
+              </w:rPr>
+              <w:t>[___]</w:t>
+            </w:r>
+          </w:p>
+        </w:tc>
+      </w:tr>
+      <w:tr>
+        <w:trPr>
+          <w:cantSplit/>
+        </w:trPr>
+        <w:tc>
+          <w:tcPr>
+            <w:tcW w:type="dxa" w:w="1973"/>
+            <w:vAlign w:val="center"/>
+          </w:tcPr>
+          <w:p>
+            <w:pPr>
+              <w:spacing w:after="0"/>
+            </w:pPr>
+            <w:r/>
+            <w:r>
+              <w:rPr>
+                <w:b w:val="0"/>
+                <w:color w:val="262F37"/>
+                <w:sz w:val="18"/>
+              </w:rPr>
+              <w:t>2</w:t>
+            </w:r>
+          </w:p>
+        </w:tc>
+        <w:tc>
+          <w:tcPr>
+            <w:tcW w:type="dxa" w:w="1973"/>
+            <w:vAlign w:val="center"/>
+          </w:tcPr>
+          <w:p>
+            <w:pPr>
+              <w:spacing w:after="0"/>
+            </w:pPr>
+            <w:r/>
+            <w:r>
+              <w:rPr>
+                <w:b w:val="0"/>
+                <w:color w:val="262F37"/>
+                <w:sz w:val="18"/>
+              </w:rPr>
+              <w:t>[___]</w:t>
+            </w:r>
+          </w:p>
+        </w:tc>
+        <w:tc>
+          <w:tcPr>
+            <w:tcW w:type="dxa" w:w="1973"/>
+            <w:vAlign w:val="center"/>
+          </w:tcPr>
+          <w:p>
+            <w:pPr>
+              <w:spacing w:after="0"/>
+            </w:pPr>
+            <w:r/>
+            <w:r>
+              <w:rPr>
+                <w:b w:val="0"/>
+                <w:color w:val="262F37"/>
+                <w:sz w:val="18"/>
+              </w:rPr>
+              <w:t>[___]</w:t>
+            </w:r>
+          </w:p>
+        </w:tc>
+        <w:tc>
+          <w:tcPr>
+            <w:tcW w:type="dxa" w:w="1973"/>
+            <w:vAlign w:val="center"/>
+          </w:tcPr>
+          <w:p>
+            <w:pPr>
+              <w:spacing w:after="0"/>
+            </w:pPr>
+            <w:r/>
+            <w:r>
+              <w:rPr>
+                <w:b w:val="0"/>
+                <w:color w:val="262F37"/>
+                <w:sz w:val="18"/>
+              </w:rPr>
+              <w:t>[___]</w:t>
+            </w:r>
+          </w:p>
+        </w:tc>
+        <w:tc>
+          <w:tcPr>
+            <w:tcW w:type="dxa" w:w="1973"/>
+            <w:vAlign w:val="center"/>
+          </w:tcPr>
+          <w:p>
+            <w:pPr>
+              <w:spacing w:after="0"/>
+            </w:pPr>
+            <w:r/>
+            <w:r>
+              <w:rPr>
+                <w:b w:val="0"/>
+                <w:color w:val="262F37"/>
+                <w:sz w:val="18"/>
+              </w:rPr>
+              <w:t>[___]</w:t>
+            </w:r>
+          </w:p>
+        </w:tc>
+      </w:tr>
+      <w:tr>
+        <w:trPr>
+          <w:cantSplit/>
+        </w:trPr>
+        <w:tc>
+          <w:tcPr>
+            <w:tcW w:type="dxa" w:w="1973"/>
+            <w:vAlign w:val="center"/>
+          </w:tcPr>
+          <w:p>
+            <w:pPr>
+              <w:spacing w:after="0"/>
+            </w:pPr>
+            <w:r/>
+            <w:r>
+              <w:rPr>
+                <w:b w:val="0"/>
+                <w:color w:val="262F37"/>
+                <w:sz w:val="18"/>
+              </w:rPr>
+              <w:t>3</w:t>
+            </w:r>
+          </w:p>
+        </w:tc>
+        <w:tc>
+          <w:tcPr>
+            <w:tcW w:type="dxa" w:w="1973"/>
+            <w:vAlign w:val="center"/>
+          </w:tcPr>
+          <w:p>
+            <w:pPr>
+              <w:spacing w:after="0"/>
+            </w:pPr>
+            <w:r/>
+            <w:r>
+              <w:rPr>
+                <w:b w:val="0"/>
+                <w:color w:val="262F37"/>
+                <w:sz w:val="18"/>
+              </w:rPr>
+              <w:t>[___]</w:t>
+            </w:r>
+          </w:p>
+        </w:tc>
+        <w:tc>
+          <w:tcPr>
+            <w:tcW w:type="dxa" w:w="1973"/>
+            <w:vAlign w:val="center"/>
+          </w:tcPr>
+          <w:p>
+            <w:pPr>
+              <w:spacing w:after="0"/>
+            </w:pPr>
+            <w:r/>
+            <w:r>
+              <w:rPr>
+                <w:b w:val="0"/>
+                <w:color w:val="262F37"/>
+                <w:sz w:val="18"/>
+              </w:rPr>
+              <w:t>[___]</w:t>
+            </w:r>
+          </w:p>
+        </w:tc>
+        <w:tc>
+          <w:tcPr>
+            <w:tcW w:type="dxa" w:w="1973"/>
+            <w:vAlign w:val="center"/>
+          </w:tcPr>
+          <w:p>
+            <w:pPr>
+              <w:spacing w:after="0"/>
+            </w:pPr>
+            <w:r/>
+            <w:r>
+              <w:rPr>
+                <w:b w:val="0"/>
+                <w:color w:val="262F37"/>
+                <w:sz w:val="18"/>
+              </w:rPr>
+              <w:t>[___]</w:t>
+            </w:r>
+          </w:p>
+        </w:tc>
+        <w:tc>
+          <w:tcPr>
+            <w:tcW w:type="dxa" w:w="1973"/>
+            <w:vAlign w:val="center"/>
+          </w:tcPr>
+          <w:p>
+            <w:pPr>
+              <w:spacing w:after="0"/>
+            </w:pPr>
+            <w:r/>
+            <w:r>
+              <w:rPr>
+                <w:b w:val="0"/>
+                <w:color w:val="262F37"/>
+                <w:sz w:val="18"/>
+              </w:rPr>
+              <w:t>[___]</w:t>
+            </w:r>
+          </w:p>
+        </w:tc>
+      </w:tr>
+    </w:tbl>
+    <w:p>
+      <w:r>
+        <w:t>Позиции и границы также зафиксированы в форме 02 № [___] от [___]. При необходимости приложите схему с отметкой зоны и измеряемых объёмов.</w:t>
       </w:r>
     </w:p>
     <w:p>
       <w:pPr>
         <w:pStyle w:val="Heading1"/>
+        <w:keepNext/>
+        <w:pageBreakBefore w:val="0"/>
       </w:pPr>
       <w:r>
-        <w:t>Условия</w:t>
+        <w:t>Условия и приложения</w:t>
+      </w:r>
+    </w:p>
+    <w:tbl>
+      <w:tblPr>
+        <w:tblStyle w:val="TableGrid"/>
+        <w:tblW w:type="auto" w:w="0"/>
+        <w:jc w:val="center"/>
+        <w:tblLayout w:type="fixed"/>
+        <w:tblLook w:firstColumn="1" w:firstRow="1" w:lastColumn="0" w:lastRow="0" w:noHBand="0" w:noVBand="1" w:val="04A0"/>
+      </w:tblPr>
+      <w:tblGrid>
+        <w:gridCol w:w="2268"/>
+        <w:gridCol w:w="7427"/>
+      </w:tblGrid>
+      <w:tr>
+        <w:trPr>
+          <w:cantSplit/>
+        </w:trPr>
+        <w:tc>
+          <w:tcPr>
+            <w:tcW w:type="dxa" w:w="2268"/>
+            <w:vAlign w:val="center"/>
+            <w:shd w:fill="F3F0E8"/>
+          </w:tcPr>
+          <w:p>
+            <w:pPr>
+              <w:spacing w:after="0"/>
+            </w:pPr>
+            <w:r/>
+            <w:r>
+              <w:rPr>
+                <w:b/>
+                <w:color w:val="262F37"/>
+                <w:sz w:val="18"/>
+              </w:rPr>
+              <w:t>Начало</w:t>
+            </w:r>
+          </w:p>
+        </w:tc>
+        <w:tc>
+          <w:tcPr>
+            <w:tcW w:type="dxa" w:w="7427"/>
+            <w:vAlign w:val="center"/>
+          </w:tcPr>
+          <w:p>
+            <w:pPr>
+              <w:spacing w:after="0"/>
+            </w:pPr>
+            <w:r/>
+            <w:r>
+              <w:rPr>
+                <w:b w:val="0"/>
+                <w:color w:val="262F37"/>
+                <w:sz w:val="18"/>
+              </w:rPr>
+              <w:t>Планируемая дата [___]; условие начала по договору / соглашению [___]</w:t>
+            </w:r>
+          </w:p>
+        </w:tc>
+      </w:tr>
+      <w:tr>
+        <w:trPr>
+          <w:cantSplit/>
+        </w:trPr>
+        <w:tc>
+          <w:tcPr>
+            <w:tcW w:type="dxa" w:w="2268"/>
+            <w:vAlign w:val="center"/>
+            <w:shd w:fill="F3F0E8"/>
+          </w:tcPr>
+          <w:p>
+            <w:pPr>
+              <w:spacing w:after="0"/>
+            </w:pPr>
+            <w:r/>
+            <w:r>
+              <w:rPr>
+                <w:b/>
+                <w:color w:val="262F37"/>
+                <w:sz w:val="18"/>
+              </w:rPr>
+              <w:t>Стоимость</w:t>
+            </w:r>
+          </w:p>
+        </w:tc>
+        <w:tc>
+          <w:tcPr>
+            <w:tcW w:type="dxa" w:w="7427"/>
+            <w:vAlign w:val="center"/>
+          </w:tcPr>
+          <w:p>
+            <w:pPr>
+              <w:spacing w:after="0"/>
+            </w:pPr>
+            <w:r/>
+            <w:r>
+              <w:rPr>
+                <w:b w:val="0"/>
+                <w:color w:val="262F37"/>
+                <w:sz w:val="18"/>
+              </w:rPr>
+              <w:t>Расчёт 07 № [___] от [___]; соглашение 11 № [___] от [___]</w:t>
+            </w:r>
+          </w:p>
+        </w:tc>
+      </w:tr>
+      <w:tr>
+        <w:trPr>
+          <w:cantSplit/>
+        </w:trPr>
+        <w:tc>
+          <w:tcPr>
+            <w:tcW w:type="dxa" w:w="2268"/>
+            <w:vAlign w:val="center"/>
+            <w:shd w:fill="F3F0E8"/>
+          </w:tcPr>
+          <w:p>
+            <w:pPr>
+              <w:spacing w:after="0"/>
+            </w:pPr>
+            <w:r/>
+            <w:r>
+              <w:rPr>
+                <w:b/>
+                <w:color w:val="262F37"/>
+                <w:sz w:val="18"/>
+              </w:rPr>
+              <w:t>Срок</w:t>
+            </w:r>
+          </w:p>
+        </w:tc>
+        <w:tc>
+          <w:tcPr>
+            <w:tcW w:type="dxa" w:w="7427"/>
+            <w:vAlign w:val="center"/>
+          </w:tcPr>
+          <w:p>
+            <w:pPr>
+              <w:spacing w:after="0"/>
+            </w:pPr>
+            <w:r/>
+            <w:r>
+              <w:rPr>
+                <w:b w:val="0"/>
+                <w:color w:val="262F37"/>
+                <w:sz w:val="18"/>
+              </w:rPr>
+              <w:t>Влияние на этапы [___]; обоснование 05 № [___]; соглашение 12 № [___]</w:t>
+            </w:r>
+          </w:p>
+        </w:tc>
+      </w:tr>
+      <w:tr>
+        <w:trPr>
+          <w:cantSplit/>
+        </w:trPr>
+        <w:tc>
+          <w:tcPr>
+            <w:tcW w:type="dxa" w:w="2268"/>
+            <w:vAlign w:val="center"/>
+            <w:shd w:fill="F3F0E8"/>
+          </w:tcPr>
+          <w:p>
+            <w:pPr>
+              <w:spacing w:after="0"/>
+            </w:pPr>
+            <w:r/>
+            <w:r>
+              <w:rPr>
+                <w:b/>
+                <w:color w:val="262F37"/>
+                <w:sz w:val="18"/>
+              </w:rPr>
+              <w:t>Приёмка</w:t>
+            </w:r>
+          </w:p>
+        </w:tc>
+        <w:tc>
+          <w:tcPr>
+            <w:tcW w:type="dxa" w:w="7427"/>
+            <w:vAlign w:val="center"/>
+          </w:tcPr>
+          <w:p>
+            <w:pPr>
+              <w:spacing w:after="0"/>
+            </w:pPr>
+            <w:r/>
+            <w:r>
+              <w:rPr>
+                <w:b w:val="0"/>
+                <w:color w:val="262F37"/>
+                <w:sz w:val="18"/>
+              </w:rPr>
+              <w:t>Документы и критерии по договору [___], включая скрываемые работы [___]</w:t>
+            </w:r>
+          </w:p>
+        </w:tc>
+      </w:tr>
+      <w:tr>
+        <w:trPr>
+          <w:cantSplit/>
+        </w:trPr>
+        <w:tc>
+          <w:tcPr>
+            <w:tcW w:type="dxa" w:w="2268"/>
+            <w:vAlign w:val="center"/>
+            <w:shd w:fill="F3F0E8"/>
+          </w:tcPr>
+          <w:p>
+            <w:pPr>
+              <w:spacing w:after="0"/>
+            </w:pPr>
+            <w:r/>
+            <w:r>
+              <w:rPr>
+                <w:b/>
+                <w:color w:val="262F37"/>
+                <w:sz w:val="18"/>
+              </w:rPr>
+              <w:t>Приложения</w:t>
+            </w:r>
+          </w:p>
+        </w:tc>
+        <w:tc>
+          <w:tcPr>
+            <w:tcW w:type="dxa" w:w="7427"/>
+            <w:vAlign w:val="center"/>
+          </w:tcPr>
+          <w:p>
+            <w:pPr>
+              <w:spacing w:after="0"/>
+            </w:pPr>
+            <w:r/>
+            <w:r>
+              <w:rPr>
+                <w:b w:val="0"/>
+                <w:color w:val="262F37"/>
+                <w:sz w:val="18"/>
+              </w:rPr>
+              <w:t>Схема / ведомость / фото / расчёт: наименование, № и дата [___]</w:t>
+            </w:r>
+          </w:p>
+        </w:tc>
+      </w:tr>
+    </w:tbl>
+    <w:p>
+      <w:r>
+        <w:t>Если цена, срок или другие условия договора меняются, оформите соответствующее соглашение сторон. Это поручение фиксирует задание и его источник; заполненные ссылки указывают, какие условия согласованы отдельно.</w:t>
       </w:r>
     </w:p>
     <w:p>
       <w:pPr>
-        <w:pStyle w:val="ListBullet"/>
+        <w:pStyle w:val="Heading1"/>
+        <w:keepNext/>
+        <w:pageBreakBefore w:val="0"/>
       </w:pPr>
       <w:r>
-        <w:t>Объём: [___]</w:t>
+        <w:t>Направление и подписи</w:t>
       </w:r>
     </w:p>
-    <w:p>
-      <w:pPr>
-        <w:pStyle w:val="ListBullet"/>
-      </w:pPr>
-      <w:r>
-        <w:t>Срок: [___]</w:t>
-      </w:r>
-    </w:p>
-    <w:p>
-      <w:pPr>
-        <w:pStyle w:val="ListBullet"/>
-      </w:pPr>
-      <w:r>
-        <w:t>Стоимость/порядок расчёта: [___]</w:t>
-      </w:r>
-    </w:p>
-    <w:p>
-      <w:pPr>
-        <w:pStyle w:val="ListBullet"/>
-      </w:pPr>
-      <w:r>
-        <w:t>Порядок приёмки: [___]</w:t>
-      </w:r>
-    </w:p>
-    <w:p/>
-    <w:p>
-      <w:r>
-        <w:t>Дата: [___]</w:t>
-      </w:r>
-    </w:p>
-    <w:p>
-      <w:r>
-        <w:t>Подпись: [___]</w:t>
-      </w:r>
-    </w:p>
-    <w:p>
-      <w:r>
-        <w:t>Расшифровка подписи: [___]</w:t>
-      </w:r>
-    </w:p>
+    <w:tbl>
+      <w:tblPr>
+        <w:tblStyle w:val="TableGrid"/>
+        <w:tblW w:type="auto" w:w="0"/>
+        <w:jc w:val="center"/>
+        <w:tblLayout w:type="fixed"/>
+        <w:tblLook w:firstColumn="1" w:firstRow="1" w:lastColumn="0" w:lastRow="0" w:noHBand="0" w:noVBand="1" w:val="04A0"/>
+      </w:tblPr>
+      <w:tblGrid>
+        <w:gridCol w:w="2268"/>
+        <w:gridCol w:w="7427"/>
+      </w:tblGrid>
+      <w:tr>
+        <w:trPr>
+          <w:cantSplit/>
+        </w:trPr>
+        <w:tc>
+          <w:tcPr>
+            <w:tcW w:type="dxa" w:w="2268"/>
+            <w:vAlign w:val="center"/>
+            <w:shd w:fill="F3F0E8"/>
+          </w:tcPr>
+          <w:p>
+            <w:pPr>
+              <w:spacing w:after="0"/>
+            </w:pPr>
+            <w:r/>
+            <w:r>
+              <w:rPr>
+                <w:b/>
+                <w:color w:val="262F37"/>
+                <w:sz w:val="18"/>
+              </w:rPr>
+              <w:t>Передача</w:t>
+            </w:r>
+          </w:p>
+        </w:tc>
+        <w:tc>
+          <w:tcPr>
+            <w:tcW w:type="dxa" w:w="7427"/>
+            <w:vAlign w:val="center"/>
+          </w:tcPr>
+          <w:p>
+            <w:pPr>
+              <w:spacing w:after="0"/>
+            </w:pPr>
+            <w:r/>
+            <w:r>
+              <w:rPr>
+                <w:b w:val="0"/>
+                <w:color w:val="262F37"/>
+                <w:sz w:val="18"/>
+              </w:rPr>
+              <w:t>Канал [___], адресат [___], дата [___], подтверждение доставки [___]</w:t>
+            </w:r>
+          </w:p>
+        </w:tc>
+      </w:tr>
+      <w:tr>
+        <w:trPr>
+          <w:cantSplit/>
+        </w:trPr>
+        <w:tc>
+          <w:tcPr>
+            <w:tcW w:type="dxa" w:w="2268"/>
+            <w:vAlign w:val="center"/>
+            <w:shd w:fill="F3F0E8"/>
+          </w:tcPr>
+          <w:p>
+            <w:pPr>
+              <w:spacing w:after="0"/>
+            </w:pPr>
+            <w:r/>
+            <w:r>
+              <w:rPr>
+                <w:b/>
+                <w:color w:val="262F37"/>
+                <w:sz w:val="18"/>
+              </w:rPr>
+              <w:t>Ответ</w:t>
+            </w:r>
+          </w:p>
+        </w:tc>
+        <w:tc>
+          <w:tcPr>
+            <w:tcW w:type="dxa" w:w="7427"/>
+            <w:vAlign w:val="center"/>
+          </w:tcPr>
+          <w:p>
+            <w:pPr>
+              <w:spacing w:after="0"/>
+            </w:pPr>
+            <w:r/>
+            <w:r>
+              <w:rPr>
+                <w:b w:val="0"/>
+                <w:color w:val="262F37"/>
+                <w:sz w:val="18"/>
+              </w:rPr>
+              <w:t>Дата [___], входящий № / письмо [___], приложен к делу объекта [___]</w:t>
+            </w:r>
+          </w:p>
+        </w:tc>
+      </w:tr>
+    </w:tbl>
+    <w:tbl>
+      <w:tblPr>
+        <w:tblStyle w:val="TableGrid"/>
+        <w:tblW w:type="auto" w:w="0"/>
+        <w:tblLook w:firstColumn="1" w:firstRow="1" w:lastColumn="0" w:lastRow="0" w:noHBand="0" w:noVBand="1" w:val="04A0"/>
+      </w:tblPr>
+      <w:tblGrid>
+        <w:gridCol w:w="4933"/>
+        <w:gridCol w:w="4933"/>
+      </w:tblGrid>
+      <w:tr>
+        <w:trPr>
+          <w:cantSplit/>
+        </w:trPr>
+        <w:tc>
+          <w:tcPr>
+            <w:tcW w:type="dxa" w:w="4933"/>
+            <w:vAlign w:val="center"/>
+            <w:shd w:fill="F3F0E8"/>
+          </w:tcPr>
+          <w:p>
+            <w:pPr>
+              <w:spacing w:after="0"/>
+            </w:pPr>
+            <w:r/>
+            <w:r>
+              <w:rPr>
+                <w:b/>
+                <w:color w:val="262F37"/>
+                <w:sz w:val="18"/>
+              </w:rPr>
+              <w:t>Подрядчик</w:t>
+            </w:r>
+          </w:p>
+        </w:tc>
+        <w:tc>
+          <w:tcPr>
+            <w:tcW w:type="dxa" w:w="4933"/>
+            <w:vAlign w:val="center"/>
+            <w:shd w:fill="F3F0E8"/>
+          </w:tcPr>
+          <w:p>
+            <w:pPr>
+              <w:spacing w:after="0"/>
+            </w:pPr>
+            <w:r/>
+            <w:r>
+              <w:rPr>
+                <w:b/>
+                <w:color w:val="262F37"/>
+                <w:sz w:val="18"/>
+              </w:rPr>
+              <w:t>Заказчик</w:t>
+            </w:r>
+          </w:p>
+        </w:tc>
+      </w:tr>
+      <w:tr>
+        <w:trPr>
+          <w:cantSplit/>
+        </w:trPr>
+        <w:tc>
+          <w:tcPr>
+            <w:tcW w:type="dxa" w:w="4933"/>
+            <w:vAlign w:val="center"/>
+          </w:tcPr>
+          <w:p>
+            <w:pPr>
+              <w:spacing w:after="0"/>
+            </w:pPr>
+            <w:r/>
+            <w:r>
+              <w:rPr>
+                <w:b w:val="0"/>
+                <w:color w:val="262F37"/>
+                <w:sz w:val="18"/>
+              </w:rPr>
+              <w:t>Должность, Ф. И. О. [___]</w:t>
+            </w:r>
+          </w:p>
+        </w:tc>
+        <w:tc>
+          <w:tcPr>
+            <w:tcW w:type="dxa" w:w="4933"/>
+            <w:vAlign w:val="center"/>
+          </w:tcPr>
+          <w:p>
+            <w:pPr>
+              <w:spacing w:after="0"/>
+            </w:pPr>
+            <w:r/>
+            <w:r>
+              <w:rPr>
+                <w:b w:val="0"/>
+                <w:color w:val="262F37"/>
+                <w:sz w:val="18"/>
+              </w:rPr>
+              <w:t>Должность, Ф. И. О. [___]</w:t>
+            </w:r>
+          </w:p>
+        </w:tc>
+      </w:tr>
+      <w:tr>
+        <w:trPr>
+          <w:cantSplit/>
+        </w:trPr>
+        <w:tc>
+          <w:tcPr>
+            <w:tcW w:type="dxa" w:w="4933"/>
+            <w:vAlign w:val="center"/>
+          </w:tcPr>
+          <w:p>
+            <w:pPr>
+              <w:spacing w:after="0"/>
+            </w:pPr>
+            <w:r/>
+            <w:r>
+              <w:rPr>
+                <w:b w:val="0"/>
+                <w:color w:val="262F37"/>
+                <w:sz w:val="18"/>
+              </w:rPr>
+              <w:t>Основание полномочий [___]</w:t>
+            </w:r>
+          </w:p>
+        </w:tc>
+        <w:tc>
+          <w:tcPr>
+            <w:tcW w:type="dxa" w:w="4933"/>
+            <w:vAlign w:val="center"/>
+          </w:tcPr>
+          <w:p>
+            <w:pPr>
+              <w:spacing w:after="0"/>
+            </w:pPr>
+            <w:r/>
+            <w:r>
+              <w:rPr>
+                <w:b w:val="0"/>
+                <w:color w:val="262F37"/>
+                <w:sz w:val="18"/>
+              </w:rPr>
+              <w:t>Основание полномочий [___]</w:t>
+            </w:r>
+          </w:p>
+        </w:tc>
+      </w:tr>
+      <w:tr>
+        <w:trPr>
+          <w:cantSplit/>
+        </w:trPr>
+        <w:tc>
+          <w:tcPr>
+            <w:tcW w:type="dxa" w:w="4933"/>
+            <w:vAlign w:val="center"/>
+          </w:tcPr>
+          <w:p>
+            <w:pPr>
+              <w:spacing w:after="0"/>
+            </w:pPr>
+            <w:r/>
+            <w:r>
+              <w:rPr>
+                <w:b w:val="0"/>
+                <w:color w:val="262F37"/>
+                <w:sz w:val="18"/>
+              </w:rPr>
+              <w:t>Подпись [___]  Дата [___]</w:t>
+            </w:r>
+          </w:p>
+        </w:tc>
+        <w:tc>
+          <w:tcPr>
+            <w:tcW w:type="dxa" w:w="4933"/>
+            <w:vAlign w:val="center"/>
+          </w:tcPr>
+          <w:p>
+            <w:pPr>
+              <w:spacing w:after="0"/>
+            </w:pPr>
+            <w:r/>
+            <w:r>
+              <w:rPr>
+                <w:b w:val="0"/>
+                <w:color w:val="262F37"/>
+                <w:sz w:val="18"/>
+              </w:rPr>
+              <w:t>Подпись [___]  Дата [___]</w:t>
+            </w:r>
+          </w:p>
+        </w:tc>
+      </w:tr>
+    </w:tbl>
     <w:sectPr>
-      <w:pgSz w:w="12240" w:h="15840"/>
-      <w:pgMar w:top="1440" w:right="1440" w:bottom="1440" w:left="1440" w:header="708" w:footer="708" w:gutter="0"/>
+      <w:pgSz w:w="11906" w:h="16838"/>
+      <w:pgMar w:top="964" w:right="1020" w:bottom="964" w:left="1020" w:header="720" w:footer="720" w:gutter="0"/>
       <w:cols w:space="720"/>
       <w:docGrid w:linePitch="360"/>
     </w:sectPr>
@@ -467,11 +1825,12 @@
     <w:qFormat/>
     <w:rsid w:val="00FC693F"/>
     <w:pPr>
-      <w:spacing w:after="120" w:line="300" w:lineRule="auto"/>
+      <w:spacing w:after="100"/>
     </w:pPr>
     <w:rPr>
-      <w:rFonts w:ascii="Arial" w:hAnsi="Arial"/>
-      <w:sz w:val="22"/>
+      <w:rFonts w:ascii="Times New Roman" w:hAnsi="Times New Roman"/>
+      <w:color w:val="262F37"/>
+      <w:sz w:val="21"/>
     </w:rPr>
   </w:style>
   <w:style w:type="paragraph" w:styleId="Header">
@@ -529,15 +1888,15 @@
     <w:pPr>
       <w:keepNext/>
       <w:keepLines/>
-      <w:spacing w:before="360" w:after="200"/>
+      <w:spacing w:before="180" w:after="100"/>
       <w:outlineLvl w:val="0"/>
     </w:pPr>
     <w:rPr>
-      <w:rFonts w:asciiTheme="majorHAnsi" w:eastAsiaTheme="majorEastAsia" w:hAnsiTheme="majorHAnsi" w:cstheme="majorBidi" w:ascii="Arial" w:hAnsi="Arial"/>
+      <w:rFonts w:asciiTheme="majorHAnsi" w:eastAsiaTheme="majorEastAsia" w:hAnsiTheme="majorHAnsi" w:cstheme="majorBidi" w:ascii="Times New Roman" w:hAnsi="Times New Roman"/>
       <w:b/>
       <w:bCs/>
-      <w:color w:val="2E74B5"/>
-      <w:sz w:val="32"/>
+      <w:color w:val="8E6F32"/>
+      <w:sz w:val="24"/>
       <w:szCs w:val="28"/>
     </w:rPr>
   </w:style>
@@ -553,14 +1912,14 @@
     <w:pPr>
       <w:keepNext/>
       <w:keepLines/>
-      <w:spacing w:before="280" w:after="140"/>
+      <w:spacing w:before="200" w:after="0"/>
       <w:outlineLvl w:val="1"/>
     </w:pPr>
     <w:rPr>
-      <w:rFonts w:asciiTheme="majorHAnsi" w:eastAsiaTheme="majorEastAsia" w:hAnsiTheme="majorHAnsi" w:cstheme="majorBidi" w:ascii="Arial" w:hAnsi="Arial"/>
+      <w:rFonts w:asciiTheme="majorHAnsi" w:eastAsiaTheme="majorEastAsia" w:hAnsiTheme="majorHAnsi" w:cstheme="majorBidi"/>
       <w:b/>
       <w:bCs/>
-      <w:color w:val="2E74B5"/>
+      <w:color w:val="4F81BD" w:themeColor="accent1"/>
       <w:sz w:val="26"/>
       <w:szCs w:val="26"/>
     </w:rPr>
@@ -815,18 +2174,16 @@
     <w:qFormat/>
     <w:rsid w:val="00FC693F"/>
     <w:pPr>
-      <w:pBdr>
-        <w:bottom w:val="single" w:sz="8" w:space="4" w:color="4F81BD" w:themeColor="accent1"/>
-      </w:pBdr>
-      <w:spacing w:after="240" w:line="240" w:lineRule="auto" w:before="0"/>
+      <w:spacing w:after="180" w:line="240" w:lineRule="auto"/>
       <w:contextualSpacing/>
     </w:pPr>
     <w:rPr>
-      <w:rFonts w:asciiTheme="majorHAnsi" w:eastAsiaTheme="majorEastAsia" w:hAnsiTheme="majorHAnsi" w:cstheme="majorBidi" w:ascii="Arial" w:hAnsi="Arial"/>
-      <w:color w:val="242629"/>
+      <w:rFonts w:asciiTheme="majorHAnsi" w:eastAsiaTheme="majorEastAsia" w:hAnsiTheme="majorHAnsi" w:cstheme="majorBidi" w:ascii="Times New Roman" w:hAnsi="Times New Roman"/>
+      <w:b/>
+      <w:color w:val="000000"/>
       <w:spacing w:val="5"/>
       <w:kern w:val="28"/>
-      <w:sz w:val="50"/>
+      <w:sz w:val="34"/>
       <w:szCs w:val="52"/>
     </w:rPr>
   </w:style>

--- a/products-storage/02-dopraboty-bez-poter/01-prikaz-na-dopobem.docx
+++ b/products-storage/02-dopraboty-bez-poter/01-prikaz-na-dopobem.docx
@@ -13,7 +13,7 @@
     </w:p>
     <w:p>
       <w:r>
-        <w:t>Укажите только работы за пределами исходного объёма. Поручение и согласование условий оформляются уполномоченными представителями сторон с привязкой к договору и приложениям.</w:t>
+        <w:t>Оформите поручение до начала соответствующих работ. Укажите только работы за пределами исходного объёма; решение подписывают уполномоченные представители сторон с привязкой к договору и приложениям.</w:t>
       </w:r>
     </w:p>
     <w:p>
@@ -1140,7 +1140,7 @@
     </w:tbl>
     <w:p>
       <w:r>
-        <w:t>Если цена, срок или другие условия договора меняются, оформите соответствующее соглашение сторон. Это поручение фиксирует задание и его источник; заполненные ссылки указывают, какие условия согласованы отдельно.</w:t>
+        <w:t>Если цена, срок или другие условия договора меняются, оформите соответствующее соглашение сторон. Поручение фиксирует задание и его источник. Реквизиты соглашений 11 и 12 дополните после их подписания; указывайте только фактически подготовленные документы.</w:t>
       </w:r>
     </w:p>
     <w:p>

--- a/products-storage/02-dopraboty-bez-poter/01-prikaz-na-dopobem.docx
+++ b/products-storage/02-dopraboty-bez-poter/01-prikaz-na-dopobem.docx
@@ -1040,7 +1040,7 @@
                 <w:color w:val="262F37"/>
                 <w:sz w:val="18"/>
               </w:rPr>
-              <w:t>Влияние на этапы [___]; обоснование 05 № [___]; соглашение 12 № [___]</w:t>
+              <w:t>Влияние на этапы [___]; обоснование 05 № [___] от [___]; соглашение 12 № [___] от [___]</w:t>
             </w:r>
           </w:p>
         </w:tc>
@@ -1140,7 +1140,7 @@
     </w:tbl>
     <w:p>
       <w:r>
-        <w:t>Если цена, срок или другие условия договора меняются, оформите соответствующее соглашение сторон. Поручение фиксирует задание и его источник. Реквизиты соглашений 11 и 12 дополните после их подписания; указывайте только фактически подготовленные документы.</w:t>
+        <w:t>Если цена, срок или другие условия договора меняются, оформите соответствующее соглашение сторон. Поручение фиксирует задание и его источник. Ссылки на соглашения 11 и 12 укажите, только если они подписаны до подписания поручения. Подписанное поручение позднее не дополняйте: ссылку на него внесите в соглашение 11 и журнал 08.</w:t>
       </w:r>
     </w:p>
     <w:p>

--- a/products-storage/02-dopraboty-bez-poter/01-prikaz-na-dopobem.docx
+++ b/products-storage/02-dopraboty-bez-poter/01-prikaz-na-dopobem.docx
@@ -5,238 +5,876 @@
     <w:p>
       <w:pPr>
         <w:pStyle w:val="Title"/>
+        <w:jc w:val="left"/>
       </w:pPr>
       <w:r>
-        <w:rPr>
-          <w:b/>
-        </w:rPr>
-        <w:t>Приказ / письменное указание на дополнительный объём</w:t>
+        <w:t>Письменное поручение на дополнительные работы</w:t>
       </w:r>
     </w:p>
     <w:p>
       <w:r>
-        <w:rPr>
-          <w:i/>
-          <w:color w:val="E85D22"/>
-        </w:rPr>
-        <w:t>Заполните поля в квадратных скобках и удалите подсказки перед отправкой.</w:t>
+        <w:t>Оформите поручение до начала соответствующих работ. Укажите только работы за пределами исходного объёма; решение подписывают уполномоченные представители сторон с привязкой к договору и приложениям.</w:t>
       </w:r>
     </w:p>
     <w:p>
       <w:pPr>
         <w:pStyle w:val="Heading1"/>
+        <w:keepNext/>
+        <w:pageBreakBefore w:val="0"/>
       </w:pPr>
       <w:r>
-        <w:t>Поручение</w:t>
-      </w:r>
-    </w:p>
-    <w:p>
-      <w:pPr>
-        <w:pStyle w:val="ListBullet"/>
-      </w:pPr>
-      <w:r>
-        <w:t>Уполномоченное лицо поручает выполнить: [___]</w:t>
-      </w:r>
-    </w:p>
-    <w:p>
-      <w:pPr>
-        <w:pStyle w:val="ListBullet"/>
-      </w:pPr>
-      <w:r>
-        <w:t>Объект, участок и границы: [___]</w:t>
-      </w:r>
-    </w:p>
-    <w:p>
-      <w:pPr>
-        <w:pStyle w:val="Heading1"/>
-      </w:pPr>
-      <w:r>
-        <w:t>Условия</w:t>
-      </w:r>
-    </w:p>
-    <w:p>
-      <w:pPr>
-        <w:pStyle w:val="ListBullet"/>
-      </w:pPr>
-      <w:r>
-        <w:t>Объём: [___]</w:t>
-      </w:r>
-    </w:p>
-    <w:p>
-      <w:pPr>
-        <w:pStyle w:val="ListBullet"/>
-      </w:pPr>
-      <w:r>
-        <w:t>Срок: [___]</w:t>
-      </w:r>
-    </w:p>
-    <w:p>
-      <w:pPr>
-        <w:pStyle w:val="ListBullet"/>
-      </w:pPr>
-      <w:r>
-        <w:t>Стоимость/порядок расчёта: [___]</w:t>
-      </w:r>
-    </w:p>
-    <w:p>
-      <w:pPr>
-        <w:pStyle w:val="ListBullet"/>
-      </w:pPr>
-      <w:r>
-        <w:t>Порядок приёмки: [___]</w:t>
-      </w:r>
-    </w:p>
-    <w:p>
-      <w:pPr>
-        <w:pStyle w:val="Heading1"/>
-      </w:pPr>
-      <w:r>
-        <w:t>Контроль перед использованием</w:t>
+        <w:t>Реквизиты</w:t>
       </w:r>
     </w:p>
     <w:tbl>
       <w:tblPr>
+        <w:tblStyle w:val="TableGrid"/>
         <w:tblW w:type="auto" w:w="0"/>
         <w:jc w:val="center"/>
         <w:tblLayout w:type="fixed"/>
         <w:tblLook w:firstColumn="1" w:firstRow="1" w:lastColumn="0" w:lastRow="0" w:noHBand="0" w:noVBand="1" w:val="04A0"/>
       </w:tblPr>
       <w:tblGrid>
-        <w:gridCol w:w="1800"/>
-        <w:gridCol w:w="7560"/>
+        <w:gridCol w:w="2268"/>
+        <w:gridCol w:w="7427"/>
       </w:tblGrid>
       <w:tr>
+        <w:trPr>
+          <w:cantSplit/>
+        </w:trPr>
         <w:tc>
           <w:tcPr>
-            <w:tcW w:type="dxa" w:w="4680"/>
-            <w:shd w:fill="E9E5DC"/>
+            <w:tcW w:type="dxa" w:w="2268"/>
             <w:vAlign w:val="center"/>
+            <w:shd w:fill="F3F0E8"/>
           </w:tcPr>
           <w:p>
+            <w:pPr>
+              <w:spacing w:after="0"/>
+            </w:pPr>
+            <w:r/>
             <w:r>
-              <w:t>Статус</w:t>
+              <w:rPr>
+                <w:b/>
+                <w:color w:val="262F37"/>
+                <w:sz w:val="18"/>
+              </w:rPr>
+              <w:t>Документ</w:t>
             </w:r>
           </w:p>
         </w:tc>
         <w:tc>
           <w:tcPr>
-            <w:tcW w:type="dxa" w:w="4680"/>
-            <w:shd w:fill="E9E5DC"/>
+            <w:tcW w:type="dxa" w:w="7427"/>
             <w:vAlign w:val="center"/>
           </w:tcPr>
           <w:p>
+            <w:pPr>
+              <w:spacing w:after="0"/>
+            </w:pPr>
+            <w:r/>
             <w:r>
-              <w:t>Проверка</w:t>
+              <w:rPr>
+                <w:b w:val="0"/>
+                <w:color w:val="262F37"/>
+                <w:sz w:val="18"/>
+              </w:rPr>
+              <w:t>Поручение № [___] от [___]; место [___]</w:t>
             </w:r>
           </w:p>
         </w:tc>
       </w:tr>
       <w:tr>
+        <w:trPr>
+          <w:cantSplit/>
+        </w:trPr>
         <w:tc>
           <w:tcPr>
-            <w:tcW w:type="dxa" w:w="1800"/>
+            <w:tcW w:type="dxa" w:w="2268"/>
+            <w:vAlign w:val="center"/>
+            <w:shd w:fill="F3F0E8"/>
           </w:tcPr>
           <w:p>
+            <w:pPr>
+              <w:spacing w:after="0"/>
+            </w:pPr>
+            <w:r/>
             <w:r>
-              <w:t>☐</w:t>
+              <w:rPr>
+                <w:b/>
+                <w:color w:val="262F37"/>
+                <w:sz w:val="18"/>
+              </w:rPr>
+              <w:t>Договор</w:t>
             </w:r>
           </w:p>
         </w:tc>
         <w:tc>
           <w:tcPr>
-            <w:tcW w:type="dxa" w:w="7560"/>
+            <w:tcW w:type="dxa" w:w="7427"/>
+            <w:vAlign w:val="center"/>
           </w:tcPr>
           <w:p>
+            <w:pPr>
+              <w:spacing w:after="0"/>
+            </w:pPr>
+            <w:r/>
             <w:r>
-              <w:t>Сверено с договором и приложениями</w:t>
+              <w:rPr>
+                <w:b w:val="0"/>
+                <w:color w:val="262F37"/>
+                <w:sz w:val="18"/>
+              </w:rPr>
+              <w:t>Договор подряда № [___] от [___]; исходное приложение / смета [___]</w:t>
             </w:r>
           </w:p>
         </w:tc>
       </w:tr>
       <w:tr>
+        <w:trPr>
+          <w:cantSplit/>
+        </w:trPr>
         <w:tc>
           <w:tcPr>
-            <w:tcW w:type="dxa" w:w="1800"/>
+            <w:tcW w:type="dxa" w:w="2268"/>
+            <w:vAlign w:val="center"/>
+            <w:shd w:fill="F3F0E8"/>
           </w:tcPr>
           <w:p>
+            <w:pPr>
+              <w:spacing w:after="0"/>
+            </w:pPr>
+            <w:r/>
             <w:r>
-              <w:t>☐</w:t>
+              <w:rPr>
+                <w:b/>
+                <w:color w:val="262F37"/>
+                <w:sz w:val="18"/>
+              </w:rPr>
+              <w:t>Объект</w:t>
             </w:r>
           </w:p>
         </w:tc>
         <w:tc>
           <w:tcPr>
-            <w:tcW w:type="dxa" w:w="7560"/>
+            <w:tcW w:type="dxa" w:w="7427"/>
+            <w:vAlign w:val="center"/>
           </w:tcPr>
           <w:p>
+            <w:pPr>
+              <w:spacing w:after="0"/>
+            </w:pPr>
+            <w:r/>
             <w:r>
-              <w:t>Проверены полномочия подписанта и адресат</w:t>
+              <w:rPr>
+                <w:b w:val="0"/>
+                <w:color w:val="262F37"/>
+                <w:sz w:val="18"/>
+              </w:rPr>
+              <w:t>Наименование, адрес, участок или захватка [___]</w:t>
             </w:r>
           </w:p>
         </w:tc>
       </w:tr>
       <w:tr>
+        <w:trPr>
+          <w:cantSplit/>
+        </w:trPr>
         <w:tc>
           <w:tcPr>
-            <w:tcW w:type="dxa" w:w="1800"/>
+            <w:tcW w:type="dxa" w:w="2268"/>
+            <w:vAlign w:val="center"/>
+            <w:shd w:fill="F3F0E8"/>
           </w:tcPr>
           <w:p>
+            <w:pPr>
+              <w:spacing w:after="0"/>
+            </w:pPr>
+            <w:r/>
             <w:r>
-              <w:t>☐</w:t>
+              <w:rPr>
+                <w:b/>
+                <w:color w:val="262F37"/>
+                <w:sz w:val="18"/>
+              </w:rPr>
+              <w:t>Подрядчик</w:t>
             </w:r>
           </w:p>
         </w:tc>
         <w:tc>
           <w:tcPr>
-            <w:tcW w:type="dxa" w:w="7560"/>
+            <w:tcW w:type="dxa" w:w="7427"/>
+            <w:vAlign w:val="center"/>
           </w:tcPr>
           <w:p>
+            <w:pPr>
+              <w:spacing w:after="0"/>
+            </w:pPr>
+            <w:r/>
             <w:r>
-              <w:t>Приложения названы и приложены</w:t>
+              <w:rPr>
+                <w:b w:val="0"/>
+                <w:color w:val="262F37"/>
+                <w:sz w:val="18"/>
+              </w:rPr>
+              <w:t>Полное наименование, ИНН, адрес [___]</w:t>
             </w:r>
           </w:p>
         </w:tc>
       </w:tr>
       <w:tr>
+        <w:trPr>
+          <w:cantSplit/>
+        </w:trPr>
         <w:tc>
           <w:tcPr>
-            <w:tcW w:type="dxa" w:w="1800"/>
+            <w:tcW w:type="dxa" w:w="2268"/>
+            <w:vAlign w:val="center"/>
+            <w:shd w:fill="F3F0E8"/>
           </w:tcPr>
           <w:p>
+            <w:pPr>
+              <w:spacing w:after="0"/>
+            </w:pPr>
+            <w:r/>
             <w:r>
-              <w:t>☐</w:t>
+              <w:rPr>
+                <w:b/>
+                <w:color w:val="262F37"/>
+                <w:sz w:val="18"/>
+              </w:rPr>
+              <w:t>Заказчик</w:t>
             </w:r>
           </w:p>
         </w:tc>
         <w:tc>
           <w:tcPr>
-            <w:tcW w:type="dxa" w:w="7560"/>
+            <w:tcW w:type="dxa" w:w="7427"/>
+            <w:vAlign w:val="center"/>
           </w:tcPr>
           <w:p>
+            <w:pPr>
+              <w:spacing w:after="0"/>
+            </w:pPr>
+            <w:r/>
             <w:r>
-              <w:t>Зафиксирован доказуемый канал отправки</w:t>
+              <w:rPr>
+                <w:b w:val="0"/>
+                <w:color w:val="262F37"/>
+                <w:sz w:val="18"/>
+              </w:rPr>
+              <w:t>Полное наименование, ИНН, адрес [___]</w:t>
+            </w:r>
+          </w:p>
+        </w:tc>
+      </w:tr>
+    </w:tbl>
+    <w:p>
+      <w:pPr>
+        <w:pStyle w:val="Heading1"/>
+        <w:keepNext/>
+        <w:pageBreakBefore w:val="0"/>
+      </w:pPr>
+      <w:r>
+        <w:t>Инициатор и основание</w:t>
+      </w:r>
+    </w:p>
+    <w:tbl>
+      <w:tblPr>
+        <w:tblStyle w:val="TableGrid"/>
+        <w:tblW w:type="auto" w:w="0"/>
+        <w:jc w:val="center"/>
+        <w:tblLayout w:type="fixed"/>
+        <w:tblLook w:firstColumn="1" w:firstRow="1" w:lastColumn="0" w:lastRow="0" w:noHBand="0" w:noVBand="1" w:val="04A0"/>
+      </w:tblPr>
+      <w:tblGrid>
+        <w:gridCol w:w="2268"/>
+        <w:gridCol w:w="7427"/>
+      </w:tblGrid>
+      <w:tr>
+        <w:trPr>
+          <w:cantSplit/>
+        </w:trPr>
+        <w:tc>
+          <w:tcPr>
+            <w:tcW w:type="dxa" w:w="2268"/>
+            <w:vAlign w:val="center"/>
+            <w:shd w:fill="F3F0E8"/>
+          </w:tcPr>
+          <w:p>
+            <w:pPr>
+              <w:spacing w:after="0"/>
+            </w:pPr>
+            <w:r/>
+            <w:r>
+              <w:rPr>
+                <w:b/>
+                <w:color w:val="262F37"/>
+                <w:sz w:val="18"/>
+              </w:rPr>
+              <w:t>Инициатор</w:t>
+            </w:r>
+          </w:p>
+        </w:tc>
+        <w:tc>
+          <w:tcPr>
+            <w:tcW w:type="dxa" w:w="7427"/>
+            <w:vAlign w:val="center"/>
+          </w:tcPr>
+          <w:p>
+            <w:pPr>
+              <w:spacing w:after="0"/>
+            </w:pPr>
+            <w:r/>
+            <w:r>
+              <w:rPr>
+                <w:b w:val="0"/>
+                <w:color w:val="262F37"/>
+                <w:sz w:val="18"/>
+              </w:rPr>
+              <w:t>Ф. И. О., должность, организация, документ о полномочиях [___]</w:t>
             </w:r>
           </w:p>
         </w:tc>
       </w:tr>
       <w:tr>
+        <w:trPr>
+          <w:cantSplit/>
+        </w:trPr>
         <w:tc>
           <w:tcPr>
-            <w:tcW w:type="dxa" w:w="1800"/>
+            <w:tcW w:type="dxa" w:w="2268"/>
+            <w:vAlign w:val="center"/>
+            <w:shd w:fill="F3F0E8"/>
           </w:tcPr>
           <w:p>
+            <w:pPr>
+              <w:spacing w:after="0"/>
+            </w:pPr>
+            <w:r/>
             <w:r>
-              <w:t>☐</w:t>
+              <w:rPr>
+                <w:b/>
+                <w:color w:val="262F37"/>
+                <w:sz w:val="18"/>
+              </w:rPr>
+              <w:t>Основание</w:t>
             </w:r>
           </w:p>
         </w:tc>
         <w:tc>
           <w:tcPr>
-            <w:tcW w:type="dxa" w:w="7560"/>
+            <w:tcW w:type="dxa" w:w="7427"/>
+            <w:vAlign w:val="center"/>
           </w:tcPr>
           <w:p>
+            <w:pPr>
+              <w:spacing w:after="0"/>
+            </w:pPr>
+            <w:r/>
             <w:r>
-              <w:t>Юридически значимые формулировки проверены специалистом под объект</w:t>
+              <w:rPr>
+                <w:b w:val="0"/>
+                <w:color w:val="262F37"/>
+                <w:sz w:val="18"/>
+              </w:rPr>
+              <w:t>Письмо / указание / протокол № [___] от [___]; изменяемый чертёж или ведомость [___]</w:t>
+            </w:r>
+          </w:p>
+        </w:tc>
+      </w:tr>
+      <w:tr>
+        <w:trPr>
+          <w:cantSplit/>
+        </w:trPr>
+        <w:tc>
+          <w:tcPr>
+            <w:tcW w:type="dxa" w:w="2268"/>
+            <w:vAlign w:val="center"/>
+            <w:shd w:fill="F3F0E8"/>
+          </w:tcPr>
+          <w:p>
+            <w:pPr>
+              <w:spacing w:after="0"/>
+            </w:pPr>
+            <w:r/>
+            <w:r>
+              <w:rPr>
+                <w:b/>
+                <w:color w:val="262F37"/>
+                <w:sz w:val="18"/>
+              </w:rPr>
+              <w:t>Отличие</w:t>
+            </w:r>
+          </w:p>
+        </w:tc>
+        <w:tc>
+          <w:tcPr>
+            <w:tcW w:type="dxa" w:w="7427"/>
+            <w:vAlign w:val="center"/>
+          </w:tcPr>
+          <w:p>
+            <w:pPr>
+              <w:spacing w:after="0"/>
+            </w:pPr>
+            <w:r/>
+            <w:r>
+              <w:rPr>
+                <w:b w:val="0"/>
+                <w:color w:val="262F37"/>
+                <w:sz w:val="18"/>
+              </w:rPr>
+              <w:t>Что отсутствует в договорном объёме и почему требуется отдельно [___]</w:t>
+            </w:r>
+          </w:p>
+        </w:tc>
+      </w:tr>
+    </w:tbl>
+    <w:p>
+      <w:pPr>
+        <w:pStyle w:val="Heading1"/>
+        <w:keepNext/>
+        <w:pageBreakBefore w:val="0"/>
+      </w:pPr>
+      <w:r>
+        <w:t>Состав поручения</w:t>
+      </w:r>
+    </w:p>
+    <w:tbl>
+      <w:tblPr>
+        <w:tblStyle w:val="TableGrid"/>
+        <w:tblW w:type="auto" w:w="0"/>
+        <w:tblLayout w:type="fixed"/>
+        <w:tblLook w:firstColumn="1" w:firstRow="1" w:lastColumn="0" w:lastRow="0" w:noHBand="0" w:noVBand="1" w:val="04A0"/>
+      </w:tblPr>
+      <w:tblGrid>
+        <w:gridCol w:w="1973"/>
+        <w:gridCol w:w="1973"/>
+        <w:gridCol w:w="1973"/>
+        <w:gridCol w:w="1973"/>
+        <w:gridCol w:w="1973"/>
+      </w:tblGrid>
+      <w:tr>
+        <w:trPr>
+          <w:cantSplit/>
+        </w:trPr>
+        <w:tc>
+          <w:tcPr>
+            <w:tcW w:type="dxa" w:w="1973"/>
+            <w:vAlign w:val="center"/>
+            <w:shd w:fill="F3F0E8"/>
+          </w:tcPr>
+          <w:p>
+            <w:pPr>
+              <w:spacing w:after="0"/>
+            </w:pPr>
+            <w:r/>
+            <w:r>
+              <w:rPr>
+                <w:b/>
+                <w:color w:val="262F37"/>
+                <w:sz w:val="18"/>
+              </w:rPr>
+              <w:t>№</w:t>
+            </w:r>
+          </w:p>
+        </w:tc>
+        <w:tc>
+          <w:tcPr>
+            <w:tcW w:type="dxa" w:w="1973"/>
+            <w:vAlign w:val="center"/>
+            <w:shd w:fill="F3F0E8"/>
+          </w:tcPr>
+          <w:p>
+            <w:pPr>
+              <w:spacing w:after="0"/>
+            </w:pPr>
+            <w:r/>
+            <w:r>
+              <w:rPr>
+                <w:b/>
+                <w:color w:val="262F37"/>
+                <w:sz w:val="18"/>
+              </w:rPr>
+              <w:t>Работа и точное место</w:t>
+            </w:r>
+          </w:p>
+        </w:tc>
+        <w:tc>
+          <w:tcPr>
+            <w:tcW w:type="dxa" w:w="1973"/>
+            <w:vAlign w:val="center"/>
+            <w:shd w:fill="F3F0E8"/>
+          </w:tcPr>
+          <w:p>
+            <w:pPr>
+              <w:spacing w:after="0"/>
+            </w:pPr>
+            <w:r/>
+            <w:r>
+              <w:rPr>
+                <w:b/>
+                <w:color w:val="262F37"/>
+                <w:sz w:val="18"/>
+              </w:rPr>
+              <w:t>Доп. объём и ед.</w:t>
+            </w:r>
+          </w:p>
+        </w:tc>
+        <w:tc>
+          <w:tcPr>
+            <w:tcW w:type="dxa" w:w="1973"/>
+            <w:vAlign w:val="center"/>
+            <w:shd w:fill="F3F0E8"/>
+          </w:tcPr>
+          <w:p>
+            <w:pPr>
+              <w:spacing w:after="0"/>
+            </w:pPr>
+            <w:r/>
+            <w:r>
+              <w:rPr>
+                <w:b/>
+                <w:color w:val="262F37"/>
+                <w:sz w:val="18"/>
+              </w:rPr>
+              <w:t>Исходный документ</w:t>
+            </w:r>
+          </w:p>
+        </w:tc>
+        <w:tc>
+          <w:tcPr>
+            <w:tcW w:type="dxa" w:w="1973"/>
+            <w:vAlign w:val="center"/>
+            <w:shd w:fill="F3F0E8"/>
+          </w:tcPr>
+          <w:p>
+            <w:pPr>
+              <w:spacing w:after="0"/>
+            </w:pPr>
+            <w:r/>
+            <w:r>
+              <w:rPr>
+                <w:b/>
+                <w:color w:val="262F37"/>
+                <w:sz w:val="18"/>
+              </w:rPr>
+              <w:t>Подтверждение</w:t>
+            </w:r>
+          </w:p>
+        </w:tc>
+      </w:tr>
+      <w:tr>
+        <w:trPr>
+          <w:cantSplit/>
+        </w:trPr>
+        <w:tc>
+          <w:tcPr>
+            <w:tcW w:type="dxa" w:w="1973"/>
+            <w:vAlign w:val="center"/>
+          </w:tcPr>
+          <w:p>
+            <w:pPr>
+              <w:spacing w:after="0"/>
+            </w:pPr>
+            <w:r/>
+            <w:r>
+              <w:rPr>
+                <w:b w:val="0"/>
+                <w:color w:val="262F37"/>
+                <w:sz w:val="18"/>
+              </w:rPr>
+              <w:t>1</w:t>
+            </w:r>
+          </w:p>
+        </w:tc>
+        <w:tc>
+          <w:tcPr>
+            <w:tcW w:type="dxa" w:w="1973"/>
+            <w:vAlign w:val="center"/>
+          </w:tcPr>
+          <w:p>
+            <w:pPr>
+              <w:spacing w:after="0"/>
+            </w:pPr>
+            <w:r/>
+            <w:r>
+              <w:rPr>
+                <w:b w:val="0"/>
+                <w:color w:val="262F37"/>
+                <w:sz w:val="18"/>
+              </w:rPr>
+              <w:t>[___]</w:t>
+            </w:r>
+          </w:p>
+        </w:tc>
+        <w:tc>
+          <w:tcPr>
+            <w:tcW w:type="dxa" w:w="1973"/>
+            <w:vAlign w:val="center"/>
+          </w:tcPr>
+          <w:p>
+            <w:pPr>
+              <w:spacing w:after="0"/>
+            </w:pPr>
+            <w:r/>
+            <w:r>
+              <w:rPr>
+                <w:b w:val="0"/>
+                <w:color w:val="262F37"/>
+                <w:sz w:val="18"/>
+              </w:rPr>
+              <w:t>[___]</w:t>
+            </w:r>
+          </w:p>
+        </w:tc>
+        <w:tc>
+          <w:tcPr>
+            <w:tcW w:type="dxa" w:w="1973"/>
+            <w:vAlign w:val="center"/>
+          </w:tcPr>
+          <w:p>
+            <w:pPr>
+              <w:spacing w:after="0"/>
+            </w:pPr>
+            <w:r/>
+            <w:r>
+              <w:rPr>
+                <w:b w:val="0"/>
+                <w:color w:val="262F37"/>
+                <w:sz w:val="18"/>
+              </w:rPr>
+              <w:t>[___]</w:t>
+            </w:r>
+          </w:p>
+        </w:tc>
+        <w:tc>
+          <w:tcPr>
+            <w:tcW w:type="dxa" w:w="1973"/>
+            <w:vAlign w:val="center"/>
+          </w:tcPr>
+          <w:p>
+            <w:pPr>
+              <w:spacing w:after="0"/>
+            </w:pPr>
+            <w:r/>
+            <w:r>
+              <w:rPr>
+                <w:b w:val="0"/>
+                <w:color w:val="262F37"/>
+                <w:sz w:val="18"/>
+              </w:rPr>
+              <w:t>[___]</w:t>
+            </w:r>
+          </w:p>
+        </w:tc>
+      </w:tr>
+      <w:tr>
+        <w:trPr>
+          <w:cantSplit/>
+        </w:trPr>
+        <w:tc>
+          <w:tcPr>
+            <w:tcW w:type="dxa" w:w="1973"/>
+            <w:vAlign w:val="center"/>
+          </w:tcPr>
+          <w:p>
+            <w:pPr>
+              <w:spacing w:after="0"/>
+            </w:pPr>
+            <w:r/>
+            <w:r>
+              <w:rPr>
+                <w:b w:val="0"/>
+                <w:color w:val="262F37"/>
+                <w:sz w:val="18"/>
+              </w:rPr>
+              <w:t>2</w:t>
+            </w:r>
+          </w:p>
+        </w:tc>
+        <w:tc>
+          <w:tcPr>
+            <w:tcW w:type="dxa" w:w="1973"/>
+            <w:vAlign w:val="center"/>
+          </w:tcPr>
+          <w:p>
+            <w:pPr>
+              <w:spacing w:after="0"/>
+            </w:pPr>
+            <w:r/>
+            <w:r>
+              <w:rPr>
+                <w:b w:val="0"/>
+                <w:color w:val="262F37"/>
+                <w:sz w:val="18"/>
+              </w:rPr>
+              <w:t>[___]</w:t>
+            </w:r>
+          </w:p>
+        </w:tc>
+        <w:tc>
+          <w:tcPr>
+            <w:tcW w:type="dxa" w:w="1973"/>
+            <w:vAlign w:val="center"/>
+          </w:tcPr>
+          <w:p>
+            <w:pPr>
+              <w:spacing w:after="0"/>
+            </w:pPr>
+            <w:r/>
+            <w:r>
+              <w:rPr>
+                <w:b w:val="0"/>
+                <w:color w:val="262F37"/>
+                <w:sz w:val="18"/>
+              </w:rPr>
+              <w:t>[___]</w:t>
+            </w:r>
+          </w:p>
+        </w:tc>
+        <w:tc>
+          <w:tcPr>
+            <w:tcW w:type="dxa" w:w="1973"/>
+            <w:vAlign w:val="center"/>
+          </w:tcPr>
+          <w:p>
+            <w:pPr>
+              <w:spacing w:after="0"/>
+            </w:pPr>
+            <w:r/>
+            <w:r>
+              <w:rPr>
+                <w:b w:val="0"/>
+                <w:color w:val="262F37"/>
+                <w:sz w:val="18"/>
+              </w:rPr>
+              <w:t>[___]</w:t>
+            </w:r>
+          </w:p>
+        </w:tc>
+        <w:tc>
+          <w:tcPr>
+            <w:tcW w:type="dxa" w:w="1973"/>
+            <w:vAlign w:val="center"/>
+          </w:tcPr>
+          <w:p>
+            <w:pPr>
+              <w:spacing w:after="0"/>
+            </w:pPr>
+            <w:r/>
+            <w:r>
+              <w:rPr>
+                <w:b w:val="0"/>
+                <w:color w:val="262F37"/>
+                <w:sz w:val="18"/>
+              </w:rPr>
+              <w:t>[___]</w:t>
+            </w:r>
+          </w:p>
+        </w:tc>
+      </w:tr>
+      <w:tr>
+        <w:trPr>
+          <w:cantSplit/>
+        </w:trPr>
+        <w:tc>
+          <w:tcPr>
+            <w:tcW w:type="dxa" w:w="1973"/>
+            <w:vAlign w:val="center"/>
+          </w:tcPr>
+          <w:p>
+            <w:pPr>
+              <w:spacing w:after="0"/>
+            </w:pPr>
+            <w:r/>
+            <w:r>
+              <w:rPr>
+                <w:b w:val="0"/>
+                <w:color w:val="262F37"/>
+                <w:sz w:val="18"/>
+              </w:rPr>
+              <w:t>3</w:t>
+            </w:r>
+          </w:p>
+        </w:tc>
+        <w:tc>
+          <w:tcPr>
+            <w:tcW w:type="dxa" w:w="1973"/>
+            <w:vAlign w:val="center"/>
+          </w:tcPr>
+          <w:p>
+            <w:pPr>
+              <w:spacing w:after="0"/>
+            </w:pPr>
+            <w:r/>
+            <w:r>
+              <w:rPr>
+                <w:b w:val="0"/>
+                <w:color w:val="262F37"/>
+                <w:sz w:val="18"/>
+              </w:rPr>
+              <w:t>[___]</w:t>
+            </w:r>
+          </w:p>
+        </w:tc>
+        <w:tc>
+          <w:tcPr>
+            <w:tcW w:type="dxa" w:w="1973"/>
+            <w:vAlign w:val="center"/>
+          </w:tcPr>
+          <w:p>
+            <w:pPr>
+              <w:spacing w:after="0"/>
+            </w:pPr>
+            <w:r/>
+            <w:r>
+              <w:rPr>
+                <w:b w:val="0"/>
+                <w:color w:val="262F37"/>
+                <w:sz w:val="18"/>
+              </w:rPr>
+              <w:t>[___]</w:t>
+            </w:r>
+          </w:p>
+        </w:tc>
+        <w:tc>
+          <w:tcPr>
+            <w:tcW w:type="dxa" w:w="1973"/>
+            <w:vAlign w:val="center"/>
+          </w:tcPr>
+          <w:p>
+            <w:pPr>
+              <w:spacing w:after="0"/>
+            </w:pPr>
+            <w:r/>
+            <w:r>
+              <w:rPr>
+                <w:b w:val="0"/>
+                <w:color w:val="262F37"/>
+                <w:sz w:val="18"/>
+              </w:rPr>
+              <w:t>[___]</w:t>
+            </w:r>
+          </w:p>
+        </w:tc>
+        <w:tc>
+          <w:tcPr>
+            <w:tcW w:type="dxa" w:w="1973"/>
+            <w:vAlign w:val="center"/>
+          </w:tcPr>
+          <w:p>
+            <w:pPr>
+              <w:spacing w:after="0"/>
+            </w:pPr>
+            <w:r/>
+            <w:r>
+              <w:rPr>
+                <w:b w:val="0"/>
+                <w:color w:val="262F37"/>
+                <w:sz w:val="18"/>
+              </w:rPr>
+              <w:t>[___]</w:t>
             </w:r>
           </w:p>
         </w:tc>
@@ -244,56 +882,583 @@
     </w:tbl>
     <w:p>
       <w:r>
-        <w:t>Важно: шаблон не заменяет анализ договора, проектной документации и обстоятельств конкретного объекта.</w:t>
+        <w:t>Позиции и границы также зафиксированы в форме 02 № [___] от [___]. При необходимости приложите схему с отметкой зоны и измеряемых объёмов.</w:t>
       </w:r>
     </w:p>
+    <w:p>
+      <w:pPr>
+        <w:pStyle w:val="Heading1"/>
+        <w:keepNext/>
+        <w:pageBreakBefore w:val="0"/>
+      </w:pPr>
+      <w:r>
+        <w:t>Условия и приложения</w:t>
+      </w:r>
+    </w:p>
+    <w:tbl>
+      <w:tblPr>
+        <w:tblStyle w:val="TableGrid"/>
+        <w:tblW w:type="auto" w:w="0"/>
+        <w:jc w:val="center"/>
+        <w:tblLayout w:type="fixed"/>
+        <w:tblLook w:firstColumn="1" w:firstRow="1" w:lastColumn="0" w:lastRow="0" w:noHBand="0" w:noVBand="1" w:val="04A0"/>
+      </w:tblPr>
+      <w:tblGrid>
+        <w:gridCol w:w="2268"/>
+        <w:gridCol w:w="7427"/>
+      </w:tblGrid>
+      <w:tr>
+        <w:trPr>
+          <w:cantSplit/>
+        </w:trPr>
+        <w:tc>
+          <w:tcPr>
+            <w:tcW w:type="dxa" w:w="2268"/>
+            <w:vAlign w:val="center"/>
+            <w:shd w:fill="F3F0E8"/>
+          </w:tcPr>
+          <w:p>
+            <w:pPr>
+              <w:spacing w:after="0"/>
+            </w:pPr>
+            <w:r/>
+            <w:r>
+              <w:rPr>
+                <w:b/>
+                <w:color w:val="262F37"/>
+                <w:sz w:val="18"/>
+              </w:rPr>
+              <w:t>Начало</w:t>
+            </w:r>
+          </w:p>
+        </w:tc>
+        <w:tc>
+          <w:tcPr>
+            <w:tcW w:type="dxa" w:w="7427"/>
+            <w:vAlign w:val="center"/>
+          </w:tcPr>
+          <w:p>
+            <w:pPr>
+              <w:spacing w:after="0"/>
+            </w:pPr>
+            <w:r/>
+            <w:r>
+              <w:rPr>
+                <w:b w:val="0"/>
+                <w:color w:val="262F37"/>
+                <w:sz w:val="18"/>
+              </w:rPr>
+              <w:t>Планируемая дата [___]; условие начала по договору / соглашению [___]</w:t>
+            </w:r>
+          </w:p>
+        </w:tc>
+      </w:tr>
+      <w:tr>
+        <w:trPr>
+          <w:cantSplit/>
+        </w:trPr>
+        <w:tc>
+          <w:tcPr>
+            <w:tcW w:type="dxa" w:w="2268"/>
+            <w:vAlign w:val="center"/>
+            <w:shd w:fill="F3F0E8"/>
+          </w:tcPr>
+          <w:p>
+            <w:pPr>
+              <w:spacing w:after="0"/>
+            </w:pPr>
+            <w:r/>
+            <w:r>
+              <w:rPr>
+                <w:b/>
+                <w:color w:val="262F37"/>
+                <w:sz w:val="18"/>
+              </w:rPr>
+              <w:t>Стоимость</w:t>
+            </w:r>
+          </w:p>
+        </w:tc>
+        <w:tc>
+          <w:tcPr>
+            <w:tcW w:type="dxa" w:w="7427"/>
+            <w:vAlign w:val="center"/>
+          </w:tcPr>
+          <w:p>
+            <w:pPr>
+              <w:spacing w:after="0"/>
+            </w:pPr>
+            <w:r/>
+            <w:r>
+              <w:rPr>
+                <w:b w:val="0"/>
+                <w:color w:val="262F37"/>
+                <w:sz w:val="18"/>
+              </w:rPr>
+              <w:t>Расчёт 07 № [___] от [___]; соглашение 11 № [___] от [___]</w:t>
+            </w:r>
+          </w:p>
+        </w:tc>
+      </w:tr>
+      <w:tr>
+        <w:trPr>
+          <w:cantSplit/>
+        </w:trPr>
+        <w:tc>
+          <w:tcPr>
+            <w:tcW w:type="dxa" w:w="2268"/>
+            <w:vAlign w:val="center"/>
+            <w:shd w:fill="F3F0E8"/>
+          </w:tcPr>
+          <w:p>
+            <w:pPr>
+              <w:spacing w:after="0"/>
+            </w:pPr>
+            <w:r/>
+            <w:r>
+              <w:rPr>
+                <w:b/>
+                <w:color w:val="262F37"/>
+                <w:sz w:val="18"/>
+              </w:rPr>
+              <w:t>Срок</w:t>
+            </w:r>
+          </w:p>
+        </w:tc>
+        <w:tc>
+          <w:tcPr>
+            <w:tcW w:type="dxa" w:w="7427"/>
+            <w:vAlign w:val="center"/>
+          </w:tcPr>
+          <w:p>
+            <w:pPr>
+              <w:spacing w:after="0"/>
+            </w:pPr>
+            <w:r/>
+            <w:r>
+              <w:rPr>
+                <w:b w:val="0"/>
+                <w:color w:val="262F37"/>
+                <w:sz w:val="18"/>
+              </w:rPr>
+              <w:t>Влияние на этапы [___]; обоснование 05 № [___] от [___]; соглашение 12 № [___] от [___]</w:t>
+            </w:r>
+          </w:p>
+        </w:tc>
+      </w:tr>
+      <w:tr>
+        <w:trPr>
+          <w:cantSplit/>
+        </w:trPr>
+        <w:tc>
+          <w:tcPr>
+            <w:tcW w:type="dxa" w:w="2268"/>
+            <w:vAlign w:val="center"/>
+            <w:shd w:fill="F3F0E8"/>
+          </w:tcPr>
+          <w:p>
+            <w:pPr>
+              <w:spacing w:after="0"/>
+            </w:pPr>
+            <w:r/>
+            <w:r>
+              <w:rPr>
+                <w:b/>
+                <w:color w:val="262F37"/>
+                <w:sz w:val="18"/>
+              </w:rPr>
+              <w:t>Приёмка</w:t>
+            </w:r>
+          </w:p>
+        </w:tc>
+        <w:tc>
+          <w:tcPr>
+            <w:tcW w:type="dxa" w:w="7427"/>
+            <w:vAlign w:val="center"/>
+          </w:tcPr>
+          <w:p>
+            <w:pPr>
+              <w:spacing w:after="0"/>
+            </w:pPr>
+            <w:r/>
+            <w:r>
+              <w:rPr>
+                <w:b w:val="0"/>
+                <w:color w:val="262F37"/>
+                <w:sz w:val="18"/>
+              </w:rPr>
+              <w:t>Документы и критерии по договору [___], включая скрываемые работы [___]</w:t>
+            </w:r>
+          </w:p>
+        </w:tc>
+      </w:tr>
+      <w:tr>
+        <w:trPr>
+          <w:cantSplit/>
+        </w:trPr>
+        <w:tc>
+          <w:tcPr>
+            <w:tcW w:type="dxa" w:w="2268"/>
+            <w:vAlign w:val="center"/>
+            <w:shd w:fill="F3F0E8"/>
+          </w:tcPr>
+          <w:p>
+            <w:pPr>
+              <w:spacing w:after="0"/>
+            </w:pPr>
+            <w:r/>
+            <w:r>
+              <w:rPr>
+                <w:b/>
+                <w:color w:val="262F37"/>
+                <w:sz w:val="18"/>
+              </w:rPr>
+              <w:t>Приложения</w:t>
+            </w:r>
+          </w:p>
+        </w:tc>
+        <w:tc>
+          <w:tcPr>
+            <w:tcW w:type="dxa" w:w="7427"/>
+            <w:vAlign w:val="center"/>
+          </w:tcPr>
+          <w:p>
+            <w:pPr>
+              <w:spacing w:after="0"/>
+            </w:pPr>
+            <w:r/>
+            <w:r>
+              <w:rPr>
+                <w:b w:val="0"/>
+                <w:color w:val="262F37"/>
+                <w:sz w:val="18"/>
+              </w:rPr>
+              <w:t>Схема / ведомость / фото / расчёт: наименование, № и дата [___]</w:t>
+            </w:r>
+          </w:p>
+        </w:tc>
+      </w:tr>
+    </w:tbl>
+    <w:p>
+      <w:r>
+        <w:t>Если цена, срок или другие условия договора меняются, оформите соответствующее соглашение сторон. Поручение фиксирует задание и его источник. Ссылки на соглашения 11 и 12 укажите, только если они подписаны до подписания поручения. Подписанное поручение позднее не дополняйте: ссылку на него внесите в соглашение 11 и журнал 08.</w:t>
+      </w:r>
+    </w:p>
+    <w:p>
+      <w:pPr>
+        <w:pStyle w:val="Heading1"/>
+        <w:keepNext/>
+        <w:pageBreakBefore w:val="0"/>
+      </w:pPr>
+      <w:r>
+        <w:t>Направление и подписи</w:t>
+      </w:r>
+    </w:p>
+    <w:tbl>
+      <w:tblPr>
+        <w:tblStyle w:val="TableGrid"/>
+        <w:tblW w:type="auto" w:w="0"/>
+        <w:jc w:val="center"/>
+        <w:tblLayout w:type="fixed"/>
+        <w:tblLook w:firstColumn="1" w:firstRow="1" w:lastColumn="0" w:lastRow="0" w:noHBand="0" w:noVBand="1" w:val="04A0"/>
+      </w:tblPr>
+      <w:tblGrid>
+        <w:gridCol w:w="2268"/>
+        <w:gridCol w:w="7427"/>
+      </w:tblGrid>
+      <w:tr>
+        <w:trPr>
+          <w:cantSplit/>
+        </w:trPr>
+        <w:tc>
+          <w:tcPr>
+            <w:tcW w:type="dxa" w:w="2268"/>
+            <w:vAlign w:val="center"/>
+            <w:shd w:fill="F3F0E8"/>
+          </w:tcPr>
+          <w:p>
+            <w:pPr>
+              <w:spacing w:after="0"/>
+            </w:pPr>
+            <w:r/>
+            <w:r>
+              <w:rPr>
+                <w:b/>
+                <w:color w:val="262F37"/>
+                <w:sz w:val="18"/>
+              </w:rPr>
+              <w:t>Передача</w:t>
+            </w:r>
+          </w:p>
+        </w:tc>
+        <w:tc>
+          <w:tcPr>
+            <w:tcW w:type="dxa" w:w="7427"/>
+            <w:vAlign w:val="center"/>
+          </w:tcPr>
+          <w:p>
+            <w:pPr>
+              <w:spacing w:after="0"/>
+            </w:pPr>
+            <w:r/>
+            <w:r>
+              <w:rPr>
+                <w:b w:val="0"/>
+                <w:color w:val="262F37"/>
+                <w:sz w:val="18"/>
+              </w:rPr>
+              <w:t>Канал [___], адресат [___], дата [___], подтверждение доставки [___]</w:t>
+            </w:r>
+          </w:p>
+        </w:tc>
+      </w:tr>
+      <w:tr>
+        <w:trPr>
+          <w:cantSplit/>
+        </w:trPr>
+        <w:tc>
+          <w:tcPr>
+            <w:tcW w:type="dxa" w:w="2268"/>
+            <w:vAlign w:val="center"/>
+            <w:shd w:fill="F3F0E8"/>
+          </w:tcPr>
+          <w:p>
+            <w:pPr>
+              <w:spacing w:after="0"/>
+            </w:pPr>
+            <w:r/>
+            <w:r>
+              <w:rPr>
+                <w:b/>
+                <w:color w:val="262F37"/>
+                <w:sz w:val="18"/>
+              </w:rPr>
+              <w:t>Ответ</w:t>
+            </w:r>
+          </w:p>
+        </w:tc>
+        <w:tc>
+          <w:tcPr>
+            <w:tcW w:type="dxa" w:w="7427"/>
+            <w:vAlign w:val="center"/>
+          </w:tcPr>
+          <w:p>
+            <w:pPr>
+              <w:spacing w:after="0"/>
+            </w:pPr>
+            <w:r/>
+            <w:r>
+              <w:rPr>
+                <w:b w:val="0"/>
+                <w:color w:val="262F37"/>
+                <w:sz w:val="18"/>
+              </w:rPr>
+              <w:t>Дата [___], входящий № / письмо [___], приложен к делу объекта [___]</w:t>
+            </w:r>
+          </w:p>
+        </w:tc>
+      </w:tr>
+    </w:tbl>
+    <w:tbl>
+      <w:tblPr>
+        <w:tblStyle w:val="TableGrid"/>
+        <w:tblW w:type="auto" w:w="0"/>
+        <w:tblLook w:firstColumn="1" w:firstRow="1" w:lastColumn="0" w:lastRow="0" w:noHBand="0" w:noVBand="1" w:val="04A0"/>
+      </w:tblPr>
+      <w:tblGrid>
+        <w:gridCol w:w="4933"/>
+        <w:gridCol w:w="4933"/>
+      </w:tblGrid>
+      <w:tr>
+        <w:trPr>
+          <w:cantSplit/>
+        </w:trPr>
+        <w:tc>
+          <w:tcPr>
+            <w:tcW w:type="dxa" w:w="4933"/>
+            <w:vAlign w:val="center"/>
+            <w:shd w:fill="F3F0E8"/>
+          </w:tcPr>
+          <w:p>
+            <w:pPr>
+              <w:spacing w:after="0"/>
+            </w:pPr>
+            <w:r/>
+            <w:r>
+              <w:rPr>
+                <w:b/>
+                <w:color w:val="262F37"/>
+                <w:sz w:val="18"/>
+              </w:rPr>
+              <w:t>Подрядчик</w:t>
+            </w:r>
+          </w:p>
+        </w:tc>
+        <w:tc>
+          <w:tcPr>
+            <w:tcW w:type="dxa" w:w="4933"/>
+            <w:vAlign w:val="center"/>
+            <w:shd w:fill="F3F0E8"/>
+          </w:tcPr>
+          <w:p>
+            <w:pPr>
+              <w:spacing w:after="0"/>
+            </w:pPr>
+            <w:r/>
+            <w:r>
+              <w:rPr>
+                <w:b/>
+                <w:color w:val="262F37"/>
+                <w:sz w:val="18"/>
+              </w:rPr>
+              <w:t>Заказчик</w:t>
+            </w:r>
+          </w:p>
+        </w:tc>
+      </w:tr>
+      <w:tr>
+        <w:trPr>
+          <w:cantSplit/>
+        </w:trPr>
+        <w:tc>
+          <w:tcPr>
+            <w:tcW w:type="dxa" w:w="4933"/>
+            <w:vAlign w:val="center"/>
+          </w:tcPr>
+          <w:p>
+            <w:pPr>
+              <w:spacing w:after="0"/>
+            </w:pPr>
+            <w:r/>
+            <w:r>
+              <w:rPr>
+                <w:b w:val="0"/>
+                <w:color w:val="262F37"/>
+                <w:sz w:val="18"/>
+              </w:rPr>
+              <w:t>Должность, Ф. И. О. [___]</w:t>
+            </w:r>
+          </w:p>
+        </w:tc>
+        <w:tc>
+          <w:tcPr>
+            <w:tcW w:type="dxa" w:w="4933"/>
+            <w:vAlign w:val="center"/>
+          </w:tcPr>
+          <w:p>
+            <w:pPr>
+              <w:spacing w:after="0"/>
+            </w:pPr>
+            <w:r/>
+            <w:r>
+              <w:rPr>
+                <w:b w:val="0"/>
+                <w:color w:val="262F37"/>
+                <w:sz w:val="18"/>
+              </w:rPr>
+              <w:t>Должность, Ф. И. О. [___]</w:t>
+            </w:r>
+          </w:p>
+        </w:tc>
+      </w:tr>
+      <w:tr>
+        <w:trPr>
+          <w:cantSplit/>
+        </w:trPr>
+        <w:tc>
+          <w:tcPr>
+            <w:tcW w:type="dxa" w:w="4933"/>
+            <w:vAlign w:val="center"/>
+          </w:tcPr>
+          <w:p>
+            <w:pPr>
+              <w:spacing w:after="0"/>
+            </w:pPr>
+            <w:r/>
+            <w:r>
+              <w:rPr>
+                <w:b w:val="0"/>
+                <w:color w:val="262F37"/>
+                <w:sz w:val="18"/>
+              </w:rPr>
+              <w:t>Основание полномочий [___]</w:t>
+            </w:r>
+          </w:p>
+        </w:tc>
+        <w:tc>
+          <w:tcPr>
+            <w:tcW w:type="dxa" w:w="4933"/>
+            <w:vAlign w:val="center"/>
+          </w:tcPr>
+          <w:p>
+            <w:pPr>
+              <w:spacing w:after="0"/>
+            </w:pPr>
+            <w:r/>
+            <w:r>
+              <w:rPr>
+                <w:b w:val="0"/>
+                <w:color w:val="262F37"/>
+                <w:sz w:val="18"/>
+              </w:rPr>
+              <w:t>Основание полномочий [___]</w:t>
+            </w:r>
+          </w:p>
+        </w:tc>
+      </w:tr>
+      <w:tr>
+        <w:trPr>
+          <w:cantSplit/>
+        </w:trPr>
+        <w:tc>
+          <w:tcPr>
+            <w:tcW w:type="dxa" w:w="4933"/>
+            <w:vAlign w:val="center"/>
+          </w:tcPr>
+          <w:p>
+            <w:pPr>
+              <w:spacing w:after="0"/>
+            </w:pPr>
+            <w:r/>
+            <w:r>
+              <w:rPr>
+                <w:b w:val="0"/>
+                <w:color w:val="262F37"/>
+                <w:sz w:val="18"/>
+              </w:rPr>
+              <w:t>Подпись [___]  Дата [___]</w:t>
+            </w:r>
+          </w:p>
+        </w:tc>
+        <w:tc>
+          <w:tcPr>
+            <w:tcW w:type="dxa" w:w="4933"/>
+            <w:vAlign w:val="center"/>
+          </w:tcPr>
+          <w:p>
+            <w:pPr>
+              <w:spacing w:after="0"/>
+            </w:pPr>
+            <w:r/>
+            <w:r>
+              <w:rPr>
+                <w:b w:val="0"/>
+                <w:color w:val="262F37"/>
+                <w:sz w:val="18"/>
+              </w:rPr>
+              <w:t>Подпись [___]  Дата [___]</w:t>
+            </w:r>
+          </w:p>
+        </w:tc>
+      </w:tr>
+    </w:tbl>
     <w:sectPr>
-      <w:headerReference w:type="default" r:id="rId9"/>
-      <w:footerReference w:type="default" r:id="rId10"/>
-      <w:pgSz w:w="12240" w:h="15840"/>
-      <w:pgMar w:top="1440" w:right="1440" w:bottom="1440" w:left="1440" w:header="708" w:footer="708" w:gutter="0"/>
+      <w:pgSz w:w="11906" w:h="16838"/>
+      <w:pgMar w:top="964" w:right="1020" w:bottom="964" w:left="1020" w:header="720" w:footer="720" w:gutter="0"/>
       <w:cols w:space="720"/>
       <w:docGrid w:linePitch="360"/>
     </w:sectPr>
   </w:body>
 </w:document>
-</file>
-
-<file path=word/footer1.xml><?xml version="1.0" encoding="utf-8"?>
-<w:ftr xmlns:m="http://schemas.openxmlformats.org/officeDocument/2006/math" xmlns:mc="http://schemas.openxmlformats.org/markup-compatibility/2006" xmlns:mo="http://schemas.microsoft.com/office/mac/office/2008/main" xmlns:mv="urn:schemas-microsoft-com:mac:vml" xmlns:o="urn:schemas-microsoft-com:office:office" xmlns:r="http://schemas.openxmlformats.org/officeDocument/2006/relationships" xmlns:v="urn:schemas-microsoft-com:vml" xmlns:w10="urn:schemas-microsoft-com:office:word" xmlns:w14="http://schemas.microsoft.com/office/word/2010/wordml" xmlns:w="http://schemas.openxmlformats.org/wordprocessingml/2006/main" xmlns:wne="http://schemas.microsoft.com/office/word/2006/wordml" xmlns:wp14="http://schemas.microsoft.com/office/word/2010/wordprocessingDrawing" xmlns:wp="http://schemas.openxmlformats.org/drawingml/2006/wordprocessingDrawing" xmlns:wpc="http://schemas.microsoft.com/office/word/2010/wordprocessingCanvas" xmlns:wpg="http://schemas.microsoft.com/office/word/2010/wordprocessingGroup" xmlns:wpi="http://schemas.microsoft.com/office/word/2010/wordprocessingInk" xmlns:wps="http://schemas.microsoft.com/office/word/2010/wordprocessingShape" mc:Ignorable="w14 wp14">
-  <w:p>
-    <w:pPr>
-      <w:pStyle w:val="Footer"/>
-      <w:jc w:val="center"/>
-    </w:pPr>
-    <w:r>
-      <w:rPr>
-        <w:rFonts w:ascii="Arial" w:hAnsi="Arial"/>
-        <w:color w:val="787878"/>
-        <w:sz w:val="16"/>
-      </w:rPr>
-      <w:t>Приказ / письменное указание на дополнительный объём  •  версия 21.07.2026  •  marzhavbetone.ru</w:t>
-    </w:r>
-  </w:p>
-</w:ftr>
-</file>
-
-<file path=word/header1.xml><?xml version="1.0" encoding="utf-8"?>
-<w:hdr xmlns:m="http://schemas.openxmlformats.org/officeDocument/2006/math" xmlns:mc="http://schemas.openxmlformats.org/markup-compatibility/2006" xmlns:mo="http://schemas.microsoft.com/office/mac/office/2008/main" xmlns:mv="urn:schemas-microsoft-com:mac:vml" xmlns:o="urn:schemas-microsoft-com:office:office" xmlns:r="http://schemas.openxmlformats.org/officeDocument/2006/relationships" xmlns:v="urn:schemas-microsoft-com:vml" xmlns:w10="urn:schemas-microsoft-com:office:word" xmlns:w14="http://schemas.microsoft.com/office/word/2010/wordml" xmlns:w="http://schemas.openxmlformats.org/wordprocessingml/2006/main" xmlns:wne="http://schemas.microsoft.com/office/word/2006/wordml" xmlns:wp14="http://schemas.microsoft.com/office/word/2010/wordprocessingDrawing" xmlns:wp="http://schemas.openxmlformats.org/drawingml/2006/wordprocessingDrawing" xmlns:wpc="http://schemas.microsoft.com/office/word/2010/wordprocessingCanvas" xmlns:wpg="http://schemas.microsoft.com/office/word/2010/wordprocessingGroup" xmlns:wpi="http://schemas.microsoft.com/office/word/2010/wordprocessingInk" xmlns:wps="http://schemas.microsoft.com/office/word/2010/wordprocessingShape" mc:Ignorable="w14 wp14">
-  <w:p>
-    <w:pPr>
-      <w:pStyle w:val="Header"/>
-    </w:pPr>
-    <w:r>
-      <w:rPr>
-        <w:rFonts w:ascii="Arial" w:hAnsi="Arial"/>
-        <w:color w:val="646464"/>
-        <w:sz w:val="16"/>
-      </w:rPr>
-      <w:t>МАРЖА В БЕТОНЕ  /  РАБОЧИЙ ШАБЛОН</w:t>
-    </w:r>
-  </w:p>
-</w:hdr>
 </file>
 
 <file path=word/numbering.xml><?xml version="1.0" encoding="utf-8"?>
@@ -660,11 +1825,12 @@
     <w:qFormat/>
     <w:rsid w:val="00FC693F"/>
     <w:pPr>
-      <w:spacing w:after="120" w:line="300" w:lineRule="auto"/>
+      <w:spacing w:after="100"/>
     </w:pPr>
     <w:rPr>
-      <w:rFonts w:ascii="Arial" w:hAnsi="Arial"/>
-      <w:sz w:val="22"/>
+      <w:rFonts w:ascii="Times New Roman" w:hAnsi="Times New Roman"/>
+      <w:color w:val="262F37"/>
+      <w:sz w:val="21"/>
     </w:rPr>
   </w:style>
   <w:style w:type="paragraph" w:styleId="Header">
@@ -722,15 +1888,15 @@
     <w:pPr>
       <w:keepNext/>
       <w:keepLines/>
-      <w:spacing w:before="360" w:after="200"/>
+      <w:spacing w:before="180" w:after="100"/>
       <w:outlineLvl w:val="0"/>
     </w:pPr>
     <w:rPr>
-      <w:rFonts w:asciiTheme="majorHAnsi" w:eastAsiaTheme="majorEastAsia" w:hAnsiTheme="majorHAnsi" w:cstheme="majorBidi" w:ascii="Arial" w:hAnsi="Arial"/>
+      <w:rFonts w:asciiTheme="majorHAnsi" w:eastAsiaTheme="majorEastAsia" w:hAnsiTheme="majorHAnsi" w:cstheme="majorBidi" w:ascii="Times New Roman" w:hAnsi="Times New Roman"/>
       <w:b/>
       <w:bCs/>
-      <w:color w:val="2E74B5"/>
-      <w:sz w:val="32"/>
+      <w:color w:val="8E6F32"/>
+      <w:sz w:val="24"/>
       <w:szCs w:val="28"/>
     </w:rPr>
   </w:style>
@@ -746,14 +1912,14 @@
     <w:pPr>
       <w:keepNext/>
       <w:keepLines/>
-      <w:spacing w:before="280" w:after="140"/>
+      <w:spacing w:before="200" w:after="0"/>
       <w:outlineLvl w:val="1"/>
     </w:pPr>
     <w:rPr>
-      <w:rFonts w:asciiTheme="majorHAnsi" w:eastAsiaTheme="majorEastAsia" w:hAnsiTheme="majorHAnsi" w:cstheme="majorBidi" w:ascii="Arial" w:hAnsi="Arial"/>
+      <w:rFonts w:asciiTheme="majorHAnsi" w:eastAsiaTheme="majorEastAsia" w:hAnsiTheme="majorHAnsi" w:cstheme="majorBidi"/>
       <w:b/>
       <w:bCs/>
-      <w:color w:val="2E74B5"/>
+      <w:color w:val="4F81BD" w:themeColor="accent1"/>
       <w:sz w:val="26"/>
       <w:szCs w:val="26"/>
     </w:rPr>
@@ -1008,18 +2174,16 @@
     <w:qFormat/>
     <w:rsid w:val="00FC693F"/>
     <w:pPr>
-      <w:pBdr>
-        <w:bottom w:val="single" w:sz="8" w:space="4" w:color="4F81BD" w:themeColor="accent1"/>
-      </w:pBdr>
-      <w:spacing w:after="240" w:line="240" w:lineRule="auto" w:before="0"/>
+      <w:spacing w:after="180" w:line="240" w:lineRule="auto"/>
       <w:contextualSpacing/>
     </w:pPr>
     <w:rPr>
-      <w:rFonts w:asciiTheme="majorHAnsi" w:eastAsiaTheme="majorEastAsia" w:hAnsiTheme="majorHAnsi" w:cstheme="majorBidi" w:ascii="Arial" w:hAnsi="Arial"/>
-      <w:color w:val="242629"/>
+      <w:rFonts w:asciiTheme="majorHAnsi" w:eastAsiaTheme="majorEastAsia" w:hAnsiTheme="majorHAnsi" w:cstheme="majorBidi" w:ascii="Times New Roman" w:hAnsi="Times New Roman"/>
+      <w:b/>
+      <w:color w:val="000000"/>
       <w:spacing w:val="5"/>
       <w:kern w:val="28"/>
-      <w:sz w:val="50"/>
+      <w:sz w:val="34"/>
       <w:szCs w:val="52"/>
     </w:rPr>
   </w:style>

--- a/products-storage/02-dopraboty-bez-poter/01-prikaz-na-dopobem.docx
+++ b/products-storage/02-dopraboty-bez-poter/01-prikaz-na-dopobem.docx
@@ -8,12 +8,11 @@
         <w:jc w:val="left"/>
       </w:pPr>
       <w:r>
+        <w:rPr>
+          <w:rFonts w:ascii="Arial" w:hAnsi="Arial"/>
+          <w:color w:val="AE8031"/>
+        </w:rPr>
         <w:t>Письменное поручение на дополнительные работы</w:t>
-      </w:r>
-    </w:p>
-    <w:p>
-      <w:r>
-        <w:t>Оформите поручение до начала соответствующих работ. Укажите только работы за пределами исходного объёма; решение подписывают уполномоченные представители сторон с привязкой к договору и приложениям.</w:t>
       </w:r>
     </w:p>
     <w:p>
@@ -23,6 +22,9 @@
         <w:pageBreakBefore w:val="0"/>
       </w:pPr>
       <w:r>
+        <w:rPr>
+          <w:rFonts w:ascii="Arial" w:hAnsi="Arial"/>
+        </w:rPr>
         <w:t>Реквизиты</w:t>
       </w:r>
     </w:p>
@@ -55,6 +57,7 @@
             <w:r/>
             <w:r>
               <w:rPr>
+                <w:rFonts w:ascii="Arial" w:hAnsi="Arial"/>
                 <w:b/>
                 <w:color w:val="262F37"/>
                 <w:sz w:val="18"/>
@@ -75,6 +78,7 @@
             <w:r/>
             <w:r>
               <w:rPr>
+                <w:rFonts w:ascii="Arial" w:hAnsi="Arial"/>
                 <w:b w:val="0"/>
                 <w:color w:val="262F37"/>
                 <w:sz w:val="18"/>
@@ -101,6 +105,7 @@
             <w:r/>
             <w:r>
               <w:rPr>
+                <w:rFonts w:ascii="Arial" w:hAnsi="Arial"/>
                 <w:b/>
                 <w:color w:val="262F37"/>
                 <w:sz w:val="18"/>
@@ -121,6 +126,7 @@
             <w:r/>
             <w:r>
               <w:rPr>
+                <w:rFonts w:ascii="Arial" w:hAnsi="Arial"/>
                 <w:b w:val="0"/>
                 <w:color w:val="262F37"/>
                 <w:sz w:val="18"/>
@@ -147,6 +153,7 @@
             <w:r/>
             <w:r>
               <w:rPr>
+                <w:rFonts w:ascii="Arial" w:hAnsi="Arial"/>
                 <w:b/>
                 <w:color w:val="262F37"/>
                 <w:sz w:val="18"/>
@@ -167,6 +174,7 @@
             <w:r/>
             <w:r>
               <w:rPr>
+                <w:rFonts w:ascii="Arial" w:hAnsi="Arial"/>
                 <w:b w:val="0"/>
                 <w:color w:val="262F37"/>
                 <w:sz w:val="18"/>
@@ -193,6 +201,7 @@
             <w:r/>
             <w:r>
               <w:rPr>
+                <w:rFonts w:ascii="Arial" w:hAnsi="Arial"/>
                 <w:b/>
                 <w:color w:val="262F37"/>
                 <w:sz w:val="18"/>
@@ -213,6 +222,7 @@
             <w:r/>
             <w:r>
               <w:rPr>
+                <w:rFonts w:ascii="Arial" w:hAnsi="Arial"/>
                 <w:b w:val="0"/>
                 <w:color w:val="262F37"/>
                 <w:sz w:val="18"/>
@@ -239,6 +249,7 @@
             <w:r/>
             <w:r>
               <w:rPr>
+                <w:rFonts w:ascii="Arial" w:hAnsi="Arial"/>
                 <w:b/>
                 <w:color w:val="262F37"/>
                 <w:sz w:val="18"/>
@@ -259,6 +270,7 @@
             <w:r/>
             <w:r>
               <w:rPr>
+                <w:rFonts w:ascii="Arial" w:hAnsi="Arial"/>
                 <w:b w:val="0"/>
                 <w:color w:val="262F37"/>
                 <w:sz w:val="18"/>
@@ -276,6 +288,9 @@
         <w:pageBreakBefore w:val="0"/>
       </w:pPr>
       <w:r>
+        <w:rPr>
+          <w:rFonts w:ascii="Arial" w:hAnsi="Arial"/>
+        </w:rPr>
         <w:t>Инициатор и основание</w:t>
       </w:r>
     </w:p>
@@ -308,6 +323,7 @@
             <w:r/>
             <w:r>
               <w:rPr>
+                <w:rFonts w:ascii="Arial" w:hAnsi="Arial"/>
                 <w:b/>
                 <w:color w:val="262F37"/>
                 <w:sz w:val="18"/>
@@ -328,6 +344,7 @@
             <w:r/>
             <w:r>
               <w:rPr>
+                <w:rFonts w:ascii="Arial" w:hAnsi="Arial"/>
                 <w:b w:val="0"/>
                 <w:color w:val="262F37"/>
                 <w:sz w:val="18"/>
@@ -354,6 +371,7 @@
             <w:r/>
             <w:r>
               <w:rPr>
+                <w:rFonts w:ascii="Arial" w:hAnsi="Arial"/>
                 <w:b/>
                 <w:color w:val="262F37"/>
                 <w:sz w:val="18"/>
@@ -374,6 +392,7 @@
             <w:r/>
             <w:r>
               <w:rPr>
+                <w:rFonts w:ascii="Arial" w:hAnsi="Arial"/>
                 <w:b w:val="0"/>
                 <w:color w:val="262F37"/>
                 <w:sz w:val="18"/>
@@ -400,6 +419,7 @@
             <w:r/>
             <w:r>
               <w:rPr>
+                <w:rFonts w:ascii="Arial" w:hAnsi="Arial"/>
                 <w:b/>
                 <w:color w:val="262F37"/>
                 <w:sz w:val="18"/>
@@ -420,6 +440,7 @@
             <w:r/>
             <w:r>
               <w:rPr>
+                <w:rFonts w:ascii="Arial" w:hAnsi="Arial"/>
                 <w:b w:val="0"/>
                 <w:color w:val="262F37"/>
                 <w:sz w:val="18"/>
@@ -437,6 +458,9 @@
         <w:pageBreakBefore w:val="0"/>
       </w:pPr>
       <w:r>
+        <w:rPr>
+          <w:rFonts w:ascii="Arial" w:hAnsi="Arial"/>
+        </w:rPr>
         <w:t>Состав поручения</w:t>
       </w:r>
     </w:p>
@@ -471,6 +495,7 @@
             <w:r/>
             <w:r>
               <w:rPr>
+                <w:rFonts w:ascii="Arial" w:hAnsi="Arial"/>
                 <w:b/>
                 <w:color w:val="262F37"/>
                 <w:sz w:val="18"/>
@@ -492,6 +517,7 @@
             <w:r/>
             <w:r>
               <w:rPr>
+                <w:rFonts w:ascii="Arial" w:hAnsi="Arial"/>
                 <w:b/>
                 <w:color w:val="262F37"/>
                 <w:sz w:val="18"/>
@@ -513,6 +539,7 @@
             <w:r/>
             <w:r>
               <w:rPr>
+                <w:rFonts w:ascii="Arial" w:hAnsi="Arial"/>
                 <w:b/>
                 <w:color w:val="262F37"/>
                 <w:sz w:val="18"/>
@@ -534,6 +561,7 @@
             <w:r/>
             <w:r>
               <w:rPr>
+                <w:rFonts w:ascii="Arial" w:hAnsi="Arial"/>
                 <w:b/>
                 <w:color w:val="262F37"/>
                 <w:sz w:val="18"/>
@@ -555,6 +583,7 @@
             <w:r/>
             <w:r>
               <w:rPr>
+                <w:rFonts w:ascii="Arial" w:hAnsi="Arial"/>
                 <w:b/>
                 <w:color w:val="262F37"/>
                 <w:sz w:val="18"/>
@@ -580,6 +609,7 @@
             <w:r/>
             <w:r>
               <w:rPr>
+                <w:rFonts w:ascii="Arial" w:hAnsi="Arial"/>
                 <w:b w:val="0"/>
                 <w:color w:val="262F37"/>
                 <w:sz w:val="18"/>
@@ -600,6 +630,7 @@
             <w:r/>
             <w:r>
               <w:rPr>
+                <w:rFonts w:ascii="Arial" w:hAnsi="Arial"/>
                 <w:b w:val="0"/>
                 <w:color w:val="262F37"/>
                 <w:sz w:val="18"/>
@@ -620,6 +651,7 @@
             <w:r/>
             <w:r>
               <w:rPr>
+                <w:rFonts w:ascii="Arial" w:hAnsi="Arial"/>
                 <w:b w:val="0"/>
                 <w:color w:val="262F37"/>
                 <w:sz w:val="18"/>
@@ -640,6 +672,7 @@
             <w:r/>
             <w:r>
               <w:rPr>
+                <w:rFonts w:ascii="Arial" w:hAnsi="Arial"/>
                 <w:b w:val="0"/>
                 <w:color w:val="262F37"/>
                 <w:sz w:val="18"/>
@@ -660,6 +693,7 @@
             <w:r/>
             <w:r>
               <w:rPr>
+                <w:rFonts w:ascii="Arial" w:hAnsi="Arial"/>
                 <w:b w:val="0"/>
                 <w:color w:val="262F37"/>
                 <w:sz w:val="18"/>
@@ -685,6 +719,7 @@
             <w:r/>
             <w:r>
               <w:rPr>
+                <w:rFonts w:ascii="Arial" w:hAnsi="Arial"/>
                 <w:b w:val="0"/>
                 <w:color w:val="262F37"/>
                 <w:sz w:val="18"/>
@@ -705,6 +740,7 @@
             <w:r/>
             <w:r>
               <w:rPr>
+                <w:rFonts w:ascii="Arial" w:hAnsi="Arial"/>
                 <w:b w:val="0"/>
                 <w:color w:val="262F37"/>
                 <w:sz w:val="18"/>
@@ -725,6 +761,7 @@
             <w:r/>
             <w:r>
               <w:rPr>
+                <w:rFonts w:ascii="Arial" w:hAnsi="Arial"/>
                 <w:b w:val="0"/>
                 <w:color w:val="262F37"/>
                 <w:sz w:val="18"/>
@@ -745,6 +782,7 @@
             <w:r/>
             <w:r>
               <w:rPr>
+                <w:rFonts w:ascii="Arial" w:hAnsi="Arial"/>
                 <w:b w:val="0"/>
                 <w:color w:val="262F37"/>
                 <w:sz w:val="18"/>
@@ -765,6 +803,7 @@
             <w:r/>
             <w:r>
               <w:rPr>
+                <w:rFonts w:ascii="Arial" w:hAnsi="Arial"/>
                 <w:b w:val="0"/>
                 <w:color w:val="262F37"/>
                 <w:sz w:val="18"/>
@@ -790,6 +829,7 @@
             <w:r/>
             <w:r>
               <w:rPr>
+                <w:rFonts w:ascii="Arial" w:hAnsi="Arial"/>
                 <w:b w:val="0"/>
                 <w:color w:val="262F37"/>
                 <w:sz w:val="18"/>
@@ -810,6 +850,7 @@
             <w:r/>
             <w:r>
               <w:rPr>
+                <w:rFonts w:ascii="Arial" w:hAnsi="Arial"/>
                 <w:b w:val="0"/>
                 <w:color w:val="262F37"/>
                 <w:sz w:val="18"/>
@@ -830,6 +871,7 @@
             <w:r/>
             <w:r>
               <w:rPr>
+                <w:rFonts w:ascii="Arial" w:hAnsi="Arial"/>
                 <w:b w:val="0"/>
                 <w:color w:val="262F37"/>
                 <w:sz w:val="18"/>
@@ -850,6 +892,7 @@
             <w:r/>
             <w:r>
               <w:rPr>
+                <w:rFonts w:ascii="Arial" w:hAnsi="Arial"/>
                 <w:b w:val="0"/>
                 <w:color w:val="262F37"/>
                 <w:sz w:val="18"/>
@@ -870,6 +913,7 @@
             <w:r/>
             <w:r>
               <w:rPr>
+                <w:rFonts w:ascii="Arial" w:hAnsi="Arial"/>
                 <w:b w:val="0"/>
                 <w:color w:val="262F37"/>
                 <w:sz w:val="18"/>
@@ -882,6 +926,9 @@
     </w:tbl>
     <w:p>
       <w:r>
+        <w:rPr>
+          <w:rFonts w:ascii="Arial" w:hAnsi="Arial"/>
+        </w:rPr>
         <w:t>Позиции и границы также зафиксированы в форме 02 № [___] от [___]. При необходимости приложите схему с отметкой зоны и измеряемых объёмов.</w:t>
       </w:r>
     </w:p>
@@ -892,6 +939,9 @@
         <w:pageBreakBefore w:val="0"/>
       </w:pPr>
       <w:r>
+        <w:rPr>
+          <w:rFonts w:ascii="Arial" w:hAnsi="Arial"/>
+        </w:rPr>
         <w:t>Условия и приложения</w:t>
       </w:r>
     </w:p>
@@ -924,6 +974,7 @@
             <w:r/>
             <w:r>
               <w:rPr>
+                <w:rFonts w:ascii="Arial" w:hAnsi="Arial"/>
                 <w:b/>
                 <w:color w:val="262F37"/>
                 <w:sz w:val="18"/>
@@ -944,6 +995,7 @@
             <w:r/>
             <w:r>
               <w:rPr>
+                <w:rFonts w:ascii="Arial" w:hAnsi="Arial"/>
                 <w:b w:val="0"/>
                 <w:color w:val="262F37"/>
                 <w:sz w:val="18"/>
@@ -970,6 +1022,7 @@
             <w:r/>
             <w:r>
               <w:rPr>
+                <w:rFonts w:ascii="Arial" w:hAnsi="Arial"/>
                 <w:b/>
                 <w:color w:val="262F37"/>
                 <w:sz w:val="18"/>
@@ -990,6 +1043,7 @@
             <w:r/>
             <w:r>
               <w:rPr>
+                <w:rFonts w:ascii="Arial" w:hAnsi="Arial"/>
                 <w:b w:val="0"/>
                 <w:color w:val="262F37"/>
                 <w:sz w:val="18"/>
@@ -1016,6 +1070,7 @@
             <w:r/>
             <w:r>
               <w:rPr>
+                <w:rFonts w:ascii="Arial" w:hAnsi="Arial"/>
                 <w:b/>
                 <w:color w:val="262F37"/>
                 <w:sz w:val="18"/>
@@ -1036,6 +1091,7 @@
             <w:r/>
             <w:r>
               <w:rPr>
+                <w:rFonts w:ascii="Arial" w:hAnsi="Arial"/>
                 <w:b w:val="0"/>
                 <w:color w:val="262F37"/>
                 <w:sz w:val="18"/>
@@ -1062,6 +1118,7 @@
             <w:r/>
             <w:r>
               <w:rPr>
+                <w:rFonts w:ascii="Arial" w:hAnsi="Arial"/>
                 <w:b/>
                 <w:color w:val="262F37"/>
                 <w:sz w:val="18"/>
@@ -1082,6 +1139,7 @@
             <w:r/>
             <w:r>
               <w:rPr>
+                <w:rFonts w:ascii="Arial" w:hAnsi="Arial"/>
                 <w:b w:val="0"/>
                 <w:color w:val="262F37"/>
                 <w:sz w:val="18"/>
@@ -1108,6 +1166,7 @@
             <w:r/>
             <w:r>
               <w:rPr>
+                <w:rFonts w:ascii="Arial" w:hAnsi="Arial"/>
                 <w:b/>
                 <w:color w:val="262F37"/>
                 <w:sz w:val="18"/>
@@ -1128,6 +1187,7 @@
             <w:r/>
             <w:r>
               <w:rPr>
+                <w:rFonts w:ascii="Arial" w:hAnsi="Arial"/>
                 <w:b w:val="0"/>
                 <w:color w:val="262F37"/>
                 <w:sz w:val="18"/>
@@ -1140,6 +1200,9 @@
     </w:tbl>
     <w:p>
       <w:r>
+        <w:rPr>
+          <w:rFonts w:ascii="Arial" w:hAnsi="Arial"/>
+        </w:rPr>
         <w:t>Если цена, срок или другие условия договора меняются, оформите соответствующее соглашение сторон. Поручение фиксирует задание и его источник. Ссылки на соглашения 11 и 12 укажите, только если они подписаны до подписания поручения. Подписанное поручение позднее не дополняйте: ссылку на него внесите в соглашение 11 и журнал 08.</w:t>
       </w:r>
     </w:p>
@@ -1150,6 +1213,9 @@
         <w:pageBreakBefore w:val="0"/>
       </w:pPr>
       <w:r>
+        <w:rPr>
+          <w:rFonts w:ascii="Arial" w:hAnsi="Arial"/>
+        </w:rPr>
         <w:t>Направление и подписи</w:t>
       </w:r>
     </w:p>
@@ -1182,6 +1248,7 @@
             <w:r/>
             <w:r>
               <w:rPr>
+                <w:rFonts w:ascii="Arial" w:hAnsi="Arial"/>
                 <w:b/>
                 <w:color w:val="262F37"/>
                 <w:sz w:val="18"/>
@@ -1202,6 +1269,7 @@
             <w:r/>
             <w:r>
               <w:rPr>
+                <w:rFonts w:ascii="Arial" w:hAnsi="Arial"/>
                 <w:b w:val="0"/>
                 <w:color w:val="262F37"/>
                 <w:sz w:val="18"/>
@@ -1228,6 +1296,7 @@
             <w:r/>
             <w:r>
               <w:rPr>
+                <w:rFonts w:ascii="Arial" w:hAnsi="Arial"/>
                 <w:b/>
                 <w:color w:val="262F37"/>
                 <w:sz w:val="18"/>
@@ -1248,6 +1317,7 @@
             <w:r/>
             <w:r>
               <w:rPr>
+                <w:rFonts w:ascii="Arial" w:hAnsi="Arial"/>
                 <w:b w:val="0"/>
                 <w:color w:val="262F37"/>
                 <w:sz w:val="18"/>
@@ -1285,6 +1355,7 @@
             <w:r/>
             <w:r>
               <w:rPr>
+                <w:rFonts w:ascii="Arial" w:hAnsi="Arial"/>
                 <w:b/>
                 <w:color w:val="262F37"/>
                 <w:sz w:val="18"/>
@@ -1306,6 +1377,7 @@
             <w:r/>
             <w:r>
               <w:rPr>
+                <w:rFonts w:ascii="Arial" w:hAnsi="Arial"/>
                 <w:b/>
                 <w:color w:val="262F37"/>
                 <w:sz w:val="18"/>
@@ -1331,6 +1403,7 @@
             <w:r/>
             <w:r>
               <w:rPr>
+                <w:rFonts w:ascii="Arial" w:hAnsi="Arial"/>
                 <w:b w:val="0"/>
                 <w:color w:val="262F37"/>
                 <w:sz w:val="18"/>
@@ -1351,6 +1424,7 @@
             <w:r/>
             <w:r>
               <w:rPr>
+                <w:rFonts w:ascii="Arial" w:hAnsi="Arial"/>
                 <w:b w:val="0"/>
                 <w:color w:val="262F37"/>
                 <w:sz w:val="18"/>
@@ -1376,6 +1450,7 @@
             <w:r/>
             <w:r>
               <w:rPr>
+                <w:rFonts w:ascii="Arial" w:hAnsi="Arial"/>
                 <w:b w:val="0"/>
                 <w:color w:val="262F37"/>
                 <w:sz w:val="18"/>
@@ -1396,6 +1471,7 @@
             <w:r/>
             <w:r>
               <w:rPr>
+                <w:rFonts w:ascii="Arial" w:hAnsi="Arial"/>
                 <w:b w:val="0"/>
                 <w:color w:val="262F37"/>
                 <w:sz w:val="18"/>
@@ -1421,6 +1497,7 @@
             <w:r/>
             <w:r>
               <w:rPr>
+                <w:rFonts w:ascii="Arial" w:hAnsi="Arial"/>
                 <w:b w:val="0"/>
                 <w:color w:val="262F37"/>
                 <w:sz w:val="18"/>
@@ -1441,6 +1518,7 @@
             <w:r/>
             <w:r>
               <w:rPr>
+                <w:rFonts w:ascii="Arial" w:hAnsi="Arial"/>
                 <w:b w:val="0"/>
                 <w:color w:val="262F37"/>
                 <w:sz w:val="18"/>
@@ -1452,6 +1530,8 @@
       </w:tr>
     </w:tbl>
     <w:sectPr>
+      <w:headerReference w:type="default" r:id="rId9"/>
+      <w:footerReference w:type="default" r:id="rId10"/>
       <w:pgSz w:w="11906" w:h="16838"/>
       <w:pgMar w:top="964" w:right="1020" w:bottom="964" w:left="1020" w:header="720" w:footer="720" w:gutter="0"/>
       <w:cols w:space="720"/>
@@ -1459,6 +1539,26 @@
     </w:sectPr>
   </w:body>
 </w:document>
+</file>
+
+<file path=word/footer1.xml><?xml version="1.0" encoding="utf-8"?>
+<w:ftr xmlns:m="http://schemas.openxmlformats.org/officeDocument/2006/math" xmlns:mc="http://schemas.openxmlformats.org/markup-compatibility/2006" xmlns:mo="http://schemas.microsoft.com/office/mac/office/2008/main" xmlns:mv="urn:schemas-microsoft-com:mac:vml" xmlns:o="urn:schemas-microsoft-com:office:office" xmlns:r="http://schemas.openxmlformats.org/officeDocument/2006/relationships" xmlns:v="urn:schemas-microsoft-com:vml" xmlns:w10="urn:schemas-microsoft-com:office:word" xmlns:w14="http://schemas.microsoft.com/office/word/2010/wordml" xmlns:w="http://schemas.openxmlformats.org/wordprocessingml/2006/main" xmlns:wne="http://schemas.microsoft.com/office/word/2006/wordml" xmlns:wp14="http://schemas.microsoft.com/office/word/2010/wordprocessingDrawing" xmlns:wp="http://schemas.openxmlformats.org/drawingml/2006/wordprocessingDrawing" xmlns:wpc="http://schemas.microsoft.com/office/word/2010/wordprocessingCanvas" xmlns:wpg="http://schemas.microsoft.com/office/word/2010/wordprocessingGroup" xmlns:wpi="http://schemas.microsoft.com/office/word/2010/wordprocessingInk" xmlns:wps="http://schemas.microsoft.com/office/word/2010/wordprocessingShape" mc:Ignorable="w14 wp14">
+  <w:p>
+    <w:pPr>
+      <w:pStyle w:val="Footer"/>
+    </w:pPr>
+  </w:p>
+</w:ftr>
+</file>
+
+<file path=word/header1.xml><?xml version="1.0" encoding="utf-8"?>
+<w:hdr xmlns:m="http://schemas.openxmlformats.org/officeDocument/2006/math" xmlns:mc="http://schemas.openxmlformats.org/markup-compatibility/2006" xmlns:mo="http://schemas.microsoft.com/office/mac/office/2008/main" xmlns:mv="urn:schemas-microsoft-com:mac:vml" xmlns:o="urn:schemas-microsoft-com:office:office" xmlns:r="http://schemas.openxmlformats.org/officeDocument/2006/relationships" xmlns:v="urn:schemas-microsoft-com:vml" xmlns:w10="urn:schemas-microsoft-com:office:word" xmlns:w14="http://schemas.microsoft.com/office/word/2010/wordml" xmlns:w="http://schemas.openxmlformats.org/wordprocessingml/2006/main" xmlns:wne="http://schemas.microsoft.com/office/word/2006/wordml" xmlns:wp14="http://schemas.microsoft.com/office/word/2010/wordprocessingDrawing" xmlns:wp="http://schemas.openxmlformats.org/drawingml/2006/wordprocessingDrawing" xmlns:wpc="http://schemas.microsoft.com/office/word/2010/wordprocessingCanvas" xmlns:wpg="http://schemas.microsoft.com/office/word/2010/wordprocessingGroup" xmlns:wpi="http://schemas.microsoft.com/office/word/2010/wordprocessingInk" xmlns:wps="http://schemas.microsoft.com/office/word/2010/wordprocessingShape" mc:Ignorable="w14 wp14">
+  <w:p>
+    <w:pPr>
+      <w:pStyle w:val="Header"/>
+    </w:pPr>
+  </w:p>
+</w:hdr>
 </file>
 
 <file path=word/numbering.xml><?xml version="1.0" encoding="utf-8"?>
@@ -1828,7 +1928,7 @@
       <w:spacing w:after="100"/>
     </w:pPr>
     <w:rPr>
-      <w:rFonts w:ascii="Times New Roman" w:hAnsi="Times New Roman"/>
+      <w:rFonts w:ascii="Arial" w:hAnsi="Arial"/>
       <w:color w:val="262F37"/>
       <w:sz w:val="21"/>
     </w:rPr>
@@ -1847,6 +1947,9 @@
       </w:tabs>
       <w:spacing w:after="0" w:line="240" w:lineRule="auto"/>
     </w:pPr>
+    <w:rPr>
+      <w:rFonts w:ascii="Arial" w:hAnsi="Arial"/>
+    </w:rPr>
   </w:style>
   <w:style w:type="character" w:customStyle="1" w:styleId="HeaderChar">
     <w:name w:val="Header Char"/>
@@ -1854,6 +1957,9 @@
     <w:link w:val="Header"/>
     <w:uiPriority w:val="99"/>
     <w:rsid w:val="00E618BF"/>
+    <w:rPr>
+      <w:rFonts w:ascii="Arial" w:hAnsi="Arial"/>
+    </w:rPr>
   </w:style>
   <w:style w:type="paragraph" w:styleId="Footer">
     <w:name w:val="footer"/>
@@ -1869,6 +1975,9 @@
       </w:tabs>
       <w:spacing w:after="0" w:line="240" w:lineRule="auto"/>
     </w:pPr>
+    <w:rPr>
+      <w:rFonts w:ascii="Arial" w:hAnsi="Arial"/>
+    </w:rPr>
   </w:style>
   <w:style w:type="character" w:customStyle="1" w:styleId="FooterChar">
     <w:name w:val="Footer Char"/>
@@ -1876,6 +1985,9 @@
     <w:link w:val="Footer"/>
     <w:uiPriority w:val="99"/>
     <w:rsid w:val="00E618BF"/>
+    <w:rPr>
+      <w:rFonts w:ascii="Arial" w:hAnsi="Arial"/>
+    </w:rPr>
   </w:style>
   <w:style w:type="paragraph" w:styleId="Heading1">
     <w:name w:val="heading 1"/>
@@ -1892,7 +2004,7 @@
       <w:outlineLvl w:val="0"/>
     </w:pPr>
     <w:rPr>
-      <w:rFonts w:asciiTheme="majorHAnsi" w:eastAsiaTheme="majorEastAsia" w:hAnsiTheme="majorHAnsi" w:cstheme="majorBidi" w:ascii="Times New Roman" w:hAnsi="Times New Roman"/>
+      <w:rFonts w:asciiTheme="majorHAnsi" w:eastAsiaTheme="majorEastAsia" w:hAnsiTheme="majorHAnsi" w:cstheme="majorBidi" w:ascii="Arial" w:hAnsi="Arial"/>
       <w:b/>
       <w:bCs/>
       <w:color w:val="8E6F32"/>
@@ -1916,7 +2028,7 @@
       <w:outlineLvl w:val="1"/>
     </w:pPr>
     <w:rPr>
-      <w:rFonts w:asciiTheme="majorHAnsi" w:eastAsiaTheme="majorEastAsia" w:hAnsiTheme="majorHAnsi" w:cstheme="majorBidi"/>
+      <w:rFonts w:asciiTheme="majorHAnsi" w:eastAsiaTheme="majorEastAsia" w:hAnsiTheme="majorHAnsi" w:cstheme="majorBidi" w:ascii="Arial" w:hAnsi="Arial"/>
       <w:b/>
       <w:bCs/>
       <w:color w:val="4F81BD" w:themeColor="accent1"/>
@@ -1940,7 +2052,7 @@
       <w:outlineLvl w:val="2"/>
     </w:pPr>
     <w:rPr>
-      <w:rFonts w:asciiTheme="majorHAnsi" w:eastAsiaTheme="majorEastAsia" w:hAnsiTheme="majorHAnsi" w:cstheme="majorBidi"/>
+      <w:rFonts w:asciiTheme="majorHAnsi" w:eastAsiaTheme="majorEastAsia" w:hAnsiTheme="majorHAnsi" w:cstheme="majorBidi" w:ascii="Arial" w:hAnsi="Arial"/>
       <w:b/>
       <w:bCs/>
       <w:color w:val="4F81BD" w:themeColor="accent1"/>
@@ -1963,7 +2075,7 @@
       <w:outlineLvl w:val="3"/>
     </w:pPr>
     <w:rPr>
-      <w:rFonts w:asciiTheme="majorHAnsi" w:eastAsiaTheme="majorEastAsia" w:hAnsiTheme="majorHAnsi" w:cstheme="majorBidi"/>
+      <w:rFonts w:asciiTheme="majorHAnsi" w:eastAsiaTheme="majorEastAsia" w:hAnsiTheme="majorHAnsi" w:cstheme="majorBidi" w:ascii="Arial" w:hAnsi="Arial"/>
       <w:b/>
       <w:bCs/>
       <w:i/>
@@ -1988,7 +2100,7 @@
       <w:outlineLvl w:val="4"/>
     </w:pPr>
     <w:rPr>
-      <w:rFonts w:asciiTheme="majorHAnsi" w:eastAsiaTheme="majorEastAsia" w:hAnsiTheme="majorHAnsi" w:cstheme="majorBidi"/>
+      <w:rFonts w:asciiTheme="majorHAnsi" w:eastAsiaTheme="majorEastAsia" w:hAnsiTheme="majorHAnsi" w:cstheme="majorBidi" w:ascii="Arial" w:hAnsi="Arial"/>
       <w:color w:val="243F60" w:themeColor="accent1" w:themeShade="7F"/>
     </w:rPr>
   </w:style>
@@ -2009,7 +2121,7 @@
       <w:outlineLvl w:val="5"/>
     </w:pPr>
     <w:rPr>
-      <w:rFonts w:asciiTheme="majorHAnsi" w:eastAsiaTheme="majorEastAsia" w:hAnsiTheme="majorHAnsi" w:cstheme="majorBidi"/>
+      <w:rFonts w:asciiTheme="majorHAnsi" w:eastAsiaTheme="majorEastAsia" w:hAnsiTheme="majorHAnsi" w:cstheme="majorBidi" w:ascii="Arial" w:hAnsi="Arial"/>
       <w:i/>
       <w:iCs/>
       <w:color w:val="243F60" w:themeColor="accent1" w:themeShade="7F"/>
@@ -2032,7 +2144,7 @@
       <w:outlineLvl w:val="6"/>
     </w:pPr>
     <w:rPr>
-      <w:rFonts w:asciiTheme="majorHAnsi" w:eastAsiaTheme="majorEastAsia" w:hAnsiTheme="majorHAnsi" w:cstheme="majorBidi"/>
+      <w:rFonts w:asciiTheme="majorHAnsi" w:eastAsiaTheme="majorEastAsia" w:hAnsiTheme="majorHAnsi" w:cstheme="majorBidi" w:ascii="Arial" w:hAnsi="Arial"/>
       <w:i/>
       <w:iCs/>
       <w:color w:val="404040" w:themeColor="text1" w:themeTint="BF"/>
@@ -2055,7 +2167,7 @@
       <w:outlineLvl w:val="7"/>
     </w:pPr>
     <w:rPr>
-      <w:rFonts w:asciiTheme="majorHAnsi" w:eastAsiaTheme="majorEastAsia" w:hAnsiTheme="majorHAnsi" w:cstheme="majorBidi"/>
+      <w:rFonts w:asciiTheme="majorHAnsi" w:eastAsiaTheme="majorEastAsia" w:hAnsiTheme="majorHAnsi" w:cstheme="majorBidi" w:ascii="Arial" w:hAnsi="Arial"/>
       <w:color w:val="4F81BD" w:themeColor="accent1"/>
       <w:sz w:val="20"/>
       <w:szCs w:val="20"/>
@@ -2078,7 +2190,7 @@
       <w:outlineLvl w:val="8"/>
     </w:pPr>
     <w:rPr>
-      <w:rFonts w:asciiTheme="majorHAnsi" w:eastAsiaTheme="majorEastAsia" w:hAnsiTheme="majorHAnsi" w:cstheme="majorBidi"/>
+      <w:rFonts w:asciiTheme="majorHAnsi" w:eastAsiaTheme="majorEastAsia" w:hAnsiTheme="majorHAnsi" w:cstheme="majorBidi" w:ascii="Arial" w:hAnsi="Arial"/>
       <w:i/>
       <w:iCs/>
       <w:color w:val="404040" w:themeColor="text1" w:themeTint="BF"/>
@@ -2091,12 +2203,18 @@
     <w:uiPriority w:val="1"/>
     <w:semiHidden/>
     <w:unhideWhenUsed/>
+    <w:rPr>
+      <w:rFonts w:ascii="Arial" w:hAnsi="Arial"/>
+    </w:rPr>
   </w:style>
   <w:style w:type="table" w:default="1" w:styleId="TableNormal">
     <w:name w:val="Normal Table"/>
     <w:uiPriority w:val="99"/>
     <w:semiHidden/>
     <w:unhideWhenUsed/>
+    <w:rPr>
+      <w:rFonts w:ascii="Arial" w:hAnsi="Arial"/>
+    </w:rPr>
     <w:tblPr>
       <w:tblInd w:w="0" w:type="dxa"/>
       <w:tblCellMar>
@@ -2121,6 +2239,9 @@
     <w:pPr>
       <w:spacing w:after="0" w:line="240" w:lineRule="auto"/>
     </w:pPr>
+    <w:rPr>
+      <w:rFonts w:ascii="Arial" w:hAnsi="Arial"/>
+    </w:rPr>
   </w:style>
   <w:style w:type="character" w:customStyle="1" w:styleId="Heading1Char">
     <w:name w:val="Heading 1 Char"/>
@@ -2129,7 +2250,7 @@
     <w:uiPriority w:val="9"/>
     <w:rsid w:val="00FC693F"/>
     <w:rPr>
-      <w:rFonts w:asciiTheme="majorHAnsi" w:eastAsiaTheme="majorEastAsia" w:hAnsiTheme="majorHAnsi" w:cstheme="majorBidi"/>
+      <w:rFonts w:asciiTheme="majorHAnsi" w:eastAsiaTheme="majorEastAsia" w:hAnsiTheme="majorHAnsi" w:cstheme="majorBidi" w:ascii="Arial" w:hAnsi="Arial"/>
       <w:b/>
       <w:bCs/>
       <w:color w:val="365F91" w:themeColor="accent1" w:themeShade="BF"/>
@@ -2144,7 +2265,7 @@
     <w:uiPriority w:val="9"/>
     <w:rsid w:val="00FC693F"/>
     <w:rPr>
-      <w:rFonts w:asciiTheme="majorHAnsi" w:eastAsiaTheme="majorEastAsia" w:hAnsiTheme="majorHAnsi" w:cstheme="majorBidi"/>
+      <w:rFonts w:asciiTheme="majorHAnsi" w:eastAsiaTheme="majorEastAsia" w:hAnsiTheme="majorHAnsi" w:cstheme="majorBidi" w:ascii="Arial" w:hAnsi="Arial"/>
       <w:b/>
       <w:bCs/>
       <w:color w:val="4F81BD" w:themeColor="accent1"/>
@@ -2159,7 +2280,7 @@
     <w:uiPriority w:val="9"/>
     <w:rsid w:val="00FC693F"/>
     <w:rPr>
-      <w:rFonts w:asciiTheme="majorHAnsi" w:eastAsiaTheme="majorEastAsia" w:hAnsiTheme="majorHAnsi" w:cstheme="majorBidi"/>
+      <w:rFonts w:asciiTheme="majorHAnsi" w:eastAsiaTheme="majorEastAsia" w:hAnsiTheme="majorHAnsi" w:cstheme="majorBidi" w:ascii="Arial" w:hAnsi="Arial"/>
       <w:b/>
       <w:bCs/>
       <w:color w:val="4F81BD" w:themeColor="accent1"/>
@@ -2178,7 +2299,7 @@
       <w:contextualSpacing/>
     </w:pPr>
     <w:rPr>
-      <w:rFonts w:asciiTheme="majorHAnsi" w:eastAsiaTheme="majorEastAsia" w:hAnsiTheme="majorHAnsi" w:cstheme="majorBidi" w:ascii="Times New Roman" w:hAnsi="Times New Roman"/>
+      <w:rFonts w:asciiTheme="majorHAnsi" w:eastAsiaTheme="majorEastAsia" w:hAnsiTheme="majorHAnsi" w:cstheme="majorBidi" w:ascii="Arial" w:hAnsi="Arial"/>
       <w:b/>
       <w:color w:val="000000"/>
       <w:spacing w:val="5"/>
@@ -2194,7 +2315,7 @@
     <w:uiPriority w:val="10"/>
     <w:rsid w:val="00FC693F"/>
     <w:rPr>
-      <w:rFonts w:asciiTheme="majorHAnsi" w:eastAsiaTheme="majorEastAsia" w:hAnsiTheme="majorHAnsi" w:cstheme="majorBidi"/>
+      <w:rFonts w:asciiTheme="majorHAnsi" w:eastAsiaTheme="majorEastAsia" w:hAnsiTheme="majorHAnsi" w:cstheme="majorBidi" w:ascii="Arial" w:hAnsi="Arial"/>
       <w:color w:val="17365D" w:themeColor="text2" w:themeShade="BF"/>
       <w:spacing w:val="5"/>
       <w:kern w:val="28"/>
@@ -2216,7 +2337,7 @@
       </w:numPr>
     </w:pPr>
     <w:rPr>
-      <w:rFonts w:asciiTheme="majorHAnsi" w:eastAsiaTheme="majorEastAsia" w:hAnsiTheme="majorHAnsi" w:cstheme="majorBidi"/>
+      <w:rFonts w:asciiTheme="majorHAnsi" w:eastAsiaTheme="majorEastAsia" w:hAnsiTheme="majorHAnsi" w:cstheme="majorBidi" w:ascii="Arial" w:hAnsi="Arial"/>
       <w:i/>
       <w:iCs/>
       <w:color w:val="4F81BD" w:themeColor="accent1"/>
@@ -2232,7 +2353,7 @@
     <w:uiPriority w:val="11"/>
     <w:rsid w:val="00FC693F"/>
     <w:rPr>
-      <w:rFonts w:asciiTheme="majorHAnsi" w:eastAsiaTheme="majorEastAsia" w:hAnsiTheme="majorHAnsi" w:cstheme="majorBidi"/>
+      <w:rFonts w:asciiTheme="majorHAnsi" w:eastAsiaTheme="majorEastAsia" w:hAnsiTheme="majorHAnsi" w:cstheme="majorBidi" w:ascii="Arial" w:hAnsi="Arial"/>
       <w:i/>
       <w:iCs/>
       <w:color w:val="4F81BD" w:themeColor="accent1"/>
@@ -2251,6 +2372,9 @@
       <w:ind w:left="720"/>
       <w:contextualSpacing/>
     </w:pPr>
+    <w:rPr>
+      <w:rFonts w:ascii="Arial" w:hAnsi="Arial"/>
+    </w:rPr>
   </w:style>
   <w:style w:type="paragraph" w:styleId="BodyText">
     <w:name w:val="Body Text"/>
@@ -2262,6 +2386,9 @@
     <w:pPr>
       <w:spacing w:after="120"/>
     </w:pPr>
+    <w:rPr>
+      <w:rFonts w:ascii="Arial" w:hAnsi="Arial"/>
+    </w:rPr>
   </w:style>
   <w:style w:type="character" w:customStyle="1" w:styleId="BodyTextChar">
     <w:name w:val="Body Text Char"/>
@@ -2269,6 +2396,9 @@
     <w:link w:val="BodyText"/>
     <w:uiPriority w:val="99"/>
     <w:rsid w:val="00AA1D8D"/>
+    <w:rPr>
+      <w:rFonts w:ascii="Arial" w:hAnsi="Arial"/>
+    </w:rPr>
   </w:style>
   <w:style w:type="paragraph" w:styleId="BodyText2">
     <w:name w:val="Body Text 2"/>
@@ -2280,6 +2410,9 @@
     <w:pPr>
       <w:spacing w:after="120" w:line="480" w:lineRule="auto"/>
     </w:pPr>
+    <w:rPr>
+      <w:rFonts w:ascii="Arial" w:hAnsi="Arial"/>
+    </w:rPr>
   </w:style>
   <w:style w:type="character" w:customStyle="1" w:styleId="BodyText2Char">
     <w:name w:val="Body Text 2 Char"/>
@@ -2287,6 +2420,9 @@
     <w:link w:val="BodyText2"/>
     <w:uiPriority w:val="99"/>
     <w:rsid w:val="00AA1D8D"/>
+    <w:rPr>
+      <w:rFonts w:ascii="Arial" w:hAnsi="Arial"/>
+    </w:rPr>
   </w:style>
   <w:style w:type="paragraph" w:styleId="BodyText3">
     <w:name w:val="Body Text 3"/>
@@ -2299,6 +2435,7 @@
       <w:spacing w:after="120"/>
     </w:pPr>
     <w:rPr>
+      <w:rFonts w:ascii="Arial" w:hAnsi="Arial"/>
       <w:sz w:val="16"/>
       <w:szCs w:val="16"/>
     </w:rPr>
@@ -2310,6 +2447,7 @@
     <w:uiPriority w:val="99"/>
     <w:rsid w:val="00AA1D8D"/>
     <w:rPr>
+      <w:rFonts w:ascii="Arial" w:hAnsi="Arial"/>
       <w:sz w:val="16"/>
       <w:szCs w:val="16"/>
     </w:rPr>
@@ -2324,6 +2462,9 @@
       <w:ind w:left="360" w:hanging="360"/>
       <w:contextualSpacing/>
     </w:pPr>
+    <w:rPr>
+      <w:rFonts w:ascii="Arial" w:hAnsi="Arial"/>
+    </w:rPr>
   </w:style>
   <w:style w:type="paragraph" w:styleId="List2">
     <w:name w:val="List 2"/>
@@ -2335,6 +2476,9 @@
       <w:ind w:left="720" w:hanging="360"/>
       <w:contextualSpacing/>
     </w:pPr>
+    <w:rPr>
+      <w:rFonts w:ascii="Arial" w:hAnsi="Arial"/>
+    </w:rPr>
   </w:style>
   <w:style w:type="paragraph" w:styleId="List3">
     <w:name w:val="List 3"/>
@@ -2346,6 +2490,9 @@
       <w:ind w:left="1080" w:hanging="360"/>
       <w:contextualSpacing/>
     </w:pPr>
+    <w:rPr>
+      <w:rFonts w:ascii="Arial" w:hAnsi="Arial"/>
+    </w:rPr>
   </w:style>
   <w:style w:type="paragraph" w:styleId="ListBullet">
     <w:name w:val="List Bullet"/>
@@ -2359,6 +2506,9 @@
       </w:numPr>
       <w:contextualSpacing/>
     </w:pPr>
+    <w:rPr>
+      <w:rFonts w:ascii="Arial" w:hAnsi="Arial"/>
+    </w:rPr>
   </w:style>
   <w:style w:type="paragraph" w:styleId="ListBullet2">
     <w:name w:val="List Bullet 2"/>
@@ -2372,6 +2522,9 @@
       </w:numPr>
       <w:contextualSpacing/>
     </w:pPr>
+    <w:rPr>
+      <w:rFonts w:ascii="Arial" w:hAnsi="Arial"/>
+    </w:rPr>
   </w:style>
   <w:style w:type="paragraph" w:styleId="ListBullet3">
     <w:name w:val="List Bullet 3"/>
@@ -2385,6 +2538,9 @@
       </w:numPr>
       <w:contextualSpacing/>
     </w:pPr>
+    <w:rPr>
+      <w:rFonts w:ascii="Arial" w:hAnsi="Arial"/>
+    </w:rPr>
   </w:style>
   <w:style w:type="paragraph" w:styleId="ListNumber">
     <w:name w:val="List Number"/>
@@ -2398,6 +2554,9 @@
       </w:numPr>
       <w:contextualSpacing/>
     </w:pPr>
+    <w:rPr>
+      <w:rFonts w:ascii="Arial" w:hAnsi="Arial"/>
+    </w:rPr>
   </w:style>
   <w:style w:type="paragraph" w:styleId="ListNumber2">
     <w:name w:val="List Number 2"/>
@@ -2411,6 +2570,9 @@
       </w:numPr>
       <w:contextualSpacing/>
     </w:pPr>
+    <w:rPr>
+      <w:rFonts w:ascii="Arial" w:hAnsi="Arial"/>
+    </w:rPr>
   </w:style>
   <w:style w:type="paragraph" w:styleId="ListNumber3">
     <w:name w:val="List Number 3"/>
@@ -2424,6 +2586,9 @@
       </w:numPr>
       <w:contextualSpacing/>
     </w:pPr>
+    <w:rPr>
+      <w:rFonts w:ascii="Arial" w:hAnsi="Arial"/>
+    </w:rPr>
   </w:style>
   <w:style w:type="paragraph" w:styleId="ListContinue">
     <w:name w:val="List Continue"/>
@@ -2436,6 +2601,9 @@
       <w:ind w:left="360"/>
       <w:contextualSpacing/>
     </w:pPr>
+    <w:rPr>
+      <w:rFonts w:ascii="Arial" w:hAnsi="Arial"/>
+    </w:rPr>
   </w:style>
   <w:style w:type="paragraph" w:styleId="ListContinue2">
     <w:name w:val="List Continue 2"/>
@@ -2448,6 +2616,9 @@
       <w:ind w:left="720"/>
       <w:contextualSpacing/>
     </w:pPr>
+    <w:rPr>
+      <w:rFonts w:ascii="Arial" w:hAnsi="Arial"/>
+    </w:rPr>
   </w:style>
   <w:style w:type="paragraph" w:styleId="ListContinue3">
     <w:name w:val="List Continue 3"/>
@@ -2460,6 +2631,9 @@
       <w:ind w:left="1080"/>
       <w:contextualSpacing/>
     </w:pPr>
+    <w:rPr>
+      <w:rFonts w:ascii="Arial" w:hAnsi="Arial"/>
+    </w:rPr>
   </w:style>
   <w:style w:type="paragraph" w:styleId="MacroText">
     <w:name w:val="macro"/>
@@ -2479,7 +2653,7 @@
       </w:tabs>
     </w:pPr>
     <w:rPr>
-      <w:rFonts w:ascii="Courier" w:hAnsi="Courier"/>
+      <w:rFonts w:ascii="Arial" w:hAnsi="Arial"/>
       <w:sz w:val="20"/>
       <w:szCs w:val="20"/>
     </w:rPr>
@@ -2491,7 +2665,7 @@
     <w:uiPriority w:val="99"/>
     <w:rsid w:val="0029639D"/>
     <w:rPr>
-      <w:rFonts w:ascii="Courier" w:hAnsi="Courier"/>
+      <w:rFonts w:ascii="Arial" w:hAnsi="Arial"/>
       <w:sz w:val="20"/>
       <w:szCs w:val="20"/>
     </w:rPr>
@@ -2505,6 +2679,7 @@
     <w:qFormat/>
     <w:rsid w:val="00FC693F"/>
     <w:rPr>
+      <w:rFonts w:ascii="Arial" w:hAnsi="Arial"/>
       <w:i/>
       <w:iCs/>
       <w:color w:val="000000" w:themeColor="text1"/>
@@ -2517,6 +2692,7 @@
     <w:uiPriority w:val="29"/>
     <w:rsid w:val="00FC693F"/>
     <w:rPr>
+      <w:rFonts w:ascii="Arial" w:hAnsi="Arial"/>
       <w:i/>
       <w:iCs/>
       <w:color w:val="000000" w:themeColor="text1"/>
@@ -2530,7 +2706,7 @@
     <w:semiHidden/>
     <w:rsid w:val="00FC693F"/>
     <w:rPr>
-      <w:rFonts w:asciiTheme="majorHAnsi" w:eastAsiaTheme="majorEastAsia" w:hAnsiTheme="majorHAnsi" w:cstheme="majorBidi"/>
+      <w:rFonts w:asciiTheme="majorHAnsi" w:eastAsiaTheme="majorEastAsia" w:hAnsiTheme="majorHAnsi" w:cstheme="majorBidi" w:ascii="Arial" w:hAnsi="Arial"/>
       <w:b/>
       <w:bCs/>
       <w:i/>
@@ -2546,7 +2722,7 @@
     <w:semiHidden/>
     <w:rsid w:val="00FC693F"/>
     <w:rPr>
-      <w:rFonts w:asciiTheme="majorHAnsi" w:eastAsiaTheme="majorEastAsia" w:hAnsiTheme="majorHAnsi" w:cstheme="majorBidi"/>
+      <w:rFonts w:asciiTheme="majorHAnsi" w:eastAsiaTheme="majorEastAsia" w:hAnsiTheme="majorHAnsi" w:cstheme="majorBidi" w:ascii="Arial" w:hAnsi="Arial"/>
       <w:color w:val="243F60" w:themeColor="accent1" w:themeShade="7F"/>
     </w:rPr>
   </w:style>
@@ -2558,7 +2734,7 @@
     <w:semiHidden/>
     <w:rsid w:val="00FC693F"/>
     <w:rPr>
-      <w:rFonts w:asciiTheme="majorHAnsi" w:eastAsiaTheme="majorEastAsia" w:hAnsiTheme="majorHAnsi" w:cstheme="majorBidi"/>
+      <w:rFonts w:asciiTheme="majorHAnsi" w:eastAsiaTheme="majorEastAsia" w:hAnsiTheme="majorHAnsi" w:cstheme="majorBidi" w:ascii="Arial" w:hAnsi="Arial"/>
       <w:i/>
       <w:iCs/>
       <w:color w:val="243F60" w:themeColor="accent1" w:themeShade="7F"/>
@@ -2572,7 +2748,7 @@
     <w:semiHidden/>
     <w:rsid w:val="00FC693F"/>
     <w:rPr>
-      <w:rFonts w:asciiTheme="majorHAnsi" w:eastAsiaTheme="majorEastAsia" w:hAnsiTheme="majorHAnsi" w:cstheme="majorBidi"/>
+      <w:rFonts w:asciiTheme="majorHAnsi" w:eastAsiaTheme="majorEastAsia" w:hAnsiTheme="majorHAnsi" w:cstheme="majorBidi" w:ascii="Arial" w:hAnsi="Arial"/>
       <w:i/>
       <w:iCs/>
       <w:color w:val="404040" w:themeColor="text1" w:themeTint="BF"/>
@@ -2586,7 +2762,7 @@
     <w:semiHidden/>
     <w:rsid w:val="00FC693F"/>
     <w:rPr>
-      <w:rFonts w:asciiTheme="majorHAnsi" w:eastAsiaTheme="majorEastAsia" w:hAnsiTheme="majorHAnsi" w:cstheme="majorBidi"/>
+      <w:rFonts w:asciiTheme="majorHAnsi" w:eastAsiaTheme="majorEastAsia" w:hAnsiTheme="majorHAnsi" w:cstheme="majorBidi" w:ascii="Arial" w:hAnsi="Arial"/>
       <w:color w:val="4F81BD" w:themeColor="accent1"/>
       <w:sz w:val="20"/>
       <w:szCs w:val="20"/>
@@ -2600,7 +2776,7 @@
     <w:semiHidden/>
     <w:rsid w:val="00FC693F"/>
     <w:rPr>
-      <w:rFonts w:asciiTheme="majorHAnsi" w:eastAsiaTheme="majorEastAsia" w:hAnsiTheme="majorHAnsi" w:cstheme="majorBidi"/>
+      <w:rFonts w:asciiTheme="majorHAnsi" w:eastAsiaTheme="majorEastAsia" w:hAnsiTheme="majorHAnsi" w:cstheme="majorBidi" w:ascii="Arial" w:hAnsi="Arial"/>
       <w:i/>
       <w:iCs/>
       <w:color w:val="404040" w:themeColor="text1" w:themeTint="BF"/>
@@ -2621,6 +2797,7 @@
       <w:spacing w:line="240" w:lineRule="auto"/>
     </w:pPr>
     <w:rPr>
+      <w:rFonts w:ascii="Arial" w:hAnsi="Arial"/>
       <w:b/>
       <w:bCs/>
       <w:color w:val="4F81BD" w:themeColor="accent1"/>
@@ -2635,6 +2812,7 @@
     <w:qFormat/>
     <w:rsid w:val="00FC693F"/>
     <w:rPr>
+      <w:rFonts w:ascii="Arial" w:hAnsi="Arial"/>
       <w:b/>
       <w:bCs/>
     </w:rPr>
@@ -2646,6 +2824,7 @@
     <w:qFormat/>
     <w:rsid w:val="00FC693F"/>
     <w:rPr>
+      <w:rFonts w:ascii="Arial" w:hAnsi="Arial"/>
       <w:i/>
       <w:iCs/>
     </w:rPr>
@@ -2666,6 +2845,7 @@
       <w:ind w:left="936" w:right="936"/>
     </w:pPr>
     <w:rPr>
+      <w:rFonts w:ascii="Arial" w:hAnsi="Arial"/>
       <w:b/>
       <w:bCs/>
       <w:i/>
@@ -2680,6 +2860,7 @@
     <w:uiPriority w:val="30"/>
     <w:rsid w:val="00FC693F"/>
     <w:rPr>
+      <w:rFonts w:ascii="Arial" w:hAnsi="Arial"/>
       <w:b/>
       <w:bCs/>
       <w:i/>
@@ -2694,6 +2875,7 @@
     <w:qFormat/>
     <w:rsid w:val="00FC693F"/>
     <w:rPr>
+      <w:rFonts w:ascii="Arial" w:hAnsi="Arial"/>
       <w:i/>
       <w:iCs/>
       <w:color w:val="808080" w:themeColor="text1" w:themeTint="7F"/>
@@ -2706,6 +2888,7 @@
     <w:qFormat/>
     <w:rsid w:val="00FC693F"/>
     <w:rPr>
+      <w:rFonts w:ascii="Arial" w:hAnsi="Arial"/>
       <w:b/>
       <w:bCs/>
       <w:i/>
@@ -2720,6 +2903,7 @@
     <w:qFormat/>
     <w:rsid w:val="00FC693F"/>
     <w:rPr>
+      <w:rFonts w:ascii="Arial" w:hAnsi="Arial"/>
       <w:smallCaps/>
       <w:color w:val="C0504D" w:themeColor="accent2"/>
       <w:u w:val="single"/>
@@ -2732,6 +2916,7 @@
     <w:qFormat/>
     <w:rsid w:val="00FC693F"/>
     <w:rPr>
+      <w:rFonts w:ascii="Arial" w:hAnsi="Arial"/>
       <w:b/>
       <w:bCs/>
       <w:smallCaps/>
@@ -2747,6 +2932,7 @@
     <w:qFormat/>
     <w:rsid w:val="00FC693F"/>
     <w:rPr>
+      <w:rFonts w:ascii="Arial" w:hAnsi="Arial"/>
       <w:b/>
       <w:bCs/>
       <w:smallCaps/>
@@ -2765,6 +2951,9 @@
     <w:pPr>
       <w:outlineLvl w:val="9"/>
     </w:pPr>
+    <w:rPr>
+      <w:rFonts w:ascii="Arial" w:hAnsi="Arial"/>
+    </w:rPr>
   </w:style>
   <w:style w:type="table" w:styleId="TableGrid">
     <w:name w:val="Table Grid"/>
@@ -2774,6 +2963,9 @@
     <w:pPr>
       <w:spacing w:after="0" w:line="240" w:lineRule="auto"/>
     </w:pPr>
+    <w:rPr>
+      <w:rFonts w:ascii="Arial" w:hAnsi="Arial"/>
+    </w:rPr>
     <w:tblPr>
       <w:tblInd w:w="0" w:type="dxa"/>
       <w:tblBorders>
@@ -2801,6 +2993,7 @@
       <w:spacing w:after="0" w:line="240" w:lineRule="auto"/>
     </w:pPr>
     <w:rPr>
+      <w:rFonts w:ascii="Arial" w:hAnsi="Arial"/>
       <w:color w:val="000000" w:themeColor="text1" w:themeShade="BF"/>
     </w:rPr>
     <w:tblPr>
@@ -2904,6 +3097,7 @@
       <w:spacing w:after="0" w:line="240" w:lineRule="auto"/>
     </w:pPr>
     <w:rPr>
+      <w:rFonts w:ascii="Arial" w:hAnsi="Arial"/>
       <w:color w:val="365F91" w:themeColor="accent1" w:themeShade="BF"/>
     </w:rPr>
     <w:tblPr>
@@ -3007,6 +3201,7 @@
       <w:spacing w:after="0" w:line="240" w:lineRule="auto"/>
     </w:pPr>
     <w:rPr>
+      <w:rFonts w:ascii="Arial" w:hAnsi="Arial"/>
       <w:color w:val="943634" w:themeColor="accent2" w:themeShade="BF"/>
     </w:rPr>
     <w:tblPr>
@@ -3110,6 +3305,7 @@
       <w:spacing w:after="0" w:line="240" w:lineRule="auto"/>
     </w:pPr>
     <w:rPr>
+      <w:rFonts w:ascii="Arial" w:hAnsi="Arial"/>
       <w:color w:val="76923C" w:themeColor="accent3" w:themeShade="BF"/>
     </w:rPr>
     <w:tblPr>
@@ -3213,6 +3409,7 @@
       <w:spacing w:after="0" w:line="240" w:lineRule="auto"/>
     </w:pPr>
     <w:rPr>
+      <w:rFonts w:ascii="Arial" w:hAnsi="Arial"/>
       <w:color w:val="5F497A" w:themeColor="accent4" w:themeShade="BF"/>
     </w:rPr>
     <w:tblPr>
@@ -3316,6 +3513,7 @@
       <w:spacing w:after="0" w:line="240" w:lineRule="auto"/>
     </w:pPr>
     <w:rPr>
+      <w:rFonts w:ascii="Arial" w:hAnsi="Arial"/>
       <w:color w:val="31849B" w:themeColor="accent5" w:themeShade="BF"/>
     </w:rPr>
     <w:tblPr>
@@ -3419,6 +3617,7 @@
       <w:spacing w:after="0" w:line="240" w:lineRule="auto"/>
     </w:pPr>
     <w:rPr>
+      <w:rFonts w:ascii="Arial" w:hAnsi="Arial"/>
       <w:color w:val="E36C0A" w:themeColor="accent6" w:themeShade="BF"/>
     </w:rPr>
     <w:tblPr>
@@ -3521,6 +3720,9 @@
     <w:pPr>
       <w:spacing w:after="0" w:line="240" w:lineRule="auto"/>
     </w:pPr>
+    <w:rPr>
+      <w:rFonts w:ascii="Arial" w:hAnsi="Arial"/>
+    </w:rPr>
     <w:tblPr>
       <w:tblStyleRowBandSize w:val="1"/>
       <w:tblStyleColBandSize w:val="1"/>
@@ -3613,6 +3815,9 @@
     <w:pPr>
       <w:spacing w:after="0" w:line="240" w:lineRule="auto"/>
     </w:pPr>
+    <w:rPr>
+      <w:rFonts w:ascii="Arial" w:hAnsi="Arial"/>
+    </w:rPr>
     <w:tblPr>
       <w:tblStyleRowBandSize w:val="1"/>
       <w:tblStyleColBandSize w:val="1"/>
@@ -3705,6 +3910,9 @@
     <w:pPr>
       <w:spacing w:after="0" w:line="240" w:lineRule="auto"/>
     </w:pPr>
+    <w:rPr>
+      <w:rFonts w:ascii="Arial" w:hAnsi="Arial"/>
+    </w:rPr>
     <w:tblPr>
       <w:tblStyleRowBandSize w:val="1"/>
       <w:tblStyleColBandSize w:val="1"/>
@@ -3797,6 +4005,9 @@
     <w:pPr>
       <w:spacing w:after="0" w:line="240" w:lineRule="auto"/>
     </w:pPr>
+    <w:rPr>
+      <w:rFonts w:ascii="Arial" w:hAnsi="Arial"/>
+    </w:rPr>
     <w:tblPr>
       <w:tblStyleRowBandSize w:val="1"/>
       <w:tblStyleColBandSize w:val="1"/>
@@ -3889,6 +4100,9 @@
     <w:pPr>
       <w:spacing w:after="0" w:line="240" w:lineRule="auto"/>
     </w:pPr>
+    <w:rPr>
+      <w:rFonts w:ascii="Arial" w:hAnsi="Arial"/>
+    </w:rPr>
     <w:tblPr>
       <w:tblStyleRowBandSize w:val="1"/>
       <w:tblStyleColBandSize w:val="1"/>
@@ -3981,6 +4195,9 @@
     <w:pPr>
       <w:spacing w:after="0" w:line="240" w:lineRule="auto"/>
     </w:pPr>
+    <w:rPr>
+      <w:rFonts w:ascii="Arial" w:hAnsi="Arial"/>
+    </w:rPr>
     <w:tblPr>
       <w:tblStyleRowBandSize w:val="1"/>
       <w:tblStyleColBandSize w:val="1"/>
@@ -4073,6 +4290,9 @@
     <w:pPr>
       <w:spacing w:after="0" w:line="240" w:lineRule="auto"/>
     </w:pPr>
+    <w:rPr>
+      <w:rFonts w:ascii="Arial" w:hAnsi="Arial"/>
+    </w:rPr>
     <w:tblPr>
       <w:tblStyleRowBandSize w:val="1"/>
       <w:tblStyleColBandSize w:val="1"/>
@@ -4165,6 +4385,9 @@
     <w:pPr>
       <w:spacing w:after="0" w:line="240" w:lineRule="auto"/>
     </w:pPr>
+    <w:rPr>
+      <w:rFonts w:ascii="Arial" w:hAnsi="Arial"/>
+    </w:rPr>
     <w:tblPr>
       <w:tblStyleRowBandSize w:val="1"/>
       <w:tblStyleColBandSize w:val="1"/>
@@ -4295,6 +4518,9 @@
     <w:pPr>
       <w:spacing w:after="0" w:line="240" w:lineRule="auto"/>
     </w:pPr>
+    <w:rPr>
+      <w:rFonts w:ascii="Arial" w:hAnsi="Arial"/>
+    </w:rPr>
     <w:tblPr>
       <w:tblStyleRowBandSize w:val="1"/>
       <w:tblStyleColBandSize w:val="1"/>
@@ -4425,6 +4651,9 @@
     <w:pPr>
       <w:spacing w:after="0" w:line="240" w:lineRule="auto"/>
     </w:pPr>
+    <w:rPr>
+      <w:rFonts w:ascii="Arial" w:hAnsi="Arial"/>
+    </w:rPr>
     <w:tblPr>
       <w:tblStyleRowBandSize w:val="1"/>
       <w:tblStyleColBandSize w:val="1"/>
@@ -4555,6 +4784,9 @@
     <w:pPr>
       <w:spacing w:after="0" w:line="240" w:lineRule="auto"/>
     </w:pPr>
+    <w:rPr>
+      <w:rFonts w:ascii="Arial" w:hAnsi="Arial"/>
+    </w:rPr>
     <w:tblPr>
       <w:tblStyleRowBandSize w:val="1"/>
       <w:tblStyleColBandSize w:val="1"/>
@@ -4685,6 +4917,9 @@
     <w:pPr>
       <w:spacing w:after="0" w:line="240" w:lineRule="auto"/>
     </w:pPr>
+    <w:rPr>
+      <w:rFonts w:ascii="Arial" w:hAnsi="Arial"/>
+    </w:rPr>
     <w:tblPr>
       <w:tblStyleRowBandSize w:val="1"/>
       <w:tblStyleColBandSize w:val="1"/>
@@ -4815,6 +5050,9 @@
     <w:pPr>
       <w:spacing w:after="0" w:line="240" w:lineRule="auto"/>
     </w:pPr>
+    <w:rPr>
+      <w:rFonts w:ascii="Arial" w:hAnsi="Arial"/>
+    </w:rPr>
     <w:tblPr>
       <w:tblStyleRowBandSize w:val="1"/>
       <w:tblStyleColBandSize w:val="1"/>
@@ -4945,6 +5183,9 @@
     <w:pPr>
       <w:spacing w:after="0" w:line="240" w:lineRule="auto"/>
     </w:pPr>
+    <w:rPr>
+      <w:rFonts w:ascii="Arial" w:hAnsi="Arial"/>
+    </w:rPr>
     <w:tblPr>
       <w:tblStyleRowBandSize w:val="1"/>
       <w:tblStyleColBandSize w:val="1"/>
@@ -5075,6 +5316,9 @@
     <w:pPr>
       <w:spacing w:after="0" w:line="240" w:lineRule="auto"/>
     </w:pPr>
+    <w:rPr>
+      <w:rFonts w:ascii="Arial" w:hAnsi="Arial"/>
+    </w:rPr>
     <w:tblPr>
       <w:tblStyleRowBandSize w:val="1"/>
       <w:tblStyleColBandSize w:val="1"/>
@@ -5181,6 +5425,9 @@
     <w:pPr>
       <w:spacing w:after="0" w:line="240" w:lineRule="auto"/>
     </w:pPr>
+    <w:rPr>
+      <w:rFonts w:ascii="Arial" w:hAnsi="Arial"/>
+    </w:rPr>
     <w:tblPr>
       <w:tblStyleRowBandSize w:val="1"/>
       <w:tblStyleColBandSize w:val="1"/>
@@ -5287,6 +5534,9 @@
     <w:pPr>
       <w:spacing w:after="0" w:line="240" w:lineRule="auto"/>
     </w:pPr>
+    <w:rPr>
+      <w:rFonts w:ascii="Arial" w:hAnsi="Arial"/>
+    </w:rPr>
     <w:tblPr>
       <w:tblStyleRowBandSize w:val="1"/>
       <w:tblStyleColBandSize w:val="1"/>
@@ -5393,6 +5643,9 @@
     <w:pPr>
       <w:spacing w:after="0" w:line="240" w:lineRule="auto"/>
     </w:pPr>
+    <w:rPr>
+      <w:rFonts w:ascii="Arial" w:hAnsi="Arial"/>
+    </w:rPr>
     <w:tblPr>
       <w:tblStyleRowBandSize w:val="1"/>
       <w:tblStyleColBandSize w:val="1"/>
@@ -5499,6 +5752,9 @@
     <w:pPr>
       <w:spacing w:after="0" w:line="240" w:lineRule="auto"/>
     </w:pPr>
+    <w:rPr>
+      <w:rFonts w:ascii="Arial" w:hAnsi="Arial"/>
+    </w:rPr>
     <w:tblPr>
       <w:tblStyleRowBandSize w:val="1"/>
       <w:tblStyleColBandSize w:val="1"/>
@@ -5605,6 +5861,9 @@
     <w:pPr>
       <w:spacing w:after="0" w:line="240" w:lineRule="auto"/>
     </w:pPr>
+    <w:rPr>
+      <w:rFonts w:ascii="Arial" w:hAnsi="Arial"/>
+    </w:rPr>
     <w:tblPr>
       <w:tblStyleRowBandSize w:val="1"/>
       <w:tblStyleColBandSize w:val="1"/>
@@ -5711,6 +5970,9 @@
     <w:pPr>
       <w:spacing w:after="0" w:line="240" w:lineRule="auto"/>
     </w:pPr>
+    <w:rPr>
+      <w:rFonts w:ascii="Arial" w:hAnsi="Arial"/>
+    </w:rPr>
     <w:tblPr>
       <w:tblStyleRowBandSize w:val="1"/>
       <w:tblStyleColBandSize w:val="1"/>
@@ -5817,6 +6079,9 @@
     <w:pPr>
       <w:spacing w:after="0" w:line="240" w:lineRule="auto"/>
     </w:pPr>
+    <w:rPr>
+      <w:rFonts w:ascii="Arial" w:hAnsi="Arial"/>
+    </w:rPr>
     <w:tblPr>
       <w:tblStyleRowBandSize w:val="1"/>
       <w:tblStyleColBandSize w:val="1"/>
@@ -5966,6 +6231,9 @@
     <w:pPr>
       <w:spacing w:after="0" w:line="240" w:lineRule="auto"/>
     </w:pPr>
+    <w:rPr>
+      <w:rFonts w:ascii="Arial" w:hAnsi="Arial"/>
+    </w:rPr>
     <w:tblPr>
       <w:tblStyleRowBandSize w:val="1"/>
       <w:tblStyleColBandSize w:val="1"/>
@@ -6115,6 +6383,9 @@
     <w:pPr>
       <w:spacing w:after="0" w:line="240" w:lineRule="auto"/>
     </w:pPr>
+    <w:rPr>
+      <w:rFonts w:ascii="Arial" w:hAnsi="Arial"/>
+    </w:rPr>
     <w:tblPr>
       <w:tblStyleRowBandSize w:val="1"/>
       <w:tblStyleColBandSize w:val="1"/>
@@ -6264,6 +6535,9 @@
     <w:pPr>
       <w:spacing w:after="0" w:line="240" w:lineRule="auto"/>
     </w:pPr>
+    <w:rPr>
+      <w:rFonts w:ascii="Arial" w:hAnsi="Arial"/>
+    </w:rPr>
     <w:tblPr>
       <w:tblStyleRowBandSize w:val="1"/>
       <w:tblStyleColBandSize w:val="1"/>
@@ -6413,6 +6687,9 @@
     <w:pPr>
       <w:spacing w:after="0" w:line="240" w:lineRule="auto"/>
     </w:pPr>
+    <w:rPr>
+      <w:rFonts w:ascii="Arial" w:hAnsi="Arial"/>
+    </w:rPr>
     <w:tblPr>
       <w:tblStyleRowBandSize w:val="1"/>
       <w:tblStyleColBandSize w:val="1"/>
@@ -6562,6 +6839,9 @@
     <w:pPr>
       <w:spacing w:after="0" w:line="240" w:lineRule="auto"/>
     </w:pPr>
+    <w:rPr>
+      <w:rFonts w:ascii="Arial" w:hAnsi="Arial"/>
+    </w:rPr>
     <w:tblPr>
       <w:tblStyleRowBandSize w:val="1"/>
       <w:tblStyleColBandSize w:val="1"/>
@@ -6711,6 +6991,9 @@
     <w:pPr>
       <w:spacing w:after="0" w:line="240" w:lineRule="auto"/>
     </w:pPr>
+    <w:rPr>
+      <w:rFonts w:ascii="Arial" w:hAnsi="Arial"/>
+    </w:rPr>
     <w:tblPr>
       <w:tblStyleRowBandSize w:val="1"/>
       <w:tblStyleColBandSize w:val="1"/>
@@ -6861,6 +7144,7 @@
       <w:spacing w:after="0" w:line="240" w:lineRule="auto"/>
     </w:pPr>
     <w:rPr>
+      <w:rFonts w:ascii="Arial" w:hAnsi="Arial"/>
       <w:color w:val="000000" w:themeColor="text1"/>
     </w:rPr>
     <w:tblPr>
@@ -6945,6 +7229,7 @@
       <w:spacing w:after="0" w:line="240" w:lineRule="auto"/>
     </w:pPr>
     <w:rPr>
+      <w:rFonts w:ascii="Arial" w:hAnsi="Arial"/>
       <w:color w:val="000000" w:themeColor="text1"/>
     </w:rPr>
     <w:tblPr>
@@ -7029,6 +7314,7 @@
       <w:spacing w:after="0" w:line="240" w:lineRule="auto"/>
     </w:pPr>
     <w:rPr>
+      <w:rFonts w:ascii="Arial" w:hAnsi="Arial"/>
       <w:color w:val="000000" w:themeColor="text1"/>
     </w:rPr>
     <w:tblPr>
@@ -7113,6 +7399,7 @@
       <w:spacing w:after="0" w:line="240" w:lineRule="auto"/>
     </w:pPr>
     <w:rPr>
+      <w:rFonts w:ascii="Arial" w:hAnsi="Arial"/>
       <w:color w:val="000000" w:themeColor="text1"/>
     </w:rPr>
     <w:tblPr>
@@ -7197,6 +7484,7 @@
       <w:spacing w:after="0" w:line="240" w:lineRule="auto"/>
     </w:pPr>
     <w:rPr>
+      <w:rFonts w:ascii="Arial" w:hAnsi="Arial"/>
       <w:color w:val="000000" w:themeColor="text1"/>
     </w:rPr>
     <w:tblPr>
@@ -7281,6 +7569,7 @@
       <w:spacing w:after="0" w:line="240" w:lineRule="auto"/>
     </w:pPr>
     <w:rPr>
+      <w:rFonts w:ascii="Arial" w:hAnsi="Arial"/>
       <w:color w:val="000000" w:themeColor="text1"/>
     </w:rPr>
     <w:tblPr>
@@ -7365,6 +7654,7 @@
       <w:spacing w:after="0" w:line="240" w:lineRule="auto"/>
     </w:pPr>
     <w:rPr>
+      <w:rFonts w:ascii="Arial" w:hAnsi="Arial"/>
       <w:color w:val="000000" w:themeColor="text1"/>
     </w:rPr>
     <w:tblPr>
@@ -7449,7 +7739,7 @@
       <w:spacing w:after="0" w:line="240" w:lineRule="auto"/>
     </w:pPr>
     <w:rPr>
-      <w:rFonts w:asciiTheme="majorHAnsi" w:eastAsiaTheme="majorEastAsia" w:hAnsiTheme="majorHAnsi" w:cstheme="majorBidi"/>
+      <w:rFonts w:asciiTheme="majorHAnsi" w:eastAsiaTheme="majorEastAsia" w:hAnsiTheme="majorHAnsi" w:cstheme="majorBidi" w:ascii="Arial" w:hAnsi="Arial"/>
       <w:color w:val="000000" w:themeColor="text1"/>
     </w:rPr>
     <w:tblPr>
@@ -7577,7 +7867,7 @@
       <w:spacing w:after="0" w:line="240" w:lineRule="auto"/>
     </w:pPr>
     <w:rPr>
-      <w:rFonts w:asciiTheme="majorHAnsi" w:eastAsiaTheme="majorEastAsia" w:hAnsiTheme="majorHAnsi" w:cstheme="majorBidi"/>
+      <w:rFonts w:asciiTheme="majorHAnsi" w:eastAsiaTheme="majorEastAsia" w:hAnsiTheme="majorHAnsi" w:cstheme="majorBidi" w:ascii="Arial" w:hAnsi="Arial"/>
       <w:color w:val="000000" w:themeColor="text1"/>
     </w:rPr>
     <w:tblPr>
@@ -7705,7 +7995,7 @@
       <w:spacing w:after="0" w:line="240" w:lineRule="auto"/>
     </w:pPr>
     <w:rPr>
-      <w:rFonts w:asciiTheme="majorHAnsi" w:eastAsiaTheme="majorEastAsia" w:hAnsiTheme="majorHAnsi" w:cstheme="majorBidi"/>
+      <w:rFonts w:asciiTheme="majorHAnsi" w:eastAsiaTheme="majorEastAsia" w:hAnsiTheme="majorHAnsi" w:cstheme="majorBidi" w:ascii="Arial" w:hAnsi="Arial"/>
       <w:color w:val="000000" w:themeColor="text1"/>
     </w:rPr>
     <w:tblPr>
@@ -7833,7 +8123,7 @@
       <w:spacing w:after="0" w:line="240" w:lineRule="auto"/>
     </w:pPr>
     <w:rPr>
-      <w:rFonts w:asciiTheme="majorHAnsi" w:eastAsiaTheme="majorEastAsia" w:hAnsiTheme="majorHAnsi" w:cstheme="majorBidi"/>
+      <w:rFonts w:asciiTheme="majorHAnsi" w:eastAsiaTheme="majorEastAsia" w:hAnsiTheme="majorHAnsi" w:cstheme="majorBidi" w:ascii="Arial" w:hAnsi="Arial"/>
       <w:color w:val="000000" w:themeColor="text1"/>
     </w:rPr>
     <w:tblPr>
@@ -7961,7 +8251,7 @@
       <w:spacing w:after="0" w:line="240" w:lineRule="auto"/>
     </w:pPr>
     <w:rPr>
-      <w:rFonts w:asciiTheme="majorHAnsi" w:eastAsiaTheme="majorEastAsia" w:hAnsiTheme="majorHAnsi" w:cstheme="majorBidi"/>
+      <w:rFonts w:asciiTheme="majorHAnsi" w:eastAsiaTheme="majorEastAsia" w:hAnsiTheme="majorHAnsi" w:cstheme="majorBidi" w:ascii="Arial" w:hAnsi="Arial"/>
       <w:color w:val="000000" w:themeColor="text1"/>
     </w:rPr>
     <w:tblPr>
@@ -8089,7 +8379,7 @@
       <w:spacing w:after="0" w:line="240" w:lineRule="auto"/>
     </w:pPr>
     <w:rPr>
-      <w:rFonts w:asciiTheme="majorHAnsi" w:eastAsiaTheme="majorEastAsia" w:hAnsiTheme="majorHAnsi" w:cstheme="majorBidi"/>
+      <w:rFonts w:asciiTheme="majorHAnsi" w:eastAsiaTheme="majorEastAsia" w:hAnsiTheme="majorHAnsi" w:cstheme="majorBidi" w:ascii="Arial" w:hAnsi="Arial"/>
       <w:color w:val="000000" w:themeColor="text1"/>
     </w:rPr>
     <w:tblPr>
@@ -8217,7 +8507,7 @@
       <w:spacing w:after="0" w:line="240" w:lineRule="auto"/>
     </w:pPr>
     <w:rPr>
-      <w:rFonts w:asciiTheme="majorHAnsi" w:eastAsiaTheme="majorEastAsia" w:hAnsiTheme="majorHAnsi" w:cstheme="majorBidi"/>
+      <w:rFonts w:asciiTheme="majorHAnsi" w:eastAsiaTheme="majorEastAsia" w:hAnsiTheme="majorHAnsi" w:cstheme="majorBidi" w:ascii="Arial" w:hAnsi="Arial"/>
       <w:color w:val="000000" w:themeColor="text1"/>
     </w:rPr>
     <w:tblPr>
@@ -8344,6 +8634,9 @@
     <w:pPr>
       <w:spacing w:after="0" w:line="240" w:lineRule="auto"/>
     </w:pPr>
+    <w:rPr>
+      <w:rFonts w:ascii="Arial" w:hAnsi="Arial"/>
+    </w:rPr>
     <w:tblPr>
       <w:tblStyleRowBandSize w:val="1"/>
       <w:tblStyleColBandSize w:val="1"/>
@@ -8417,6 +8710,9 @@
     <w:pPr>
       <w:spacing w:after="0" w:line="240" w:lineRule="auto"/>
     </w:pPr>
+    <w:rPr>
+      <w:rFonts w:ascii="Arial" w:hAnsi="Arial"/>
+    </w:rPr>
     <w:tblPr>
       <w:tblStyleRowBandSize w:val="1"/>
       <w:tblStyleColBandSize w:val="1"/>
@@ -8490,6 +8786,9 @@
     <w:pPr>
       <w:spacing w:after="0" w:line="240" w:lineRule="auto"/>
     </w:pPr>
+    <w:rPr>
+      <w:rFonts w:ascii="Arial" w:hAnsi="Arial"/>
+    </w:rPr>
     <w:tblPr>
       <w:tblStyleRowBandSize w:val="1"/>
       <w:tblStyleColBandSize w:val="1"/>
@@ -8563,6 +8862,9 @@
     <w:pPr>
       <w:spacing w:after="0" w:line="240" w:lineRule="auto"/>
     </w:pPr>
+    <w:rPr>
+      <w:rFonts w:ascii="Arial" w:hAnsi="Arial"/>
+    </w:rPr>
     <w:tblPr>
       <w:tblStyleRowBandSize w:val="1"/>
       <w:tblStyleColBandSize w:val="1"/>
@@ -8636,6 +8938,9 @@
     <w:pPr>
       <w:spacing w:after="0" w:line="240" w:lineRule="auto"/>
     </w:pPr>
+    <w:rPr>
+      <w:rFonts w:ascii="Arial" w:hAnsi="Arial"/>
+    </w:rPr>
     <w:tblPr>
       <w:tblStyleRowBandSize w:val="1"/>
       <w:tblStyleColBandSize w:val="1"/>
@@ -8709,6 +9014,9 @@
     <w:pPr>
       <w:spacing w:after="0" w:line="240" w:lineRule="auto"/>
     </w:pPr>
+    <w:rPr>
+      <w:rFonts w:ascii="Arial" w:hAnsi="Arial"/>
+    </w:rPr>
     <w:tblPr>
       <w:tblStyleRowBandSize w:val="1"/>
       <w:tblStyleColBandSize w:val="1"/>
@@ -8782,6 +9090,9 @@
     <w:pPr>
       <w:spacing w:after="0" w:line="240" w:lineRule="auto"/>
     </w:pPr>
+    <w:rPr>
+      <w:rFonts w:ascii="Arial" w:hAnsi="Arial"/>
+    </w:rPr>
     <w:tblPr>
       <w:tblStyleRowBandSize w:val="1"/>
       <w:tblStyleColBandSize w:val="1"/>
@@ -8856,7 +9167,7 @@
       <w:spacing w:after="0" w:line="240" w:lineRule="auto"/>
     </w:pPr>
     <w:rPr>
-      <w:rFonts w:asciiTheme="majorHAnsi" w:eastAsiaTheme="majorEastAsia" w:hAnsiTheme="majorHAnsi" w:cstheme="majorBidi"/>
+      <w:rFonts w:asciiTheme="majorHAnsi" w:eastAsiaTheme="majorEastAsia" w:hAnsiTheme="majorHAnsi" w:cstheme="majorBidi" w:ascii="Arial" w:hAnsi="Arial"/>
       <w:color w:val="000000" w:themeColor="text1"/>
     </w:rPr>
     <w:tblPr>
@@ -8981,7 +9292,7 @@
       <w:spacing w:after="0" w:line="240" w:lineRule="auto"/>
     </w:pPr>
     <w:rPr>
-      <w:rFonts w:asciiTheme="majorHAnsi" w:eastAsiaTheme="majorEastAsia" w:hAnsiTheme="majorHAnsi" w:cstheme="majorBidi"/>
+      <w:rFonts w:asciiTheme="majorHAnsi" w:eastAsiaTheme="majorEastAsia" w:hAnsiTheme="majorHAnsi" w:cstheme="majorBidi" w:ascii="Arial" w:hAnsi="Arial"/>
       <w:color w:val="000000" w:themeColor="text1"/>
     </w:rPr>
     <w:tblPr>
@@ -9106,7 +9417,7 @@
       <w:spacing w:after="0" w:line="240" w:lineRule="auto"/>
     </w:pPr>
     <w:rPr>
-      <w:rFonts w:asciiTheme="majorHAnsi" w:eastAsiaTheme="majorEastAsia" w:hAnsiTheme="majorHAnsi" w:cstheme="majorBidi"/>
+      <w:rFonts w:asciiTheme="majorHAnsi" w:eastAsiaTheme="majorEastAsia" w:hAnsiTheme="majorHAnsi" w:cstheme="majorBidi" w:ascii="Arial" w:hAnsi="Arial"/>
       <w:color w:val="000000" w:themeColor="text1"/>
     </w:rPr>
     <w:tblPr>
@@ -9231,7 +9542,7 @@
       <w:spacing w:after="0" w:line="240" w:lineRule="auto"/>
     </w:pPr>
     <w:rPr>
-      <w:rFonts w:asciiTheme="majorHAnsi" w:eastAsiaTheme="majorEastAsia" w:hAnsiTheme="majorHAnsi" w:cstheme="majorBidi"/>
+      <w:rFonts w:asciiTheme="majorHAnsi" w:eastAsiaTheme="majorEastAsia" w:hAnsiTheme="majorHAnsi" w:cstheme="majorBidi" w:ascii="Arial" w:hAnsi="Arial"/>
       <w:color w:val="000000" w:themeColor="text1"/>
     </w:rPr>
     <w:tblPr>
@@ -9356,7 +9667,7 @@
       <w:spacing w:after="0" w:line="240" w:lineRule="auto"/>
     </w:pPr>
     <w:rPr>
-      <w:rFonts w:asciiTheme="majorHAnsi" w:eastAsiaTheme="majorEastAsia" w:hAnsiTheme="majorHAnsi" w:cstheme="majorBidi"/>
+      <w:rFonts w:asciiTheme="majorHAnsi" w:eastAsiaTheme="majorEastAsia" w:hAnsiTheme="majorHAnsi" w:cstheme="majorBidi" w:ascii="Arial" w:hAnsi="Arial"/>
       <w:color w:val="000000" w:themeColor="text1"/>
     </w:rPr>
     <w:tblPr>
@@ -9481,7 +9792,7 @@
       <w:spacing w:after="0" w:line="240" w:lineRule="auto"/>
     </w:pPr>
     <w:rPr>
-      <w:rFonts w:asciiTheme="majorHAnsi" w:eastAsiaTheme="majorEastAsia" w:hAnsiTheme="majorHAnsi" w:cstheme="majorBidi"/>
+      <w:rFonts w:asciiTheme="majorHAnsi" w:eastAsiaTheme="majorEastAsia" w:hAnsiTheme="majorHAnsi" w:cstheme="majorBidi" w:ascii="Arial" w:hAnsi="Arial"/>
       <w:color w:val="000000" w:themeColor="text1"/>
     </w:rPr>
     <w:tblPr>
@@ -9606,7 +9917,7 @@
       <w:spacing w:after="0" w:line="240" w:lineRule="auto"/>
     </w:pPr>
     <w:rPr>
-      <w:rFonts w:asciiTheme="majorHAnsi" w:eastAsiaTheme="majorEastAsia" w:hAnsiTheme="majorHAnsi" w:cstheme="majorBidi"/>
+      <w:rFonts w:asciiTheme="majorHAnsi" w:eastAsiaTheme="majorEastAsia" w:hAnsiTheme="majorHAnsi" w:cstheme="majorBidi" w:ascii="Arial" w:hAnsi="Arial"/>
       <w:color w:val="000000" w:themeColor="text1"/>
     </w:rPr>
     <w:tblPr>
@@ -9730,6 +10041,9 @@
     <w:pPr>
       <w:spacing w:after="0" w:line="240" w:lineRule="auto"/>
     </w:pPr>
+    <w:rPr>
+      <w:rFonts w:ascii="Arial" w:hAnsi="Arial"/>
+    </w:rPr>
     <w:tblPr>
       <w:tblStyleRowBandSize w:val="1"/>
       <w:tblStyleColBandSize w:val="1"/>
@@ -9871,6 +10185,9 @@
     <w:pPr>
       <w:spacing w:after="0" w:line="240" w:lineRule="auto"/>
     </w:pPr>
+    <w:rPr>
+      <w:rFonts w:ascii="Arial" w:hAnsi="Arial"/>
+    </w:rPr>
     <w:tblPr>
       <w:tblStyleRowBandSize w:val="1"/>
       <w:tblStyleColBandSize w:val="1"/>
@@ -10012,6 +10329,9 @@
     <w:pPr>
       <w:spacing w:after="0" w:line="240" w:lineRule="auto"/>
     </w:pPr>
+    <w:rPr>
+      <w:rFonts w:ascii="Arial" w:hAnsi="Arial"/>
+    </w:rPr>
     <w:tblPr>
       <w:tblStyleRowBandSize w:val="1"/>
       <w:tblStyleColBandSize w:val="1"/>
@@ -10153,6 +10473,9 @@
     <w:pPr>
       <w:spacing w:after="0" w:line="240" w:lineRule="auto"/>
     </w:pPr>
+    <w:rPr>
+      <w:rFonts w:ascii="Arial" w:hAnsi="Arial"/>
+    </w:rPr>
     <w:tblPr>
       <w:tblStyleRowBandSize w:val="1"/>
       <w:tblStyleColBandSize w:val="1"/>
@@ -10294,6 +10617,9 @@
     <w:pPr>
       <w:spacing w:after="0" w:line="240" w:lineRule="auto"/>
     </w:pPr>
+    <w:rPr>
+      <w:rFonts w:ascii="Arial" w:hAnsi="Arial"/>
+    </w:rPr>
     <w:tblPr>
       <w:tblStyleRowBandSize w:val="1"/>
       <w:tblStyleColBandSize w:val="1"/>
@@ -10435,6 +10761,9 @@
     <w:pPr>
       <w:spacing w:after="0" w:line="240" w:lineRule="auto"/>
     </w:pPr>
+    <w:rPr>
+      <w:rFonts w:ascii="Arial" w:hAnsi="Arial"/>
+    </w:rPr>
     <w:tblPr>
       <w:tblStyleRowBandSize w:val="1"/>
       <w:tblStyleColBandSize w:val="1"/>
@@ -10576,6 +10905,9 @@
     <w:pPr>
       <w:spacing w:after="0" w:line="240" w:lineRule="auto"/>
     </w:pPr>
+    <w:rPr>
+      <w:rFonts w:ascii="Arial" w:hAnsi="Arial"/>
+    </w:rPr>
     <w:tblPr>
       <w:tblStyleRowBandSize w:val="1"/>
       <w:tblStyleColBandSize w:val="1"/>
@@ -10718,6 +11050,7 @@
       <w:spacing w:after="0" w:line="240" w:lineRule="auto"/>
     </w:pPr>
     <w:rPr>
+      <w:rFonts w:ascii="Arial" w:hAnsi="Arial"/>
       <w:color w:val="FFFFFF" w:themeColor="background1"/>
     </w:rPr>
     <w:tblPr>
@@ -10832,6 +11165,7 @@
       <w:spacing w:after="0" w:line="240" w:lineRule="auto"/>
     </w:pPr>
     <w:rPr>
+      <w:rFonts w:ascii="Arial" w:hAnsi="Arial"/>
       <w:color w:val="FFFFFF" w:themeColor="background1"/>
     </w:rPr>
     <w:tblPr>
@@ -10946,6 +11280,7 @@
       <w:spacing w:after="0" w:line="240" w:lineRule="auto"/>
     </w:pPr>
     <w:rPr>
+      <w:rFonts w:ascii="Arial" w:hAnsi="Arial"/>
       <w:color w:val="FFFFFF" w:themeColor="background1"/>
     </w:rPr>
     <w:tblPr>
@@ -11060,6 +11395,7 @@
       <w:spacing w:after="0" w:line="240" w:lineRule="auto"/>
     </w:pPr>
     <w:rPr>
+      <w:rFonts w:ascii="Arial" w:hAnsi="Arial"/>
       <w:color w:val="FFFFFF" w:themeColor="background1"/>
     </w:rPr>
     <w:tblPr>
@@ -11174,6 +11510,7 @@
       <w:spacing w:after="0" w:line="240" w:lineRule="auto"/>
     </w:pPr>
     <w:rPr>
+      <w:rFonts w:ascii="Arial" w:hAnsi="Arial"/>
       <w:color w:val="FFFFFF" w:themeColor="background1"/>
     </w:rPr>
     <w:tblPr>
@@ -11288,6 +11625,7 @@
       <w:spacing w:after="0" w:line="240" w:lineRule="auto"/>
     </w:pPr>
     <w:rPr>
+      <w:rFonts w:ascii="Arial" w:hAnsi="Arial"/>
       <w:color w:val="FFFFFF" w:themeColor="background1"/>
     </w:rPr>
     <w:tblPr>
@@ -11402,6 +11740,7 @@
       <w:spacing w:after="0" w:line="240" w:lineRule="auto"/>
     </w:pPr>
     <w:rPr>
+      <w:rFonts w:ascii="Arial" w:hAnsi="Arial"/>
       <w:color w:val="FFFFFF" w:themeColor="background1"/>
     </w:rPr>
     <w:tblPr>
@@ -11516,6 +11855,7 @@
       <w:spacing w:after="0" w:line="240" w:lineRule="auto"/>
     </w:pPr>
     <w:rPr>
+      <w:rFonts w:ascii="Arial" w:hAnsi="Arial"/>
       <w:color w:val="000000" w:themeColor="text1"/>
     </w:rPr>
     <w:tblPr>
@@ -11638,6 +11978,7 @@
       <w:spacing w:after="0" w:line="240" w:lineRule="auto"/>
     </w:pPr>
     <w:rPr>
+      <w:rFonts w:ascii="Arial" w:hAnsi="Arial"/>
       <w:color w:val="000000" w:themeColor="text1"/>
     </w:rPr>
     <w:tblPr>
@@ -11760,6 +12101,7 @@
       <w:spacing w:after="0" w:line="240" w:lineRule="auto"/>
     </w:pPr>
     <w:rPr>
+      <w:rFonts w:ascii="Arial" w:hAnsi="Arial"/>
       <w:color w:val="000000" w:themeColor="text1"/>
     </w:rPr>
     <w:tblPr>
@@ -11882,6 +12224,7 @@
       <w:spacing w:after="0" w:line="240" w:lineRule="auto"/>
     </w:pPr>
     <w:rPr>
+      <w:rFonts w:ascii="Arial" w:hAnsi="Arial"/>
       <w:color w:val="000000" w:themeColor="text1"/>
     </w:rPr>
     <w:tblPr>
@@ -11994,6 +12337,7 @@
       <w:spacing w:after="0" w:line="240" w:lineRule="auto"/>
     </w:pPr>
     <w:rPr>
+      <w:rFonts w:ascii="Arial" w:hAnsi="Arial"/>
       <w:color w:val="000000" w:themeColor="text1"/>
     </w:rPr>
     <w:tblPr>
@@ -12116,6 +12460,7 @@
       <w:spacing w:after="0" w:line="240" w:lineRule="auto"/>
     </w:pPr>
     <w:rPr>
+      <w:rFonts w:ascii="Arial" w:hAnsi="Arial"/>
       <w:color w:val="000000" w:themeColor="text1"/>
     </w:rPr>
     <w:tblPr>
@@ -12238,6 +12583,7 @@
       <w:spacing w:after="0" w:line="240" w:lineRule="auto"/>
     </w:pPr>
     <w:rPr>
+      <w:rFonts w:ascii="Arial" w:hAnsi="Arial"/>
       <w:color w:val="000000" w:themeColor="text1"/>
     </w:rPr>
     <w:tblPr>
@@ -12360,6 +12706,7 @@
       <w:spacing w:after="0" w:line="240" w:lineRule="auto"/>
     </w:pPr>
     <w:rPr>
+      <w:rFonts w:ascii="Arial" w:hAnsi="Arial"/>
       <w:color w:val="000000" w:themeColor="text1"/>
     </w:rPr>
     <w:tblPr>
@@ -12446,6 +12793,7 @@
       <w:spacing w:after="0" w:line="240" w:lineRule="auto"/>
     </w:pPr>
     <w:rPr>
+      <w:rFonts w:ascii="Arial" w:hAnsi="Arial"/>
       <w:color w:val="000000" w:themeColor="text1"/>
     </w:rPr>
     <w:tblPr>
@@ -12532,6 +12880,7 @@
       <w:spacing w:after="0" w:line="240" w:lineRule="auto"/>
     </w:pPr>
     <w:rPr>
+      <w:rFonts w:ascii="Arial" w:hAnsi="Arial"/>
       <w:color w:val="000000" w:themeColor="text1"/>
     </w:rPr>
     <w:tblPr>
@@ -12618,6 +12967,7 @@
       <w:spacing w:after="0" w:line="240" w:lineRule="auto"/>
     </w:pPr>
     <w:rPr>
+      <w:rFonts w:ascii="Arial" w:hAnsi="Arial"/>
       <w:color w:val="000000" w:themeColor="text1"/>
     </w:rPr>
     <w:tblPr>
@@ -12704,6 +13054,7 @@
       <w:spacing w:after="0" w:line="240" w:lineRule="auto"/>
     </w:pPr>
     <w:rPr>
+      <w:rFonts w:ascii="Arial" w:hAnsi="Arial"/>
       <w:color w:val="000000" w:themeColor="text1"/>
     </w:rPr>
     <w:tblPr>
@@ -12790,6 +13141,7 @@
       <w:spacing w:after="0" w:line="240" w:lineRule="auto"/>
     </w:pPr>
     <w:rPr>
+      <w:rFonts w:ascii="Arial" w:hAnsi="Arial"/>
       <w:color w:val="000000" w:themeColor="text1"/>
     </w:rPr>
     <w:tblPr>
@@ -12876,6 +13228,7 @@
       <w:spacing w:after="0" w:line="240" w:lineRule="auto"/>
     </w:pPr>
     <w:rPr>
+      <w:rFonts w:ascii="Arial" w:hAnsi="Arial"/>
       <w:color w:val="000000" w:themeColor="text1"/>
     </w:rPr>
     <w:tblPr>
@@ -12962,6 +13315,7 @@
       <w:spacing w:after="0" w:line="240" w:lineRule="auto"/>
     </w:pPr>
     <w:rPr>
+      <w:rFonts w:ascii="Arial" w:hAnsi="Arial"/>
       <w:color w:val="000000" w:themeColor="text1"/>
     </w:rPr>
     <w:tblPr>
@@ -13042,6 +13396,7 @@
       <w:spacing w:after="0" w:line="240" w:lineRule="auto"/>
     </w:pPr>
     <w:rPr>
+      <w:rFonts w:ascii="Arial" w:hAnsi="Arial"/>
       <w:color w:val="000000" w:themeColor="text1"/>
     </w:rPr>
     <w:tblPr>
@@ -13122,6 +13477,7 @@
       <w:spacing w:after="0" w:line="240" w:lineRule="auto"/>
     </w:pPr>
     <w:rPr>
+      <w:rFonts w:ascii="Arial" w:hAnsi="Arial"/>
       <w:color w:val="000000" w:themeColor="text1"/>
     </w:rPr>
     <w:tblPr>
@@ -13202,6 +13558,7 @@
       <w:spacing w:after="0" w:line="240" w:lineRule="auto"/>
     </w:pPr>
     <w:rPr>
+      <w:rFonts w:ascii="Arial" w:hAnsi="Arial"/>
       <w:color w:val="000000" w:themeColor="text1"/>
     </w:rPr>
     <w:tblPr>
@@ -13282,6 +13639,7 @@
       <w:spacing w:after="0" w:line="240" w:lineRule="auto"/>
     </w:pPr>
     <w:rPr>
+      <w:rFonts w:ascii="Arial" w:hAnsi="Arial"/>
       <w:color w:val="000000" w:themeColor="text1"/>
     </w:rPr>
     <w:tblPr>
@@ -13362,6 +13720,7 @@
       <w:spacing w:after="0" w:line="240" w:lineRule="auto"/>
     </w:pPr>
     <w:rPr>
+      <w:rFonts w:ascii="Arial" w:hAnsi="Arial"/>
       <w:color w:val="000000" w:themeColor="text1"/>
     </w:rPr>
     <w:tblPr>
@@ -13442,6 +13801,7 @@
       <w:spacing w:after="0" w:line="240" w:lineRule="auto"/>
     </w:pPr>
     <w:rPr>
+      <w:rFonts w:ascii="Arial" w:hAnsi="Arial"/>
       <w:color w:val="000000" w:themeColor="text1"/>
     </w:rPr>
     <w:tblPr>
